--- a/DIAGRAMS/CAMS-Use-Case-Specifications.docx
+++ b/DIAGRAMS/CAMS-Use-Case-Specifications.docx
@@ -67,7 +67,7 @@
         <w:pStyle w:val="Heading1"/>
         <w:pageBreakBefore/>
       </w:pPr>
-      <w:bookmarkStart w:id="0" w:name="_Toc241751587"/>
+      <w:bookmarkStart w:id="0" w:name="_Toc241760969"/>
       <w:r>
         <w:lastRenderedPageBreak/>
         <w:t>About this document</w:t>
@@ -101,7 +101,7 @@
         <w:t>ADMIN AND TEACHER</w:t>
       </w:r>
       <w:r>
-        <w:t>. The use cases are joined to Admin, and Teacher points to Admin with a hollow triangle (generalization), so the teacher inherits them.</w:t>
+        <w:t>, with one actor named Admin / Teacher.</w:t>
       </w:r>
     </w:p>
     <w:p>
@@ -151,7 +151,7 @@
     <w:sdt>
       <w:sdtPr>
         <w:alias w:val="Contents"/>
-        <w:id w:val="621814121"/>
+        <w:id w:val="1601758230"/>
       </w:sdtPr>
       <w:sdtEndPr>
         <w:rPr>
@@ -183,7 +183,7 @@
           <w:r>
             <w:fldChar w:fldCharType="separate"/>
           </w:r>
-          <w:hyperlink w:anchor="_Toc241751587" w:history="1">
+          <w:hyperlink w:anchor="_Toc241760969" w:history="1">
             <w:r>
               <w:rPr>
                 <w:rStyle w:val="Hyperlink"/>
@@ -207,7 +207,7 @@
               <w:rPr>
                 <w:noProof/>
               </w:rPr>
-              <w:instrText xml:space="preserve"> PAGEREF _Toc241751587 \h </w:instrText>
+              <w:instrText xml:space="preserve"> PAGEREF _Toc241760969 \h </w:instrText>
             </w:r>
             <w:r>
               <w:rPr>
@@ -249,7 +249,7 @@
               <w14:ligatures w14:val="standardContextual"/>
             </w:rPr>
           </w:pPr>
-          <w:hyperlink w:anchor="_Toc241751588" w:history="1">
+          <w:hyperlink w:anchor="_Toc241760970" w:history="1">
             <w:r>
               <w:rPr>
                 <w:rStyle w:val="Hyperlink"/>
@@ -273,7 +273,7 @@
               <w:rPr>
                 <w:noProof/>
               </w:rPr>
-              <w:instrText xml:space="preserve"> PAGEREF _Toc241751588 \h </w:instrText>
+              <w:instrText xml:space="preserve"> PAGEREF _Toc241760970 \h </w:instrText>
             </w:r>
             <w:r>
               <w:rPr>
@@ -315,7 +315,7 @@
               <w14:ligatures w14:val="standardContextual"/>
             </w:rPr>
           </w:pPr>
-          <w:hyperlink w:anchor="_Toc241751589" w:history="1">
+          <w:hyperlink w:anchor="_Toc241760971" w:history="1">
             <w:r>
               <w:rPr>
                 <w:rStyle w:val="Hyperlink"/>
@@ -339,7 +339,7 @@
               <w:rPr>
                 <w:noProof/>
               </w:rPr>
-              <w:instrText xml:space="preserve"> PAGEREF _Toc241751589 \h </w:instrText>
+              <w:instrText xml:space="preserve"> PAGEREF _Toc241760971 \h </w:instrText>
             </w:r>
             <w:r>
               <w:rPr>
@@ -381,7 +381,7 @@
               <w14:ligatures w14:val="standardContextual"/>
             </w:rPr>
           </w:pPr>
-          <w:hyperlink w:anchor="_Toc241751590" w:history="1">
+          <w:hyperlink w:anchor="_Toc241760972" w:history="1">
             <w:r>
               <w:rPr>
                 <w:rStyle w:val="Hyperlink"/>
@@ -405,7 +405,7 @@
               <w:rPr>
                 <w:noProof/>
               </w:rPr>
-              <w:instrText xml:space="preserve"> PAGEREF _Toc241751590 \h </w:instrText>
+              <w:instrText xml:space="preserve"> PAGEREF _Toc241760972 \h </w:instrText>
             </w:r>
             <w:r>
               <w:rPr>
@@ -447,7 +447,7 @@
               <w14:ligatures w14:val="standardContextual"/>
             </w:rPr>
           </w:pPr>
-          <w:hyperlink w:anchor="_Toc241751591" w:history="1">
+          <w:hyperlink w:anchor="_Toc241760973" w:history="1">
             <w:r>
               <w:rPr>
                 <w:rStyle w:val="Hyperlink"/>
@@ -471,7 +471,7 @@
               <w:rPr>
                 <w:noProof/>
               </w:rPr>
-              <w:instrText xml:space="preserve"> PAGEREF _Toc241751591 \h </w:instrText>
+              <w:instrText xml:space="preserve"> PAGEREF _Toc241760973 \h </w:instrText>
             </w:r>
             <w:r>
               <w:rPr>
@@ -513,7 +513,7 @@
               <w14:ligatures w14:val="standardContextual"/>
             </w:rPr>
           </w:pPr>
-          <w:hyperlink w:anchor="_Toc241751592" w:history="1">
+          <w:hyperlink w:anchor="_Toc241760974" w:history="1">
             <w:r>
               <w:rPr>
                 <w:rStyle w:val="Hyperlink"/>
@@ -537,7 +537,7 @@
               <w:rPr>
                 <w:noProof/>
               </w:rPr>
-              <w:instrText xml:space="preserve"> PAGEREF _Toc241751592 \h </w:instrText>
+              <w:instrText xml:space="preserve"> PAGEREF _Toc241760974 \h </w:instrText>
             </w:r>
             <w:r>
               <w:rPr>
@@ -579,7 +579,7 @@
               <w14:ligatures w14:val="standardContextual"/>
             </w:rPr>
           </w:pPr>
-          <w:hyperlink w:anchor="_Toc241751593" w:history="1">
+          <w:hyperlink w:anchor="_Toc241760975" w:history="1">
             <w:r>
               <w:rPr>
                 <w:rStyle w:val="Hyperlink"/>
@@ -603,7 +603,7 @@
               <w:rPr>
                 <w:noProof/>
               </w:rPr>
-              <w:instrText xml:space="preserve"> PAGEREF _Toc241751593 \h </w:instrText>
+              <w:instrText xml:space="preserve"> PAGEREF _Toc241760975 \h </w:instrText>
             </w:r>
             <w:r>
               <w:rPr>
@@ -645,7 +645,7 @@
               <w14:ligatures w14:val="standardContextual"/>
             </w:rPr>
           </w:pPr>
-          <w:hyperlink w:anchor="_Toc241751594" w:history="1">
+          <w:hyperlink w:anchor="_Toc241760976" w:history="1">
             <w:r>
               <w:rPr>
                 <w:rStyle w:val="Hyperlink"/>
@@ -669,7 +669,7 @@
               <w:rPr>
                 <w:noProof/>
               </w:rPr>
-              <w:instrText xml:space="preserve"> PAGEREF _Toc241751594 \h </w:instrText>
+              <w:instrText xml:space="preserve"> PAGEREF _Toc241760976 \h </w:instrText>
             </w:r>
             <w:r>
               <w:rPr>
@@ -711,7 +711,7 @@
               <w14:ligatures w14:val="standardContextual"/>
             </w:rPr>
           </w:pPr>
-          <w:hyperlink w:anchor="_Toc241751595" w:history="1">
+          <w:hyperlink w:anchor="_Toc241760977" w:history="1">
             <w:r>
               <w:rPr>
                 <w:rStyle w:val="Hyperlink"/>
@@ -735,7 +735,7 @@
               <w:rPr>
                 <w:noProof/>
               </w:rPr>
-              <w:instrText xml:space="preserve"> PAGEREF _Toc241751595 \h </w:instrText>
+              <w:instrText xml:space="preserve"> PAGEREF _Toc241760977 \h </w:instrText>
             </w:r>
             <w:r>
               <w:rPr>
@@ -777,7 +777,7 @@
               <w14:ligatures w14:val="standardContextual"/>
             </w:rPr>
           </w:pPr>
-          <w:hyperlink w:anchor="_Toc241751596" w:history="1">
+          <w:hyperlink w:anchor="_Toc241760978" w:history="1">
             <w:r>
               <w:rPr>
                 <w:rStyle w:val="Hyperlink"/>
@@ -801,7 +801,7 @@
               <w:rPr>
                 <w:noProof/>
               </w:rPr>
-              <w:instrText xml:space="preserve"> PAGEREF _Toc241751596 \h </w:instrText>
+              <w:instrText xml:space="preserve"> PAGEREF _Toc241760978 \h </w:instrText>
             </w:r>
             <w:r>
               <w:rPr>
@@ -843,7 +843,7 @@
               <w14:ligatures w14:val="standardContextual"/>
             </w:rPr>
           </w:pPr>
-          <w:hyperlink w:anchor="_Toc241751597" w:history="1">
+          <w:hyperlink w:anchor="_Toc241760979" w:history="1">
             <w:r>
               <w:rPr>
                 <w:rStyle w:val="Hyperlink"/>
@@ -867,7 +867,7 @@
               <w:rPr>
                 <w:noProof/>
               </w:rPr>
-              <w:instrText xml:space="preserve"> PAGEREF _Toc241751597 \h </w:instrText>
+              <w:instrText xml:space="preserve"> PAGEREF _Toc241760979 \h </w:instrText>
             </w:r>
             <w:r>
               <w:rPr>
@@ -909,7 +909,7 @@
               <w14:ligatures w14:val="standardContextual"/>
             </w:rPr>
           </w:pPr>
-          <w:hyperlink w:anchor="_Toc241751598" w:history="1">
+          <w:hyperlink w:anchor="_Toc241760980" w:history="1">
             <w:r>
               <w:rPr>
                 <w:rStyle w:val="Hyperlink"/>
@@ -933,7 +933,7 @@
               <w:rPr>
                 <w:noProof/>
               </w:rPr>
-              <w:instrText xml:space="preserve"> PAGEREF _Toc241751598 \h </w:instrText>
+              <w:instrText xml:space="preserve"> PAGEREF _Toc241760980 \h </w:instrText>
             </w:r>
             <w:r>
               <w:rPr>
@@ -975,7 +975,7 @@
               <w14:ligatures w14:val="standardContextual"/>
             </w:rPr>
           </w:pPr>
-          <w:hyperlink w:anchor="_Toc241751599" w:history="1">
+          <w:hyperlink w:anchor="_Toc241760981" w:history="1">
             <w:r>
               <w:rPr>
                 <w:rStyle w:val="Hyperlink"/>
@@ -999,7 +999,7 @@
               <w:rPr>
                 <w:noProof/>
               </w:rPr>
-              <w:instrText xml:space="preserve"> PAGEREF _Toc241751599 \h </w:instrText>
+              <w:instrText xml:space="preserve"> PAGEREF _Toc241760981 \h </w:instrText>
             </w:r>
             <w:r>
               <w:rPr>
@@ -1041,7 +1041,7 @@
               <w14:ligatures w14:val="standardContextual"/>
             </w:rPr>
           </w:pPr>
-          <w:hyperlink w:anchor="_Toc241751600" w:history="1">
+          <w:hyperlink w:anchor="_Toc241760982" w:history="1">
             <w:r>
               <w:rPr>
                 <w:rStyle w:val="Hyperlink"/>
@@ -1065,7 +1065,7 @@
               <w:rPr>
                 <w:noProof/>
               </w:rPr>
-              <w:instrText xml:space="preserve"> PAGEREF _Toc241751600 \h </w:instrText>
+              <w:instrText xml:space="preserve"> PAGEREF _Toc241760982 \h </w:instrText>
             </w:r>
             <w:r>
               <w:rPr>
@@ -1107,7 +1107,7 @@
               <w14:ligatures w14:val="standardContextual"/>
             </w:rPr>
           </w:pPr>
-          <w:hyperlink w:anchor="_Toc241751601" w:history="1">
+          <w:hyperlink w:anchor="_Toc241760983" w:history="1">
             <w:r>
               <w:rPr>
                 <w:rStyle w:val="Hyperlink"/>
@@ -1131,7 +1131,7 @@
               <w:rPr>
                 <w:noProof/>
               </w:rPr>
-              <w:instrText xml:space="preserve"> PAGEREF _Toc241751601 \h </w:instrText>
+              <w:instrText xml:space="preserve"> PAGEREF _Toc241760983 \h </w:instrText>
             </w:r>
             <w:r>
               <w:rPr>
@@ -1173,7 +1173,7 @@
               <w14:ligatures w14:val="standardContextual"/>
             </w:rPr>
           </w:pPr>
-          <w:hyperlink w:anchor="_Toc241751602" w:history="1">
+          <w:hyperlink w:anchor="_Toc241760984" w:history="1">
             <w:r>
               <w:rPr>
                 <w:rStyle w:val="Hyperlink"/>
@@ -1197,7 +1197,7 @@
               <w:rPr>
                 <w:noProof/>
               </w:rPr>
-              <w:instrText xml:space="preserve"> PAGEREF _Toc241751602 \h </w:instrText>
+              <w:instrText xml:space="preserve"> PAGEREF _Toc241760984 \h </w:instrText>
             </w:r>
             <w:r>
               <w:rPr>
@@ -1239,7 +1239,7 @@
               <w14:ligatures w14:val="standardContextual"/>
             </w:rPr>
           </w:pPr>
-          <w:hyperlink w:anchor="_Toc241751603" w:history="1">
+          <w:hyperlink w:anchor="_Toc241760985" w:history="1">
             <w:r>
               <w:rPr>
                 <w:rStyle w:val="Hyperlink"/>
@@ -1263,7 +1263,7 @@
               <w:rPr>
                 <w:noProof/>
               </w:rPr>
-              <w:instrText xml:space="preserve"> PAGEREF _Toc241751603 \h </w:instrText>
+              <w:instrText xml:space="preserve"> PAGEREF _Toc241760985 \h </w:instrText>
             </w:r>
             <w:r>
               <w:rPr>
@@ -1305,7 +1305,7 @@
               <w14:ligatures w14:val="standardContextual"/>
             </w:rPr>
           </w:pPr>
-          <w:hyperlink w:anchor="_Toc241751604" w:history="1">
+          <w:hyperlink w:anchor="_Toc241760986" w:history="1">
             <w:r>
               <w:rPr>
                 <w:rStyle w:val="Hyperlink"/>
@@ -1329,7 +1329,7 @@
               <w:rPr>
                 <w:noProof/>
               </w:rPr>
-              <w:instrText xml:space="preserve"> PAGEREF _Toc241751604 \h </w:instrText>
+              <w:instrText xml:space="preserve"> PAGEREF _Toc241760986 \h </w:instrText>
             </w:r>
             <w:r>
               <w:rPr>
@@ -1371,7 +1371,7 @@
               <w14:ligatures w14:val="standardContextual"/>
             </w:rPr>
           </w:pPr>
-          <w:hyperlink w:anchor="_Toc241751605" w:history="1">
+          <w:hyperlink w:anchor="_Toc241760987" w:history="1">
             <w:r>
               <w:rPr>
                 <w:rStyle w:val="Hyperlink"/>
@@ -1395,7 +1395,7 @@
               <w:rPr>
                 <w:noProof/>
               </w:rPr>
-              <w:instrText xml:space="preserve"> PAGEREF _Toc241751605 \h </w:instrText>
+              <w:instrText xml:space="preserve"> PAGEREF _Toc241760987 \h </w:instrText>
             </w:r>
             <w:r>
               <w:rPr>
@@ -1437,7 +1437,7 @@
               <w14:ligatures w14:val="standardContextual"/>
             </w:rPr>
           </w:pPr>
-          <w:hyperlink w:anchor="_Toc241751606" w:history="1">
+          <w:hyperlink w:anchor="_Toc241760988" w:history="1">
             <w:r>
               <w:rPr>
                 <w:rStyle w:val="Hyperlink"/>
@@ -1461,7 +1461,7 @@
               <w:rPr>
                 <w:noProof/>
               </w:rPr>
-              <w:instrText xml:space="preserve"> PAGEREF _Toc241751606 \h </w:instrText>
+              <w:instrText xml:space="preserve"> PAGEREF _Toc241760988 \h </w:instrText>
             </w:r>
             <w:r>
               <w:rPr>
@@ -1503,7 +1503,7 @@
               <w14:ligatures w14:val="standardContextual"/>
             </w:rPr>
           </w:pPr>
-          <w:hyperlink w:anchor="_Toc241751607" w:history="1">
+          <w:hyperlink w:anchor="_Toc241760989" w:history="1">
             <w:r>
               <w:rPr>
                 <w:rStyle w:val="Hyperlink"/>
@@ -1527,7 +1527,7 @@
               <w:rPr>
                 <w:noProof/>
               </w:rPr>
-              <w:instrText xml:space="preserve"> PAGEREF _Toc241751607 \h </w:instrText>
+              <w:instrText xml:space="preserve"> PAGEREF _Toc241760989 \h </w:instrText>
             </w:r>
             <w:r>
               <w:rPr>
@@ -1569,7 +1569,7 @@
               <w14:ligatures w14:val="standardContextual"/>
             </w:rPr>
           </w:pPr>
-          <w:hyperlink w:anchor="_Toc241751608" w:history="1">
+          <w:hyperlink w:anchor="_Toc241760990" w:history="1">
             <w:r>
               <w:rPr>
                 <w:rStyle w:val="Hyperlink"/>
@@ -1593,7 +1593,7 @@
               <w:rPr>
                 <w:noProof/>
               </w:rPr>
-              <w:instrText xml:space="preserve"> PAGEREF _Toc241751608 \h </w:instrText>
+              <w:instrText xml:space="preserve"> PAGEREF _Toc241760990 \h </w:instrText>
             </w:r>
             <w:r>
               <w:rPr>
@@ -1635,7 +1635,7 @@
               <w14:ligatures w14:val="standardContextual"/>
             </w:rPr>
           </w:pPr>
-          <w:hyperlink w:anchor="_Toc241751609" w:history="1">
+          <w:hyperlink w:anchor="_Toc241760991" w:history="1">
             <w:r>
               <w:rPr>
                 <w:rStyle w:val="Hyperlink"/>
@@ -1659,7 +1659,7 @@
               <w:rPr>
                 <w:noProof/>
               </w:rPr>
-              <w:instrText xml:space="preserve"> PAGEREF _Toc241751609 \h </w:instrText>
+              <w:instrText xml:space="preserve"> PAGEREF _Toc241760991 \h </w:instrText>
             </w:r>
             <w:r>
               <w:rPr>
@@ -1701,7 +1701,7 @@
               <w14:ligatures w14:val="standardContextual"/>
             </w:rPr>
           </w:pPr>
-          <w:hyperlink w:anchor="_Toc241751610" w:history="1">
+          <w:hyperlink w:anchor="_Toc241760992" w:history="1">
             <w:r>
               <w:rPr>
                 <w:rStyle w:val="Hyperlink"/>
@@ -1725,7 +1725,7 @@
               <w:rPr>
                 <w:noProof/>
               </w:rPr>
-              <w:instrText xml:space="preserve"> PAGEREF _Toc241751610 \h </w:instrText>
+              <w:instrText xml:space="preserve"> PAGEREF _Toc241760992 \h </w:instrText>
             </w:r>
             <w:r>
               <w:rPr>
@@ -1767,7 +1767,7 @@
               <w14:ligatures w14:val="standardContextual"/>
             </w:rPr>
           </w:pPr>
-          <w:hyperlink w:anchor="_Toc241751611" w:history="1">
+          <w:hyperlink w:anchor="_Toc241760993" w:history="1">
             <w:r>
               <w:rPr>
                 <w:rStyle w:val="Hyperlink"/>
@@ -1791,7 +1791,7 @@
               <w:rPr>
                 <w:noProof/>
               </w:rPr>
-              <w:instrText xml:space="preserve"> PAGEREF _Toc241751611 \h </w:instrText>
+              <w:instrText xml:space="preserve"> PAGEREF _Toc241760993 \h </w:instrText>
             </w:r>
             <w:r>
               <w:rPr>
@@ -1833,7 +1833,7 @@
               <w14:ligatures w14:val="standardContextual"/>
             </w:rPr>
           </w:pPr>
-          <w:hyperlink w:anchor="_Toc241751612" w:history="1">
+          <w:hyperlink w:anchor="_Toc241760994" w:history="1">
             <w:r>
               <w:rPr>
                 <w:rStyle w:val="Hyperlink"/>
@@ -1857,7 +1857,7 @@
               <w:rPr>
                 <w:noProof/>
               </w:rPr>
-              <w:instrText xml:space="preserve"> PAGEREF _Toc241751612 \h </w:instrText>
+              <w:instrText xml:space="preserve"> PAGEREF _Toc241760994 \h </w:instrText>
             </w:r>
             <w:r>
               <w:rPr>
@@ -1899,7 +1899,7 @@
               <w14:ligatures w14:val="standardContextual"/>
             </w:rPr>
           </w:pPr>
-          <w:hyperlink w:anchor="_Toc241751613" w:history="1">
+          <w:hyperlink w:anchor="_Toc241760995" w:history="1">
             <w:r>
               <w:rPr>
                 <w:rStyle w:val="Hyperlink"/>
@@ -1923,7 +1923,7 @@
               <w:rPr>
                 <w:noProof/>
               </w:rPr>
-              <w:instrText xml:space="preserve"> PAGEREF _Toc241751613 \h </w:instrText>
+              <w:instrText xml:space="preserve"> PAGEREF _Toc241760995 \h </w:instrText>
             </w:r>
             <w:r>
               <w:rPr>
@@ -1965,7 +1965,7 @@
               <w14:ligatures w14:val="standardContextual"/>
             </w:rPr>
           </w:pPr>
-          <w:hyperlink w:anchor="_Toc241751614" w:history="1">
+          <w:hyperlink w:anchor="_Toc241760996" w:history="1">
             <w:r>
               <w:rPr>
                 <w:rStyle w:val="Hyperlink"/>
@@ -1989,7 +1989,7 @@
               <w:rPr>
                 <w:noProof/>
               </w:rPr>
-              <w:instrText xml:space="preserve"> PAGEREF _Toc241751614 \h </w:instrText>
+              <w:instrText xml:space="preserve"> PAGEREF _Toc241760996 \h </w:instrText>
             </w:r>
             <w:r>
               <w:rPr>
@@ -2031,7 +2031,7 @@
               <w14:ligatures w14:val="standardContextual"/>
             </w:rPr>
           </w:pPr>
-          <w:hyperlink w:anchor="_Toc241751615" w:history="1">
+          <w:hyperlink w:anchor="_Toc241760997" w:history="1">
             <w:r>
               <w:rPr>
                 <w:rStyle w:val="Hyperlink"/>
@@ -2055,7 +2055,7 @@
               <w:rPr>
                 <w:noProof/>
               </w:rPr>
-              <w:instrText xml:space="preserve"> PAGEREF _Toc241751615 \h </w:instrText>
+              <w:instrText xml:space="preserve"> PAGEREF _Toc241760997 \h </w:instrText>
             </w:r>
             <w:r>
               <w:rPr>
@@ -2097,7 +2097,7 @@
               <w14:ligatures w14:val="standardContextual"/>
             </w:rPr>
           </w:pPr>
-          <w:hyperlink w:anchor="_Toc241751616" w:history="1">
+          <w:hyperlink w:anchor="_Toc241760998" w:history="1">
             <w:r>
               <w:rPr>
                 <w:rStyle w:val="Hyperlink"/>
@@ -2121,7 +2121,7 @@
               <w:rPr>
                 <w:noProof/>
               </w:rPr>
-              <w:instrText xml:space="preserve"> PAGEREF _Toc241751616 \h </w:instrText>
+              <w:instrText xml:space="preserve"> PAGEREF _Toc241760998 \h </w:instrText>
             </w:r>
             <w:r>
               <w:rPr>
@@ -2163,7 +2163,7 @@
               <w14:ligatures w14:val="standardContextual"/>
             </w:rPr>
           </w:pPr>
-          <w:hyperlink w:anchor="_Toc241751617" w:history="1">
+          <w:hyperlink w:anchor="_Toc241760999" w:history="1">
             <w:r>
               <w:rPr>
                 <w:rStyle w:val="Hyperlink"/>
@@ -2187,7 +2187,7 @@
               <w:rPr>
                 <w:noProof/>
               </w:rPr>
-              <w:instrText xml:space="preserve"> PAGEREF _Toc241751617 \h </w:instrText>
+              <w:instrText xml:space="preserve"> PAGEREF _Toc241760999 \h </w:instrText>
             </w:r>
             <w:r>
               <w:rPr>
@@ -2226,7 +2226,7 @@
         <w:pStyle w:val="Heading1"/>
         <w:pageBreakBefore/>
       </w:pPr>
-      <w:bookmarkStart w:id="1" w:name="_Toc241751588"/>
+      <w:bookmarkStart w:id="1" w:name="_Toc241760970"/>
       <w:r>
         <w:lastRenderedPageBreak/>
         <w:t>ADMIN AND TEACHER</w:t>
@@ -2240,7 +2240,7 @@
         <w:jc w:val="both"/>
       </w:pPr>
       <w:r>
-        <w:t>The admin and the teacher can both do the use cases in these system use cases. The use cases are joined to Admin, and the line with a hollow triangle from Teacher to Admin is a generalization: the teacher inherits the admin's use cases here.</w:t>
+        <w:t>The admin and the teacher can both do the use cases in these system use cases, so each diagram shows one actor named Admin / Teacher.</w:t>
       </w:r>
     </w:p>
     <w:p>
@@ -2257,7 +2257,7 @@
       <w:pPr>
         <w:pStyle w:val="Heading2"/>
       </w:pPr>
-      <w:bookmarkStart w:id="2" w:name="_Toc241751589"/>
+      <w:bookmarkStart w:id="2" w:name="_Toc241760971"/>
       <w:r>
         <w:t>Process Log In</w:t>
       </w:r>
@@ -2275,8 +2275,8 @@
           <w:noProof/>
         </w:rPr>
         <w:drawing>
-          <wp:inline distT="0" distB="0" distL="0" distR="0" wp14:anchorId="1F1FF1CB" wp14:editId="278BC6F9">
-            <wp:extent cx="3629025" cy="2390775"/>
+          <wp:inline distT="0" distB="0" distL="0" distR="0" wp14:anchorId="2FB7EC13" wp14:editId="3DE867A0">
+            <wp:extent cx="4086225" cy="2362200"/>
             <wp:effectExtent l="0" t="0" r="0" b="0"/>
             <wp:docPr id="1" name="Process Log In" descr="System use case diagram for Process Log In" title="Process Log In system use case"/>
             <wp:cNvGraphicFramePr>
@@ -2301,7 +2301,7 @@
                   <pic:spPr bwMode="auto">
                     <a:xfrm>
                       <a:off x="0" y="0"/>
-                      <a:ext cx="3629025" cy="2390775"/>
+                      <a:ext cx="4086225" cy="2362200"/>
                     </a:xfrm>
                     <a:prstGeom prst="rect">
                       <a:avLst/>
@@ -2376,7 +2376,10 @@
         <w:t>Purpose:</w:t>
       </w:r>
       <w:r>
-        <w:t xml:space="preserve"> To allow the Admin and Teacher to log in to CAMS using their username and password.</w:t>
+        <w:t xml:space="preserve"> </w:t>
+      </w:r>
+      <w:r>
+        <w:t>To allow the Admin and Teacher to log in to CAMS using their username and password.</w:t>
       </w:r>
     </w:p>
     <w:p>
@@ -2472,48 +2475,48 @@
         <w:jc w:val="both"/>
       </w:pPr>
       <w:r>
+        <w:t>Login error message</w:t>
+      </w:r>
+    </w:p>
+    <w:p>
+      <w:pPr>
+        <w:keepNext/>
+        <w:ind w:left="720"/>
+        <w:jc w:val="both"/>
+      </w:pPr>
+      <w:r>
+        <w:rPr>
+          <w:b/>
+          <w:bCs/>
+        </w:rPr>
+        <w:t>Pre-Condition:</w:t>
+      </w:r>
+    </w:p>
+    <w:p>
+      <w:pPr>
+        <w:pStyle w:val="ListParagraph"/>
+        <w:numPr>
+          <w:ilvl w:val="0"/>
+          <w:numId w:val="2"/>
+        </w:numPr>
+        <w:jc w:val="both"/>
+      </w:pPr>
+      <w:r>
+        <w:t>The user must have an active account in the system.</w:t>
+      </w:r>
+    </w:p>
+    <w:p>
+      <w:pPr>
+        <w:keepNext/>
+        <w:ind w:left="720"/>
+        <w:jc w:val="both"/>
+      </w:pPr>
+      <w:r>
+        <w:rPr>
+          <w:b/>
+          <w:bCs/>
+        </w:rPr>
         <w:lastRenderedPageBreak/>
-        <w:t>Login error message</w:t>
-      </w:r>
-    </w:p>
-    <w:p>
-      <w:pPr>
-        <w:keepNext/>
-        <w:ind w:left="720"/>
-        <w:jc w:val="both"/>
-      </w:pPr>
-      <w:r>
-        <w:rPr>
-          <w:b/>
-          <w:bCs/>
-        </w:rPr>
-        <w:t>Pre-Condition:</w:t>
-      </w:r>
-    </w:p>
-    <w:p>
-      <w:pPr>
-        <w:pStyle w:val="ListParagraph"/>
-        <w:numPr>
-          <w:ilvl w:val="0"/>
-          <w:numId w:val="2"/>
-        </w:numPr>
-        <w:jc w:val="both"/>
-      </w:pPr>
-      <w:r>
-        <w:t>The user must have an active account in the system.</w:t>
-      </w:r>
-    </w:p>
-    <w:p>
-      <w:pPr>
-        <w:keepNext/>
-        <w:ind w:left="720"/>
-        <w:jc w:val="both"/>
-      </w:pPr>
-      <w:r>
-        <w:rPr>
-          <w:b/>
-          <w:bCs/>
-        </w:rPr>
         <w:t>Post-Condition:</w:t>
       </w:r>
     </w:p>
@@ -2807,7 +2810,7 @@
         <w:jc w:val="both"/>
       </w:pPr>
       <w:r>
-        <w:t>The Teacher inherits this use case from the Admin (generalization).</w:t>
+        <w:t>The Admin and Teacher share this use case. The diagram shows them as one Admin / Teacher actor.</w:t>
       </w:r>
     </w:p>
     <w:p>
@@ -2828,7 +2831,7 @@
         <w:pStyle w:val="Heading2"/>
         <w:pageBreakBefore/>
       </w:pPr>
-      <w:bookmarkStart w:id="3" w:name="_Toc241751590"/>
+      <w:bookmarkStart w:id="3" w:name="_Toc241760972"/>
       <w:r>
         <w:lastRenderedPageBreak/>
         <w:t>Process Sign Out</w:t>
@@ -2847,8 +2850,8 @@
           <w:noProof/>
         </w:rPr>
         <w:drawing>
-          <wp:inline distT="0" distB="0" distL="0" distR="0" wp14:anchorId="385D0A36" wp14:editId="645D8598">
-            <wp:extent cx="3629025" cy="2390775"/>
+          <wp:inline distT="0" distB="0" distL="0" distR="0" wp14:anchorId="17DC2CFC" wp14:editId="74B67A70">
+            <wp:extent cx="4086225" cy="2362200"/>
             <wp:effectExtent l="0" t="0" r="0" b="0"/>
             <wp:docPr id="2" name="Process Sign Out" descr="System use case diagram for Process Sign Out" title="Process Sign Out system use case"/>
             <wp:cNvGraphicFramePr>
@@ -2873,7 +2876,7 @@
                   <pic:spPr bwMode="auto">
                     <a:xfrm>
                       <a:off x="0" y="0"/>
-                      <a:ext cx="3629025" cy="2390775"/>
+                      <a:ext cx="4086225" cy="2362200"/>
                     </a:xfrm>
                     <a:prstGeom prst="rect">
                       <a:avLst/>
@@ -3206,7 +3209,7 @@
         <w:jc w:val="both"/>
       </w:pPr>
       <w:r>
-        <w:t>The Teacher inherits this use case from the Admin (generalization).</w:t>
+        <w:t>The Admin and Teacher share this use case. The diagram shows them as one Admin / Teacher actor.</w:t>
       </w:r>
     </w:p>
     <w:p>
@@ -3227,7 +3230,7 @@
         <w:pStyle w:val="Heading2"/>
         <w:pageBreakBefore/>
       </w:pPr>
-      <w:bookmarkStart w:id="4" w:name="_Toc241751591"/>
+      <w:bookmarkStart w:id="4" w:name="_Toc241760973"/>
       <w:r>
         <w:lastRenderedPageBreak/>
         <w:t>Manage Own Account</w:t>
@@ -3246,8 +3249,8 @@
           <w:noProof/>
         </w:rPr>
         <w:drawing>
-          <wp:inline distT="0" distB="0" distL="0" distR="0" wp14:anchorId="72DAF919" wp14:editId="55932EF7">
-            <wp:extent cx="3629025" cy="2390775"/>
+          <wp:inline distT="0" distB="0" distL="0" distR="0" wp14:anchorId="1784120D" wp14:editId="40B53DD6">
+            <wp:extent cx="4086225" cy="2362200"/>
             <wp:effectExtent l="0" t="0" r="0" b="0"/>
             <wp:docPr id="3" name="Manage Own Account" descr="System use case diagram for Manage Own Account" title="Manage Own Account system use case"/>
             <wp:cNvGraphicFramePr>
@@ -3272,7 +3275,7 @@
                   <pic:spPr bwMode="auto">
                     <a:xfrm>
                       <a:off x="0" y="0"/>
-                      <a:ext cx="3629025" cy="2390775"/>
+                      <a:ext cx="4086225" cy="2362200"/>
                     </a:xfrm>
                     <a:prstGeom prst="rect">
                       <a:avLst/>
@@ -3347,7 +3350,10 @@
         <w:t>Purpose:</w:t>
       </w:r>
       <w:r>
-        <w:t xml:space="preserve"> To allow the Admin and Teacher to change their own password.</w:t>
+        <w:t xml:space="preserve"> </w:t>
+      </w:r>
+      <w:r>
+        <w:t>To allow the Admin and Teacher to change their own password.</w:t>
       </w:r>
     </w:p>
     <w:p>
@@ -3724,7 +3730,7 @@
         <w:jc w:val="both"/>
       </w:pPr>
       <w:r>
-        <w:t>The Teacher inherits this use case from the Admin (generalization).</w:t>
+        <w:t>The Admin and Teacher share this use case. The diagram shows them as one Admin / Teacher actor.</w:t>
       </w:r>
     </w:p>
     <w:p>
@@ -3745,7 +3751,7 @@
         <w:pStyle w:val="Heading2"/>
         <w:pageBreakBefore/>
       </w:pPr>
-      <w:bookmarkStart w:id="5" w:name="_Toc241751592"/>
+      <w:bookmarkStart w:id="5" w:name="_Toc241760974"/>
       <w:r>
         <w:lastRenderedPageBreak/>
         <w:t>Manage Teacher Account</w:t>
@@ -3764,8 +3770,8 @@
           <w:noProof/>
         </w:rPr>
         <w:drawing>
-          <wp:inline distT="0" distB="0" distL="0" distR="0" wp14:anchorId="0A7D8F61" wp14:editId="0DF220F5">
-            <wp:extent cx="3181350" cy="5334000"/>
+          <wp:inline distT="0" distB="0" distL="0" distR="0" wp14:anchorId="04120EAA" wp14:editId="43C95405">
+            <wp:extent cx="3590925" cy="5334000"/>
             <wp:effectExtent l="0" t="0" r="0" b="0"/>
             <wp:docPr id="4" name="Manage Teacher Account" descr="System use case diagram for Manage Teacher Account" title="Manage Teacher Account system use case"/>
             <wp:cNvGraphicFramePr>
@@ -3790,7 +3796,7 @@
                   <pic:spPr bwMode="auto">
                     <a:xfrm>
                       <a:off x="0" y="0"/>
-                      <a:ext cx="3181350" cy="5334000"/>
+                      <a:ext cx="3590925" cy="5334000"/>
                     </a:xfrm>
                     <a:prstGeom prst="rect">
                       <a:avLst/>
@@ -3832,43 +3838,43 @@
         <w:t>Written Use Case:</w:t>
       </w:r>
       <w:r>
+        <w:t xml:space="preserve"> Manage Teacher Account</w:t>
+      </w:r>
+    </w:p>
+    <w:p>
+      <w:pPr>
+        <w:keepNext/>
+        <w:ind w:left="720"/>
+        <w:jc w:val="both"/>
+      </w:pPr>
+      <w:r>
+        <w:rPr>
+          <w:b/>
+          <w:bCs/>
+        </w:rPr>
+        <w:t>Use Case Name:</w:t>
+      </w:r>
+      <w:r>
+        <w:t xml:space="preserve"> Create Teacher, Update Teacher, Toggle Teacher Status, Unlock Teacher Account</w:t>
+      </w:r>
+    </w:p>
+    <w:p>
+      <w:pPr>
+        <w:ind w:left="720"/>
+        <w:jc w:val="both"/>
+      </w:pPr>
+      <w:r>
+        <w:rPr>
+          <w:b/>
+          <w:bCs/>
+        </w:rPr>
+        <w:t>Purpose:</w:t>
+      </w:r>
+      <w:r>
         <w:t xml:space="preserve"> </w:t>
       </w:r>
       <w:r>
-        <w:t>Manage Teacher Account</w:t>
-      </w:r>
-    </w:p>
-    <w:p>
-      <w:pPr>
-        <w:keepNext/>
-        <w:ind w:left="720"/>
-        <w:jc w:val="both"/>
-      </w:pPr>
-      <w:r>
-        <w:rPr>
-          <w:b/>
-          <w:bCs/>
-        </w:rPr>
-        <w:t>Use Case Name:</w:t>
-      </w:r>
-      <w:r>
-        <w:t xml:space="preserve"> Create Teacher, Update Teacher, Toggle Teacher Status, Unlock Teacher Account</w:t>
-      </w:r>
-    </w:p>
-    <w:p>
-      <w:pPr>
-        <w:ind w:left="720"/>
-        <w:jc w:val="both"/>
-      </w:pPr>
-      <w:r>
-        <w:rPr>
-          <w:b/>
-          <w:bCs/>
-        </w:rPr>
-        <w:t>Purpose:</w:t>
-      </w:r>
-      <w:r>
-        <w:t xml:space="preserve"> To allow the Admin and Teacher to manage teacher accounts in CAMS by adding, editing, activating or deactivating, and unlocking accounts.</w:t>
+        <w:t>To allow the Admin and Teacher to manage teacher accounts in CAMS by adding, editing, activating or deactivating, and unlocking accounts.</w:t>
       </w:r>
     </w:p>
     <w:p>
@@ -4389,7 +4395,7 @@
         <w:jc w:val="both"/>
       </w:pPr>
       <w:r>
-        <w:t>The Teacher inherits this use case from the Admin (generalization).</w:t>
+        <w:t>The Admin and Teacher share this use case. The diagram shows them as one Admin / Teacher actor.</w:t>
       </w:r>
     </w:p>
     <w:p>
@@ -4423,7 +4429,7 @@
         <w:pStyle w:val="Heading2"/>
         <w:pageBreakBefore/>
       </w:pPr>
-      <w:bookmarkStart w:id="6" w:name="_Toc241751593"/>
+      <w:bookmarkStart w:id="6" w:name="_Toc241760975"/>
       <w:r>
         <w:lastRenderedPageBreak/>
         <w:t>Manage Student Account</w:t>
@@ -4442,8 +4448,8 @@
           <w:noProof/>
         </w:rPr>
         <w:drawing>
-          <wp:inline distT="0" distB="0" distL="0" distR="0" wp14:anchorId="1CE70AA2" wp14:editId="668FA218">
-            <wp:extent cx="4114800" cy="4295775"/>
+          <wp:inline distT="0" distB="0" distL="0" distR="0" wp14:anchorId="1DA90981" wp14:editId="78DE4A7D">
+            <wp:extent cx="4114800" cy="3981450"/>
             <wp:effectExtent l="0" t="0" r="0" b="0"/>
             <wp:docPr id="5" name="Manage Student Account" descr="System use case diagram for Manage Student Account" title="Manage Student Account system use case"/>
             <wp:cNvGraphicFramePr>
@@ -4468,7 +4474,7 @@
                   <pic:spPr bwMode="auto">
                     <a:xfrm>
                       <a:off x="0" y="0"/>
-                      <a:ext cx="4114800" cy="4295775"/>
+                      <a:ext cx="4114800" cy="3981450"/>
                     </a:xfrm>
                     <a:prstGeom prst="rect">
                       <a:avLst/>
@@ -4717,20 +4723,20 @@
         <w:jc w:val="both"/>
       </w:pPr>
       <w:r>
+        <w:t>List of wrong rows, if an import fails</w:t>
+      </w:r>
+    </w:p>
+    <w:p>
+      <w:pPr>
+        <w:pStyle w:val="ListParagraph"/>
+        <w:numPr>
+          <w:ilvl w:val="0"/>
+          <w:numId w:val="2"/>
+        </w:numPr>
+        <w:jc w:val="both"/>
+      </w:pPr>
+      <w:r>
         <w:lastRenderedPageBreak/>
-        <w:t>List of wrong rows, if an import fails</w:t>
-      </w:r>
-    </w:p>
-    <w:p>
-      <w:pPr>
-        <w:pStyle w:val="ListParagraph"/>
-        <w:numPr>
-          <w:ilvl w:val="0"/>
-          <w:numId w:val="2"/>
-        </w:numPr>
-        <w:jc w:val="both"/>
-      </w:pPr>
-      <w:r>
         <w:t>Success or error message</w:t>
       </w:r>
     </w:p>
@@ -5090,7 +5096,7 @@
         <w:jc w:val="both"/>
       </w:pPr>
       <w:r>
-        <w:t>The Teacher inherits this use case from the Admin (generalization).</w:t>
+        <w:t>The Admin and Teacher share this use case. The diagram shows them as one Admin / Teacher actor.</w:t>
       </w:r>
     </w:p>
     <w:p>
@@ -5124,7 +5130,7 @@
         <w:pStyle w:val="Heading2"/>
         <w:pageBreakBefore/>
       </w:pPr>
-      <w:bookmarkStart w:id="7" w:name="_Toc241751594"/>
+      <w:bookmarkStart w:id="7" w:name="_Toc241760976"/>
       <w:r>
         <w:lastRenderedPageBreak/>
         <w:t>Manage Computer Profile</w:t>
@@ -5143,8 +5149,8 @@
           <w:noProof/>
         </w:rPr>
         <w:drawing>
-          <wp:inline distT="0" distB="0" distL="0" distR="0" wp14:anchorId="2F4A6A3B" wp14:editId="54DA2868">
-            <wp:extent cx="3181350" cy="5334000"/>
+          <wp:inline distT="0" distB="0" distL="0" distR="0" wp14:anchorId="02DC9932" wp14:editId="63EDC956">
+            <wp:extent cx="3590925" cy="5334000"/>
             <wp:effectExtent l="0" t="0" r="0" b="0"/>
             <wp:docPr id="6" name="Manage Computer Profile" descr="System use case diagram for Manage Computer Profile" title="Manage Computer Profile system use case"/>
             <wp:cNvGraphicFramePr>
@@ -5169,7 +5175,7 @@
                   <pic:spPr bwMode="auto">
                     <a:xfrm>
                       <a:off x="0" y="0"/>
-                      <a:ext cx="3181350" cy="5334000"/>
+                      <a:ext cx="3590925" cy="5334000"/>
                     </a:xfrm>
                     <a:prstGeom prst="rect">
                       <a:avLst/>
@@ -5726,7 +5732,7 @@
         <w:jc w:val="both"/>
       </w:pPr>
       <w:r>
-        <w:t>The Teacher inherits this use case from the Admin (generalization).</w:t>
+        <w:t>The Admin and Teacher share this use case. The diagram shows them as one Admin / Teacher actor.</w:t>
       </w:r>
     </w:p>
     <w:p>
@@ -5760,7 +5766,7 @@
         <w:pStyle w:val="Heading2"/>
         <w:pageBreakBefore/>
       </w:pPr>
-      <w:bookmarkStart w:id="8" w:name="_Toc241751595"/>
+      <w:bookmarkStart w:id="8" w:name="_Toc241760977"/>
       <w:r>
         <w:lastRenderedPageBreak/>
         <w:t>Manage Class</w:t>
@@ -5779,8 +5785,8 @@
           <w:noProof/>
         </w:rPr>
         <w:drawing>
-          <wp:inline distT="0" distB="0" distL="0" distR="0" wp14:anchorId="504D08DA" wp14:editId="365982B1">
-            <wp:extent cx="2647950" cy="5334000"/>
+          <wp:inline distT="0" distB="0" distL="0" distR="0" wp14:anchorId="3451CE99" wp14:editId="416F92B5">
+            <wp:extent cx="2981325" cy="5334000"/>
             <wp:effectExtent l="0" t="0" r="0" b="0"/>
             <wp:docPr id="7" name="Manage Class" descr="System use case diagram for Manage Class" title="Manage Class system use case"/>
             <wp:cNvGraphicFramePr>
@@ -5805,7 +5811,7 @@
                   <pic:spPr bwMode="auto">
                     <a:xfrm>
                       <a:off x="0" y="0"/>
-                      <a:ext cx="2647950" cy="5334000"/>
+                      <a:ext cx="2981325" cy="5334000"/>
                     </a:xfrm>
                     <a:prstGeom prst="rect">
                       <a:avLst/>
@@ -6457,19 +6463,20 @@
         <w:jc w:val="both"/>
       </w:pPr>
       <w:r>
-        <w:t>The Teacher inherits this use case from the Admin (generalization).</w:t>
-      </w:r>
-    </w:p>
-    <w:p>
-      <w:pPr>
-        <w:pStyle w:val="ListParagraph"/>
-        <w:numPr>
-          <w:ilvl w:val="0"/>
-          <w:numId w:val="2"/>
-        </w:numPr>
-        <w:jc w:val="both"/>
-      </w:pPr>
-      <w:r>
+        <w:t>The Admin and Teacher share this use case. The diagram shows them as one Admin / Teacher actor.</w:t>
+      </w:r>
+    </w:p>
+    <w:p>
+      <w:pPr>
+        <w:pStyle w:val="ListParagraph"/>
+        <w:numPr>
+          <w:ilvl w:val="0"/>
+          <w:numId w:val="2"/>
+        </w:numPr>
+        <w:jc w:val="both"/>
+      </w:pPr>
+      <w:r>
+        <w:lastRenderedPageBreak/>
         <w:t>A class made by a teacher belongs to that teacher.</w:t>
       </w:r>
     </w:p>
@@ -6483,7 +6490,6 @@
         <w:jc w:val="both"/>
       </w:pPr>
       <w:r>
-        <w:lastRenderedPageBreak/>
         <w:t>Choosing the teacher of a class is for the Admin only (Manage Class Teacher).</w:t>
       </w:r>
     </w:p>
@@ -6505,7 +6511,7 @@
         <w:pStyle w:val="Heading2"/>
         <w:pageBreakBefore/>
       </w:pPr>
-      <w:bookmarkStart w:id="9" w:name="_Toc241751596"/>
+      <w:bookmarkStart w:id="9" w:name="_Toc241760978"/>
       <w:r>
         <w:lastRenderedPageBreak/>
         <w:t>Manage Restriction Rule</w:t>
@@ -6524,8 +6530,8 @@
           <w:noProof/>
         </w:rPr>
         <w:drawing>
-          <wp:inline distT="0" distB="0" distL="0" distR="0" wp14:anchorId="22F77E91" wp14:editId="0BBF5858">
-            <wp:extent cx="3629025" cy="4838700"/>
+          <wp:inline distT="0" distB="0" distL="0" distR="0" wp14:anchorId="705BFC66" wp14:editId="13EEBC4F">
+            <wp:extent cx="4086225" cy="4838700"/>
             <wp:effectExtent l="0" t="0" r="0" b="0"/>
             <wp:docPr id="8" name="Manage Restriction Rule" descr="System use case diagram for Manage Restriction Rule" title="Manage Restriction Rule system use case"/>
             <wp:cNvGraphicFramePr>
@@ -6550,7 +6556,7 @@
                   <pic:spPr bwMode="auto">
                     <a:xfrm>
                       <a:off x="0" y="0"/>
-                      <a:ext cx="3629025" cy="4838700"/>
+                      <a:ext cx="4086225" cy="4838700"/>
                     </a:xfrm>
                     <a:prstGeom prst="rect">
                       <a:avLst/>
@@ -7123,7 +7129,7 @@
         <w:jc w:val="both"/>
       </w:pPr>
       <w:r>
-        <w:t>The Teacher inherits this use case from the Admin (generalization).</w:t>
+        <w:t>The Admin and Teacher share this use case. The diagram shows them as one Admin / Teacher actor.</w:t>
       </w:r>
     </w:p>
     <w:p>
@@ -7157,7 +7163,7 @@
         <w:pStyle w:val="Heading2"/>
         <w:pageBreakBefore/>
       </w:pPr>
-      <w:bookmarkStart w:id="10" w:name="_Toc241751597"/>
+      <w:bookmarkStart w:id="10" w:name="_Toc241760979"/>
       <w:r>
         <w:lastRenderedPageBreak/>
         <w:t>Manage Blacklist and Whitelist</w:t>
@@ -7176,8 +7182,8 @@
           <w:noProof/>
         </w:rPr>
         <w:drawing>
-          <wp:inline distT="0" distB="0" distL="0" distR="0" wp14:anchorId="46ACEF60" wp14:editId="736813AF">
-            <wp:extent cx="2266950" cy="5334000"/>
+          <wp:inline distT="0" distB="0" distL="0" distR="0" wp14:anchorId="48BAE1DD" wp14:editId="4477B9D8">
+            <wp:extent cx="2552700" cy="5334000"/>
             <wp:effectExtent l="0" t="0" r="0" b="0"/>
             <wp:docPr id="9" name="Manage Blacklist and Whitelist" descr="System use case diagram for Manage Blacklist and Whitelist" title="Manage Blacklist and Whitelist system use case"/>
             <wp:cNvGraphicFramePr>
@@ -7202,7 +7208,7 @@
                   <pic:spPr bwMode="auto">
                     <a:xfrm>
                       <a:off x="0" y="0"/>
-                      <a:ext cx="2266950" cy="5334000"/>
+                      <a:ext cx="2552700" cy="5334000"/>
                     </a:xfrm>
                     <a:prstGeom prst="rect">
                       <a:avLst/>
@@ -7277,7 +7283,10 @@
         <w:t>Purpose:</w:t>
       </w:r>
       <w:r>
-        <w:t xml:space="preserve"> To allow the Admin and Teacher to manage the blacklist of blocked websites and apps and the whitelist of allowed websites by adding, editing and deleting entries.</w:t>
+        <w:t xml:space="preserve"> </w:t>
+      </w:r>
+      <w:r>
+        <w:t>To allow the Admin and Teacher to manage the blacklist of blocked websites and apps and the whitelist of allowed websites by adding, editing and deleting entries.</w:t>
       </w:r>
     </w:p>
     <w:p>
@@ -7758,7 +7767,7 @@
         <w:jc w:val="both"/>
       </w:pPr>
       <w:r>
-        <w:t>The Teacher inherits this use case from the Admin (generalization).</w:t>
+        <w:t>The Admin and Teacher share this use case. The diagram shows them as one Admin / Teacher actor.</w:t>
       </w:r>
     </w:p>
     <w:p>
@@ -7805,7 +7814,7 @@
         <w:pStyle w:val="Heading2"/>
         <w:pageBreakBefore/>
       </w:pPr>
-      <w:bookmarkStart w:id="11" w:name="_Toc241751598"/>
+      <w:bookmarkStart w:id="11" w:name="_Toc241760980"/>
       <w:r>
         <w:lastRenderedPageBreak/>
         <w:t>Manage Category</w:t>
@@ -7824,8 +7833,8 @@
           <w:noProof/>
         </w:rPr>
         <w:drawing>
-          <wp:inline distT="0" distB="0" distL="0" distR="0" wp14:anchorId="7AC80A4B" wp14:editId="673FEAD6">
-            <wp:extent cx="3629025" cy="4838700"/>
+          <wp:inline distT="0" distB="0" distL="0" distR="0" wp14:anchorId="40217626" wp14:editId="5EBE721C">
+            <wp:extent cx="4086225" cy="4838700"/>
             <wp:effectExtent l="0" t="0" r="0" b="0"/>
             <wp:docPr id="10" name="Manage Category" descr="System use case diagram for Manage Category" title="Manage Category system use case"/>
             <wp:cNvGraphicFramePr>
@@ -7850,7 +7859,7 @@
                   <pic:spPr bwMode="auto">
                     <a:xfrm>
                       <a:off x="0" y="0"/>
-                      <a:ext cx="3629025" cy="4838700"/>
+                      <a:ext cx="4086225" cy="4838700"/>
                     </a:xfrm>
                     <a:prstGeom prst="rect">
                       <a:avLst/>
@@ -8380,7 +8389,7 @@
         <w:jc w:val="both"/>
       </w:pPr>
       <w:r>
-        <w:t>The Teacher inherits this use case from the Admin (generalization).</w:t>
+        <w:t>The Admin and Teacher share this use case. The diagram shows them as one Admin / Teacher actor.</w:t>
       </w:r>
     </w:p>
     <w:p>
@@ -8414,7 +8423,7 @@
         <w:pStyle w:val="Heading2"/>
         <w:pageBreakBefore/>
       </w:pPr>
-      <w:bookmarkStart w:id="12" w:name="_Toc241751599"/>
+      <w:bookmarkStart w:id="12" w:name="_Toc241760981"/>
       <w:r>
         <w:lastRenderedPageBreak/>
         <w:t>Manage Session Rule</w:t>
@@ -8433,8 +8442,8 @@
           <w:noProof/>
         </w:rPr>
         <w:drawing>
-          <wp:inline distT="0" distB="0" distL="0" distR="0" wp14:anchorId="1A20FCDF" wp14:editId="7E91A46A">
-            <wp:extent cx="3629025" cy="4838700"/>
+          <wp:inline distT="0" distB="0" distL="0" distR="0" wp14:anchorId="4B2C8200" wp14:editId="05840E13">
+            <wp:extent cx="4086225" cy="4838700"/>
             <wp:effectExtent l="0" t="0" r="0" b="0"/>
             <wp:docPr id="11" name="Manage Session Rule" descr="System use case diagram for Manage Session Rule" title="Manage Session Rule system use case"/>
             <wp:cNvGraphicFramePr>
@@ -8459,7 +8468,7 @@
                   <pic:spPr bwMode="auto">
                     <a:xfrm>
                       <a:off x="0" y="0"/>
-                      <a:ext cx="3629025" cy="4838700"/>
+                      <a:ext cx="4086225" cy="4838700"/>
                     </a:xfrm>
                     <a:prstGeom prst="rect">
                       <a:avLst/>
@@ -8518,7 +8527,10 @@
         <w:t>Use Case Name:</w:t>
       </w:r>
       <w:r>
-        <w:t xml:space="preserve"> Create Session Rule, Update Session Rule, Toggle Session Rule Status</w:t>
+        <w:t xml:space="preserve"> </w:t>
+      </w:r>
+      <w:r>
+        <w:t>Create Session Rule, Update Session Rule, Toggle Session Rule Status</w:t>
       </w:r>
     </w:p>
     <w:p>
@@ -8989,7 +9001,7 @@
         <w:jc w:val="both"/>
       </w:pPr>
       <w:r>
-        <w:t>The Teacher inherits this use case from the Admin (generalization).</w:t>
+        <w:t>The Admin and Teacher share this use case. The diagram shows them as one Admin / Teacher actor.</w:t>
       </w:r>
     </w:p>
     <w:p>
@@ -9023,7 +9035,7 @@
         <w:pStyle w:val="Heading2"/>
         <w:pageBreakBefore/>
       </w:pPr>
-      <w:bookmarkStart w:id="13" w:name="_Toc241751600"/>
+      <w:bookmarkStart w:id="13" w:name="_Toc241760982"/>
       <w:r>
         <w:lastRenderedPageBreak/>
         <w:t>Control Laboratory Session</w:t>
@@ -9042,8 +9054,8 @@
           <w:noProof/>
         </w:rPr>
         <w:drawing>
-          <wp:inline distT="0" distB="0" distL="0" distR="0" wp14:anchorId="345D798F" wp14:editId="010D30F4">
-            <wp:extent cx="3629025" cy="4838700"/>
+          <wp:inline distT="0" distB="0" distL="0" distR="0" wp14:anchorId="361C9ABD" wp14:editId="0269021B">
+            <wp:extent cx="4086225" cy="4838700"/>
             <wp:effectExtent l="0" t="0" r="0" b="0"/>
             <wp:docPr id="12" name="Control Laboratory Session" descr="System use case diagram for Control Laboratory Session" title="Control Laboratory Session system use case"/>
             <wp:cNvGraphicFramePr>
@@ -9068,7 +9080,7 @@
                   <pic:spPr bwMode="auto">
                     <a:xfrm>
                       <a:off x="0" y="0"/>
-                      <a:ext cx="3629025" cy="4838700"/>
+                      <a:ext cx="4086225" cy="4838700"/>
                     </a:xfrm>
                     <a:prstGeom prst="rect">
                       <a:avLst/>
@@ -9143,10 +9155,7 @@
         <w:t>Purpose:</w:t>
       </w:r>
       <w:r>
-        <w:t xml:space="preserve"> </w:t>
-      </w:r>
-      <w:r>
-        <w:t>To allow the Admin and Teacher to pause, resume or end all the student sessions in the lab at once.</w:t>
+        <w:t xml:space="preserve"> To allow the Admin and Teacher to pause, resume or end all the student sessions in the lab at once.</w:t>
       </w:r>
     </w:p>
     <w:p>
@@ -9470,7 +9479,7 @@
         <w:jc w:val="both"/>
       </w:pPr>
       <w:r>
-        <w:t>The Teacher inherits this use case from the Admin (generalization).</w:t>
+        <w:t>The Admin and Teacher share this use case. The diagram shows them as one Admin / Teacher actor.</w:t>
       </w:r>
     </w:p>
     <w:p>
@@ -9504,7 +9513,7 @@
         <w:pStyle w:val="Heading1"/>
         <w:pageBreakBefore/>
       </w:pPr>
-      <w:bookmarkStart w:id="14" w:name="_Toc241751601"/>
+      <w:bookmarkStart w:id="14" w:name="_Toc241760983"/>
       <w:r>
         <w:lastRenderedPageBreak/>
         <w:t>ADMIN</w:t>
@@ -9515,7 +9524,7 @@
       <w:pPr>
         <w:pStyle w:val="Heading2"/>
       </w:pPr>
-      <w:bookmarkStart w:id="15" w:name="_Toc241751602"/>
+      <w:bookmarkStart w:id="15" w:name="_Toc241760984"/>
       <w:r>
         <w:t>Manage Admin Account</w:t>
       </w:r>
@@ -9533,7 +9542,7 @@
           <w:noProof/>
         </w:rPr>
         <w:drawing>
-          <wp:inline distT="0" distB="0" distL="0" distR="0" wp14:anchorId="721BB77C" wp14:editId="2C5B0EC1">
+          <wp:inline distT="0" distB="0" distL="0" distR="0" wp14:anchorId="11827731" wp14:editId="55233AD0">
             <wp:extent cx="3581400" cy="4838700"/>
             <wp:effectExtent l="0" t="0" r="0" b="0"/>
             <wp:docPr id="13" name="Manage Admin Account" descr="System use case diagram for Manage Admin Account" title="Manage Admin Account system use case"/>
@@ -9618,26 +9627,26 @@
         <w:t>Use Case Name:</w:t>
       </w:r>
       <w:r>
+        <w:t xml:space="preserve"> Create Admin, Update Admin, Toggle Admin Status</w:t>
+      </w:r>
+    </w:p>
+    <w:p>
+      <w:pPr>
+        <w:ind w:left="720"/>
+        <w:jc w:val="both"/>
+      </w:pPr>
+      <w:r>
+        <w:rPr>
+          <w:b/>
+          <w:bCs/>
+        </w:rPr>
+        <w:t>Purpose:</w:t>
+      </w:r>
+      <w:r>
         <w:t xml:space="preserve"> </w:t>
       </w:r>
       <w:r>
-        <w:t>Create Admin, Update Admin, Toggle Admin Status</w:t>
-      </w:r>
-    </w:p>
-    <w:p>
-      <w:pPr>
-        <w:ind w:left="720"/>
-        <w:jc w:val="both"/>
-      </w:pPr>
-      <w:r>
-        <w:rPr>
-          <w:b/>
-          <w:bCs/>
-        </w:rPr>
-        <w:t>Purpose:</w:t>
-      </w:r>
-      <w:r>
-        <w:t xml:space="preserve"> To allow the Admin to manage admin accounts in CAMS by adding, editing, and activating or deactivating accounts.</w:t>
+        <w:t>To allow the Admin to manage admin accounts in CAMS by adding, editing, and activating or deactivating accounts.</w:t>
       </w:r>
     </w:p>
     <w:p>
@@ -10074,7 +10083,7 @@
         <w:pStyle w:val="Heading2"/>
         <w:pageBreakBefore/>
       </w:pPr>
-      <w:bookmarkStart w:id="16" w:name="_Toc241751603"/>
+      <w:bookmarkStart w:id="16" w:name="_Toc241760985"/>
       <w:r>
         <w:lastRenderedPageBreak/>
         <w:t>Manage Class Teacher</w:t>
@@ -10093,7 +10102,7 @@
           <w:noProof/>
         </w:rPr>
         <w:drawing>
-          <wp:inline distT="0" distB="0" distL="0" distR="0" wp14:anchorId="3C51C71F" wp14:editId="2850D544">
+          <wp:inline distT="0" distB="0" distL="0" distR="0" wp14:anchorId="43942E41" wp14:editId="26BF54A6">
             <wp:extent cx="3581400" cy="2362200"/>
             <wp:effectExtent l="0" t="0" r="0" b="0"/>
             <wp:docPr id="14" name="Manage Class Teacher" descr="System use case diagram for Manage Class Teacher" title="Manage Class Teacher system use case"/>
@@ -10178,7 +10187,10 @@
         <w:t>Use Case Name:</w:t>
       </w:r>
       <w:r>
-        <w:t xml:space="preserve"> Assign Class Teacher</w:t>
+        <w:t xml:space="preserve"> </w:t>
+      </w:r>
+      <w:r>
+        <w:t>Assign Class Teacher</w:t>
       </w:r>
     </w:p>
     <w:p>
@@ -10592,7 +10604,7 @@
         <w:pStyle w:val="Heading2"/>
         <w:pageBreakBefore/>
       </w:pPr>
-      <w:bookmarkStart w:id="17" w:name="_Toc241751604"/>
+      <w:bookmarkStart w:id="17" w:name="_Toc241760986"/>
       <w:r>
         <w:lastRenderedPageBreak/>
         <w:t>Export Reports and Logs</w:t>
@@ -10611,7 +10623,7 @@
           <w:noProof/>
         </w:rPr>
         <w:drawing>
-          <wp:inline distT="0" distB="0" distL="0" distR="0" wp14:anchorId="401265D9" wp14:editId="1CDA0F00">
+          <wp:inline distT="0" distB="0" distL="0" distR="0" wp14:anchorId="151F2066" wp14:editId="662AB674">
             <wp:extent cx="4114800" cy="3448050"/>
             <wp:effectExtent l="0" t="0" r="0" b="0"/>
             <wp:docPr id="15" name="Export Reports and Logs" descr="System use case diagram for Export Reports and Logs" title="Export Reports and Logs system use case"/>
@@ -10712,7 +10724,10 @@
         <w:t>Purpose:</w:t>
       </w:r>
       <w:r>
-        <w:t xml:space="preserve"> To allow the Admin to view the lab reports, the audit trail and the system logs, and to download them as CSV files.</w:t>
+        <w:t xml:space="preserve"> </w:t>
+      </w:r>
+      <w:r>
+        <w:t>To allow the Admin to view the lab reports, the audit trail and the system logs, and to download them as CSV files.</w:t>
       </w:r>
     </w:p>
     <w:p>
@@ -11057,7 +11072,7 @@
         <w:pStyle w:val="Heading2"/>
         <w:pageBreakBefore/>
       </w:pPr>
-      <w:bookmarkStart w:id="18" w:name="_Toc241751605"/>
+      <w:bookmarkStart w:id="18" w:name="_Toc241760987"/>
       <w:r>
         <w:lastRenderedPageBreak/>
         <w:t>Manage Database</w:t>
@@ -11076,7 +11091,7 @@
           <w:noProof/>
         </w:rPr>
         <w:drawing>
-          <wp:inline distT="0" distB="0" distL="0" distR="0" wp14:anchorId="747E2C51" wp14:editId="27771DE8">
+          <wp:inline distT="0" distB="0" distL="0" distR="0" wp14:anchorId="0FA67256" wp14:editId="7F7CF9D2">
             <wp:extent cx="4114800" cy="4343400"/>
             <wp:effectExtent l="0" t="0" r="0" b="0"/>
             <wp:docPr id="16" name="Manage Database" descr="System use case diagram for Manage Database" title="Manage Database system use case"/>
@@ -11614,7 +11629,7 @@
         <w:pStyle w:val="Heading2"/>
         <w:pageBreakBefore/>
       </w:pPr>
-      <w:bookmarkStart w:id="19" w:name="_Toc241751606"/>
+      <w:bookmarkStart w:id="19" w:name="_Toc241760988"/>
       <w:r>
         <w:lastRenderedPageBreak/>
         <w:t>Manage Deployment</w:t>
@@ -11633,7 +11648,7 @@
           <w:noProof/>
         </w:rPr>
         <w:drawing>
-          <wp:inline distT="0" distB="0" distL="0" distR="0" wp14:anchorId="1FC31823" wp14:editId="1A81BBCD">
+          <wp:inline distT="0" distB="0" distL="0" distR="0" wp14:anchorId="7888F069" wp14:editId="387BE78D">
             <wp:extent cx="3581400" cy="3600450"/>
             <wp:effectExtent l="0" t="0" r="0" b="0"/>
             <wp:docPr id="17" name="Manage Deployment" descr="System use case diagram for Manage Deployment" title="Manage Deployment system use case"/>
@@ -12109,7 +12124,7 @@
         <w:pStyle w:val="Heading1"/>
         <w:pageBreakBefore/>
       </w:pPr>
-      <w:bookmarkStart w:id="20" w:name="_Toc241751607"/>
+      <w:bookmarkStart w:id="20" w:name="_Toc241760989"/>
       <w:r>
         <w:lastRenderedPageBreak/>
         <w:t>TEACHER</w:t>
@@ -12120,7 +12135,7 @@
       <w:pPr>
         <w:pStyle w:val="Heading2"/>
       </w:pPr>
-      <w:bookmarkStart w:id="21" w:name="_Toc241751608"/>
+      <w:bookmarkStart w:id="21" w:name="_Toc241760990"/>
       <w:r>
         <w:t>Control Student Session</w:t>
       </w:r>
@@ -12138,7 +12153,7 @@
           <w:noProof/>
         </w:rPr>
         <w:drawing>
-          <wp:inline distT="0" distB="0" distL="0" distR="0" wp14:anchorId="7E0E6D14" wp14:editId="0A7B8EA8">
+          <wp:inline distT="0" distB="0" distL="0" distR="0" wp14:anchorId="046EEC5C" wp14:editId="2E6E3A9F">
             <wp:extent cx="3629025" cy="4838700"/>
             <wp:effectExtent l="0" t="0" r="0" b="0"/>
             <wp:docPr id="18" name="Control Student Session" descr="System use case diagram for Control Student Session" title="Control Student Session system use case"/>
@@ -12651,7 +12666,7 @@
         <w:pStyle w:val="Heading2"/>
         <w:pageBreakBefore/>
       </w:pPr>
-      <w:bookmarkStart w:id="22" w:name="_Toc241751609"/>
+      <w:bookmarkStart w:id="22" w:name="_Toc241760991"/>
       <w:r>
         <w:lastRenderedPageBreak/>
         <w:t>Monitor Student Screen</w:t>
@@ -12670,7 +12685,7 @@
           <w:noProof/>
         </w:rPr>
         <w:drawing>
-          <wp:inline distT="0" distB="0" distL="0" distR="0" wp14:anchorId="411C7635" wp14:editId="7BEFAB6A">
+          <wp:inline distT="0" distB="0" distL="0" distR="0" wp14:anchorId="55CBBE40" wp14:editId="044E8AF3">
             <wp:extent cx="4114800" cy="1666875"/>
             <wp:effectExtent l="0" t="0" r="0" b="0"/>
             <wp:docPr id="19" name="Monitor Student Screen" descr="System use case diagram for Monitor Student Screen" title="Monitor Student Screen system use case"/>
@@ -13080,7 +13095,7 @@
         <w:pStyle w:val="Heading2"/>
         <w:pageBreakBefore/>
       </w:pPr>
-      <w:bookmarkStart w:id="23" w:name="_Toc241751610"/>
+      <w:bookmarkStart w:id="23" w:name="_Toc241760992"/>
       <w:r>
         <w:lastRenderedPageBreak/>
         <w:t>Control Student Workstation</w:t>
@@ -13099,7 +13114,7 @@
           <w:noProof/>
         </w:rPr>
         <w:drawing>
-          <wp:inline distT="0" distB="0" distL="0" distR="0" wp14:anchorId="348FEB62" wp14:editId="1045DB68">
+          <wp:inline distT="0" distB="0" distL="0" distR="0" wp14:anchorId="54353CC1" wp14:editId="1968A5F6">
             <wp:extent cx="3171825" cy="5334000"/>
             <wp:effectExtent l="0" t="0" r="0" b="0"/>
             <wp:docPr id="20" name="Control Student Workstation" descr="System use case diagram for Control Student Workstation" title="Control Student Workstation system use case"/>
@@ -13654,7 +13669,7 @@
         <w:pStyle w:val="Heading2"/>
         <w:pageBreakBefore/>
       </w:pPr>
-      <w:bookmarkStart w:id="24" w:name="_Toc241751611"/>
+      <w:bookmarkStart w:id="24" w:name="_Toc241760993"/>
       <w:r>
         <w:lastRenderedPageBreak/>
         <w:t>Send Message to Student</w:t>
@@ -13673,7 +13688,7 @@
           <w:noProof/>
         </w:rPr>
         <w:drawing>
-          <wp:inline distT="0" distB="0" distL="0" distR="0" wp14:anchorId="62FEDF39" wp14:editId="66C6819E">
+          <wp:inline distT="0" distB="0" distL="0" distR="0" wp14:anchorId="5EB38CC8" wp14:editId="292CBA43">
             <wp:extent cx="3629025" cy="3600450"/>
             <wp:effectExtent l="0" t="0" r="0" b="0"/>
             <wp:docPr id="21" name="Send Message to Student" descr="System use case diagram for Send Message to Student" title="Send Message to Student system use case"/>
@@ -14172,7 +14187,7 @@
         <w:pStyle w:val="Heading2"/>
         <w:pageBreakBefore/>
       </w:pPr>
-      <w:bookmarkStart w:id="25" w:name="_Toc241751612"/>
+      <w:bookmarkStart w:id="25" w:name="_Toc241760994"/>
       <w:r>
         <w:lastRenderedPageBreak/>
         <w:t>Manage Monitoring Alert</w:t>
@@ -14191,7 +14206,7 @@
           <w:noProof/>
         </w:rPr>
         <w:drawing>
-          <wp:inline distT="0" distB="0" distL="0" distR="0" wp14:anchorId="68678A86" wp14:editId="673A27BF">
+          <wp:inline distT="0" distB="0" distL="0" distR="0" wp14:anchorId="33F25B81" wp14:editId="73AD426C">
             <wp:extent cx="4114800" cy="2543175"/>
             <wp:effectExtent l="0" t="0" r="0" b="0"/>
             <wp:docPr id="22" name="Manage Monitoring Alert" descr="System use case diagram for Manage Monitoring Alert" title="Manage Monitoring Alert system use case"/>
@@ -14693,7 +14708,7 @@
         <w:pStyle w:val="Heading2"/>
         <w:pageBreakBefore/>
       </w:pPr>
-      <w:bookmarkStart w:id="26" w:name="_Toc241751613"/>
+      <w:bookmarkStart w:id="26" w:name="_Toc241760995"/>
       <w:r>
         <w:lastRenderedPageBreak/>
         <w:t>Export Teacher Records</w:t>
@@ -14712,7 +14727,7 @@
           <w:noProof/>
         </w:rPr>
         <w:drawing>
-          <wp:inline distT="0" distB="0" distL="0" distR="0" wp14:anchorId="3D13A7E6" wp14:editId="361CF068">
+          <wp:inline distT="0" distB="0" distL="0" distR="0" wp14:anchorId="58DA0BEA" wp14:editId="4007F264">
             <wp:extent cx="4114800" cy="3419475"/>
             <wp:effectExtent l="0" t="0" r="0" b="0"/>
             <wp:docPr id="23" name="Export Teacher Records" descr="System use case diagram for Export Teacher Records" title="Export Teacher Records system use case"/>
@@ -15148,7 +15163,7 @@
         <w:pStyle w:val="Heading1"/>
         <w:pageBreakBefore/>
       </w:pPr>
-      <w:bookmarkStart w:id="27" w:name="_Toc241751614"/>
+      <w:bookmarkStart w:id="27" w:name="_Toc241760996"/>
       <w:r>
         <w:lastRenderedPageBreak/>
         <w:t>STUDENT</w:t>
@@ -15159,7 +15174,7 @@
       <w:pPr>
         <w:pStyle w:val="Heading2"/>
       </w:pPr>
-      <w:bookmarkStart w:id="28" w:name="_Toc241751615"/>
+      <w:bookmarkStart w:id="28" w:name="_Toc241760997"/>
       <w:r>
         <w:t>Log In at Workstation</w:t>
       </w:r>
@@ -15177,7 +15192,7 @@
           <w:noProof/>
         </w:rPr>
         <w:drawing>
-          <wp:inline distT="0" distB="0" distL="0" distR="0" wp14:anchorId="0F3F950F" wp14:editId="15461AAC">
+          <wp:inline distT="0" distB="0" distL="0" distR="0" wp14:anchorId="0BEAACC4" wp14:editId="44F284CA">
             <wp:extent cx="4114800" cy="2552700"/>
             <wp:effectExtent l="0" t="0" r="0" b="0"/>
             <wp:docPr id="24" name="Log In at Workstation" descr="System use case diagram for Log In at Workstation" title="Log In at Workstation system use case"/>
@@ -15743,7 +15758,7 @@
         <w:pStyle w:val="Heading2"/>
         <w:pageBreakBefore/>
       </w:pPr>
-      <w:bookmarkStart w:id="29" w:name="_Toc241751616"/>
+      <w:bookmarkStart w:id="29" w:name="_Toc241760998"/>
       <w:r>
         <w:lastRenderedPageBreak/>
         <w:t>Log Out at Workstation</w:t>
@@ -15762,7 +15777,7 @@
           <w:noProof/>
         </w:rPr>
         <w:drawing>
-          <wp:inline distT="0" distB="0" distL="0" distR="0" wp14:anchorId="3D79F121" wp14:editId="0A24651F">
+          <wp:inline distT="0" distB="0" distL="0" distR="0" wp14:anchorId="26DD0BF5" wp14:editId="09206FED">
             <wp:extent cx="4114800" cy="3209925"/>
             <wp:effectExtent l="0" t="0" r="0" b="0"/>
             <wp:docPr id="25" name="Log Out at Workstation" descr="System use case diagram for Log Out at Workstation" title="Log Out at Workstation system use case"/>
@@ -16146,7 +16161,7 @@
         <w:pStyle w:val="Heading2"/>
         <w:pageBreakBefore/>
       </w:pPr>
-      <w:bookmarkStart w:id="30" w:name="_Toc241751617"/>
+      <w:bookmarkStart w:id="30" w:name="_Toc241760999"/>
       <w:r>
         <w:lastRenderedPageBreak/>
         <w:t>Change Password at Workstation</w:t>
@@ -16165,7 +16180,7 @@
           <w:noProof/>
         </w:rPr>
         <w:drawing>
-          <wp:inline distT="0" distB="0" distL="0" distR="0" wp14:anchorId="3147F97B" wp14:editId="313AA566">
+          <wp:inline distT="0" distB="0" distL="0" distR="0" wp14:anchorId="3C729A3C" wp14:editId="1393C00C">
             <wp:extent cx="3619500" cy="2362200"/>
             <wp:effectExtent l="0" t="0" r="0" b="0"/>
             <wp:docPr id="26" name="Change Password at Workstation" descr="System use case diagram for Change Password at Workstation" title="Change Password at Workstation system use case"/>
@@ -16761,96 +16776,10 @@
 <file path=word/numbering.xml><?xml version="1.0" encoding="utf-8"?>
 <w:numbering xmlns:wpc="http://schemas.microsoft.com/office/word/2010/wordprocessingCanvas" xmlns:cx="http://schemas.microsoft.com/office/drawing/2014/chartex" xmlns:cx1="http://schemas.microsoft.com/office/drawing/2015/9/8/chartex" xmlns:cx2="http://schemas.microsoft.com/office/drawing/2015/10/21/chartex" xmlns:cx3="http://schemas.microsoft.com/office/drawing/2016/5/9/chartex" xmlns:cx4="http://schemas.microsoft.com/office/drawing/2016/5/10/chartex" xmlns:cx5="http://schemas.microsoft.com/office/drawing/2016/5/11/chartex" xmlns:cx6="http://schemas.microsoft.com/office/drawing/2016/5/12/chartex" xmlns:cx7="http://schemas.microsoft.com/office/drawing/2016/5/13/chartex" xmlns:cx8="http://schemas.microsoft.com/office/drawing/2016/5/14/chartex" xmlns:mc="http://schemas.openxmlformats.org/markup-compatibility/2006" xmlns:aink="http://schemas.microsoft.com/office/drawing/2016/ink" xmlns:am3d="http://schemas.microsoft.com/office/drawing/2017/model3d" xmlns:o="urn:schemas-microsoft-com:office:office" xmlns:oel="http://schemas.microsoft.com/office/2019/extlst" xmlns:r="http://schemas.openxmlformats.org/officeDocument/2006/relationships" xmlns:m="http://schemas.openxmlformats.org/officeDocument/2006/math" xmlns:v="urn:schemas-microsoft-com:vml" xmlns:wp14="http://schemas.microsoft.com/office/word/2010/wordprocessingDrawing" xmlns:wp="http://schemas.openxmlformats.org/drawingml/2006/wordprocessingDrawing" xmlns:w10="urn:schemas-microsoft-com:office:word" xmlns:w="http://schemas.openxmlformats.org/wordprocessingml/2006/main" xmlns:w14="http://schemas.microsoft.com/office/word/2010/wordml" xmlns:w15="http://schemas.microsoft.com/office/word/2012/wordml" xmlns:w16cex="http://schemas.microsoft.com/office/word/2018/wordml/cex" xmlns:w16cid="http://schemas.microsoft.com/office/word/2016/wordml/cid" xmlns:w16="http://schemas.microsoft.com/office/word/2018/wordml" xmlns:w16du="http://schemas.microsoft.com/office/word/2023/wordml/word16du" xmlns:w16sdtdh="http://schemas.microsoft.com/office/word/2020/wordml/sdtdatahash" xmlns:w16sdtfl="http://schemas.microsoft.com/office/word/2024/wordml/sdtformatlock" xmlns:w16se="http://schemas.microsoft.com/office/word/2015/wordml/symex" xmlns:wpg="http://schemas.microsoft.com/office/word/2010/wordprocessingGroup" xmlns:wpi="http://schemas.microsoft.com/office/word/2010/wordprocessingInk" xmlns:wne="http://schemas.microsoft.com/office/word/2006/wordml" xmlns:wps="http://schemas.microsoft.com/office/word/2010/wordprocessingShape" mc:Ignorable="w14 w15 w16se w16cid w16 w16cex w16sdtdh w16sdtfl w16du wp14">
   <w:abstractNum w:abstractNumId="0" w15:restartNumberingAfterBreak="0">
-    <w:nsid w:val="2AA81DF2"/>
+    <w:nsid w:val="553C2210"/>
     <w:multiLevelType w:val="hybridMultilevel"/>
-    <w:tmpl w:val="B20AA1C0"/>
-    <w:lvl w:ilvl="0" w:tplc="C76AB4EE" w:tentative="1">
-      <w:start w:val="1"/>
-      <w:numFmt w:val="bullet"/>
-      <w:lvlText w:val="●"/>
-      <w:lvlJc w:val="left"/>
-      <w:pPr>
-        <w:ind w:left="720" w:hanging="360"/>
-      </w:pPr>
-    </w:lvl>
-    <w:lvl w:ilvl="1" w:tplc="9EAA7B8E" w:tentative="1">
-      <w:start w:val="1"/>
-      <w:numFmt w:val="bullet"/>
-      <w:lvlText w:val="○"/>
-      <w:lvlJc w:val="left"/>
-      <w:pPr>
-        <w:ind w:left="1440" w:hanging="360"/>
-      </w:pPr>
-    </w:lvl>
-    <w:lvl w:ilvl="2" w:tplc="86887A1C" w:tentative="1">
-      <w:start w:val="1"/>
-      <w:numFmt w:val="bullet"/>
-      <w:lvlText w:val="■"/>
-      <w:lvlJc w:val="left"/>
-      <w:pPr>
-        <w:ind w:left="2160" w:hanging="360"/>
-      </w:pPr>
-    </w:lvl>
-    <w:lvl w:ilvl="3" w:tplc="05B6935C" w:tentative="1">
-      <w:start w:val="1"/>
-      <w:numFmt w:val="bullet"/>
-      <w:lvlText w:val="●"/>
-      <w:lvlJc w:val="left"/>
-      <w:pPr>
-        <w:ind w:left="2880" w:hanging="360"/>
-      </w:pPr>
-    </w:lvl>
-    <w:lvl w:ilvl="4" w:tplc="B8ECEA46" w:tentative="1">
-      <w:start w:val="1"/>
-      <w:numFmt w:val="bullet"/>
-      <w:lvlText w:val="○"/>
-      <w:lvlJc w:val="left"/>
-      <w:pPr>
-        <w:ind w:left="3600" w:hanging="360"/>
-      </w:pPr>
-    </w:lvl>
-    <w:lvl w:ilvl="5" w:tplc="3E88326E" w:tentative="1">
-      <w:start w:val="1"/>
-      <w:numFmt w:val="bullet"/>
-      <w:lvlText w:val="■"/>
-      <w:lvlJc w:val="left"/>
-      <w:pPr>
-        <w:ind w:left="4320" w:hanging="360"/>
-      </w:pPr>
-    </w:lvl>
-    <w:lvl w:ilvl="6" w:tplc="25F6BCDA" w:tentative="1">
-      <w:start w:val="1"/>
-      <w:numFmt w:val="bullet"/>
-      <w:lvlText w:val="●"/>
-      <w:lvlJc w:val="left"/>
-      <w:pPr>
-        <w:ind w:left="5040" w:hanging="360"/>
-      </w:pPr>
-    </w:lvl>
-    <w:lvl w:ilvl="7" w:tplc="691E010C" w:tentative="1">
-      <w:start w:val="1"/>
-      <w:numFmt w:val="bullet"/>
-      <w:lvlText w:val="●"/>
-      <w:lvlJc w:val="left"/>
-      <w:pPr>
-        <w:ind w:left="5760" w:hanging="360"/>
-      </w:pPr>
-    </w:lvl>
-    <w:lvl w:ilvl="8" w:tplc="6BFC3CE0" w:tentative="1">
-      <w:start w:val="1"/>
-      <w:numFmt w:val="bullet"/>
-      <w:lvlText w:val="●"/>
-      <w:lvlJc w:val="left"/>
-      <w:pPr>
-        <w:ind w:left="6480" w:hanging="360"/>
-      </w:pPr>
-    </w:lvl>
-  </w:abstractNum>
-  <w:abstractNum w:abstractNumId="1" w15:restartNumberingAfterBreak="0">
-    <w:nsid w:val="412B5DE3"/>
-    <w:multiLevelType w:val="hybridMultilevel"/>
-    <w:tmpl w:val="40A2F468"/>
-    <w:lvl w:ilvl="0" w:tplc="C7E40D3A">
+    <w:tmpl w:val="D7D490C6"/>
+    <w:lvl w:ilvl="0" w:tplc="75DA8F46">
       <w:start w:val="1"/>
       <w:numFmt w:val="decimal"/>
       <w:lvlText w:val="%1."/>
@@ -16859,275 +16788,361 @@
         <w:ind w:left="1440" w:hanging="360"/>
       </w:pPr>
     </w:lvl>
-    <w:lvl w:ilvl="1" w:tplc="C39A5C20">
+    <w:lvl w:ilvl="1" w:tplc="DEF84C40">
       <w:numFmt w:val="decimal"/>
       <w:lvlText w:val=""/>
       <w:lvlJc w:val="left"/>
     </w:lvl>
-    <w:lvl w:ilvl="2" w:tplc="BBFAF24C">
+    <w:lvl w:ilvl="2" w:tplc="9ECC90D4">
       <w:numFmt w:val="decimal"/>
       <w:lvlText w:val=""/>
       <w:lvlJc w:val="left"/>
     </w:lvl>
-    <w:lvl w:ilvl="3" w:tplc="CE8EB954">
+    <w:lvl w:ilvl="3" w:tplc="8D1E622A">
       <w:numFmt w:val="decimal"/>
       <w:lvlText w:val=""/>
       <w:lvlJc w:val="left"/>
     </w:lvl>
-    <w:lvl w:ilvl="4" w:tplc="47F4AB2C">
+    <w:lvl w:ilvl="4" w:tplc="44E0D9CC">
       <w:numFmt w:val="decimal"/>
       <w:lvlText w:val=""/>
       <w:lvlJc w:val="left"/>
     </w:lvl>
-    <w:lvl w:ilvl="5" w:tplc="3C18E548">
+    <w:lvl w:ilvl="5" w:tplc="EDE85EA4">
       <w:numFmt w:val="decimal"/>
       <w:lvlText w:val=""/>
       <w:lvlJc w:val="left"/>
     </w:lvl>
-    <w:lvl w:ilvl="6" w:tplc="BD0AABFC">
+    <w:lvl w:ilvl="6" w:tplc="585C1D88">
       <w:numFmt w:val="decimal"/>
       <w:lvlText w:val=""/>
       <w:lvlJc w:val="left"/>
     </w:lvl>
-    <w:lvl w:ilvl="7" w:tplc="64C8BCF0">
+    <w:lvl w:ilvl="7" w:tplc="3EEEA6B6">
       <w:numFmt w:val="decimal"/>
       <w:lvlText w:val=""/>
       <w:lvlJc w:val="left"/>
     </w:lvl>
-    <w:lvl w:ilvl="8" w:tplc="F46204F4">
+    <w:lvl w:ilvl="8" w:tplc="21FAFF8A">
+      <w:numFmt w:val="decimal"/>
+      <w:lvlText w:val=""/>
+      <w:lvlJc w:val="left"/>
+    </w:lvl>
+  </w:abstractNum>
+  <w:abstractNum w:abstractNumId="1" w15:restartNumberingAfterBreak="0">
+    <w:nsid w:val="63AC112E"/>
+    <w:multiLevelType w:val="hybridMultilevel"/>
+    <w:tmpl w:val="A4DC0F82"/>
+    <w:lvl w:ilvl="0" w:tplc="488802C6">
+      <w:start w:val="1"/>
+      <w:numFmt w:val="bullet"/>
+      <w:lvlText w:val=""/>
+      <w:lvlJc w:val="left"/>
+      <w:pPr>
+        <w:ind w:left="1440" w:hanging="360"/>
+      </w:pPr>
+      <w:rPr>
+        <w:rFonts w:ascii="Symbol" w:eastAsia="Symbol" w:hAnsi="Symbol" w:cs="Symbol"/>
+      </w:rPr>
+    </w:lvl>
+    <w:lvl w:ilvl="1" w:tplc="E5DA7C5A">
+      <w:start w:val="1"/>
+      <w:numFmt w:val="bullet"/>
+      <w:lvlText w:val="o"/>
+      <w:lvlJc w:val="left"/>
+      <w:pPr>
+        <w:ind w:left="1800" w:hanging="360"/>
+      </w:pPr>
+      <w:rPr>
+        <w:rFonts w:ascii="Courier New" w:eastAsia="Courier New" w:hAnsi="Courier New" w:cs="Courier New"/>
+      </w:rPr>
+    </w:lvl>
+    <w:lvl w:ilvl="2" w:tplc="18BC2D78">
+      <w:numFmt w:val="decimal"/>
+      <w:lvlText w:val=""/>
+      <w:lvlJc w:val="left"/>
+    </w:lvl>
+    <w:lvl w:ilvl="3" w:tplc="C6343B4A">
+      <w:numFmt w:val="decimal"/>
+      <w:lvlText w:val=""/>
+      <w:lvlJc w:val="left"/>
+    </w:lvl>
+    <w:lvl w:ilvl="4" w:tplc="07F22836">
+      <w:numFmt w:val="decimal"/>
+      <w:lvlText w:val=""/>
+      <w:lvlJc w:val="left"/>
+    </w:lvl>
+    <w:lvl w:ilvl="5" w:tplc="0CDA47F0">
+      <w:numFmt w:val="decimal"/>
+      <w:lvlText w:val=""/>
+      <w:lvlJc w:val="left"/>
+    </w:lvl>
+    <w:lvl w:ilvl="6" w:tplc="20863992">
+      <w:numFmt w:val="decimal"/>
+      <w:lvlText w:val=""/>
+      <w:lvlJc w:val="left"/>
+    </w:lvl>
+    <w:lvl w:ilvl="7" w:tplc="29505018">
+      <w:numFmt w:val="decimal"/>
+      <w:lvlText w:val=""/>
+      <w:lvlJc w:val="left"/>
+    </w:lvl>
+    <w:lvl w:ilvl="8" w:tplc="35DA65C4">
       <w:numFmt w:val="decimal"/>
       <w:lvlText w:val=""/>
       <w:lvlJc w:val="left"/>
     </w:lvl>
   </w:abstractNum>
   <w:abstractNum w:abstractNumId="2" w15:restartNumberingAfterBreak="0">
-    <w:nsid w:val="66F80D63"/>
+    <w:nsid w:val="6B737B9E"/>
     <w:multiLevelType w:val="hybridMultilevel"/>
-    <w:tmpl w:val="7608B116"/>
-    <w:lvl w:ilvl="0" w:tplc="1796220C">
+    <w:tmpl w:val="96D27918"/>
+    <w:lvl w:ilvl="0" w:tplc="19C0191E" w:tentative="1">
       <w:start w:val="1"/>
       <w:numFmt w:val="bullet"/>
-      <w:lvlText w:val=""/>
+      <w:lvlText w:val="●"/>
       <w:lvlJc w:val="left"/>
       <w:pPr>
-        <w:ind w:left="1440" w:hanging="360"/>
-      </w:pPr>
-      <w:rPr>
-        <w:rFonts w:ascii="Symbol" w:eastAsia="Symbol" w:hAnsi="Symbol" w:cs="Symbol"/>
-      </w:rPr>
+        <w:ind w:left="720" w:hanging="360"/>
+      </w:pPr>
     </w:lvl>
-    <w:lvl w:ilvl="1" w:tplc="8A460AFA">
+    <w:lvl w:ilvl="1" w:tplc="1CCE7292" w:tentative="1">
       <w:start w:val="1"/>
       <w:numFmt w:val="bullet"/>
-      <w:lvlText w:val="o"/>
+      <w:lvlText w:val="○"/>
       <w:lvlJc w:val="left"/>
       <w:pPr>
-        <w:ind w:left="1800" w:hanging="360"/>
-      </w:pPr>
-      <w:rPr>
-        <w:rFonts w:ascii="Courier New" w:eastAsia="Courier New" w:hAnsi="Courier New" w:cs="Courier New"/>
-      </w:rPr>
+        <w:ind w:left="1440" w:hanging="360"/>
+      </w:pPr>
     </w:lvl>
-    <w:lvl w:ilvl="2" w:tplc="95CE77DC">
-      <w:numFmt w:val="decimal"/>
-      <w:lvlText w:val=""/>
+    <w:lvl w:ilvl="2" w:tplc="E4A09430" w:tentative="1">
+      <w:start w:val="1"/>
+      <w:numFmt w:val="bullet"/>
+      <w:lvlText w:val="■"/>
       <w:lvlJc w:val="left"/>
+      <w:pPr>
+        <w:ind w:left="2160" w:hanging="360"/>
+      </w:pPr>
     </w:lvl>
-    <w:lvl w:ilvl="3" w:tplc="9CC22492">
-      <w:numFmt w:val="decimal"/>
-      <w:lvlText w:val=""/>
+    <w:lvl w:ilvl="3" w:tplc="7280FCB6" w:tentative="1">
+      <w:start w:val="1"/>
+      <w:numFmt w:val="bullet"/>
+      <w:lvlText w:val="●"/>
       <w:lvlJc w:val="left"/>
+      <w:pPr>
+        <w:ind w:left="2880" w:hanging="360"/>
+      </w:pPr>
     </w:lvl>
-    <w:lvl w:ilvl="4" w:tplc="3DBA5430">
-      <w:numFmt w:val="decimal"/>
-      <w:lvlText w:val=""/>
+    <w:lvl w:ilvl="4" w:tplc="708E7F7E" w:tentative="1">
+      <w:start w:val="1"/>
+      <w:numFmt w:val="bullet"/>
+      <w:lvlText w:val="○"/>
       <w:lvlJc w:val="left"/>
+      <w:pPr>
+        <w:ind w:left="3600" w:hanging="360"/>
+      </w:pPr>
     </w:lvl>
-    <w:lvl w:ilvl="5" w:tplc="372C20F2">
-      <w:numFmt w:val="decimal"/>
-      <w:lvlText w:val=""/>
+    <w:lvl w:ilvl="5" w:tplc="7C809628" w:tentative="1">
+      <w:start w:val="1"/>
+      <w:numFmt w:val="bullet"/>
+      <w:lvlText w:val="■"/>
       <w:lvlJc w:val="left"/>
+      <w:pPr>
+        <w:ind w:left="4320" w:hanging="360"/>
+      </w:pPr>
     </w:lvl>
-    <w:lvl w:ilvl="6" w:tplc="68B42B3A">
-      <w:numFmt w:val="decimal"/>
-      <w:lvlText w:val=""/>
+    <w:lvl w:ilvl="6" w:tplc="15024D48" w:tentative="1">
+      <w:start w:val="1"/>
+      <w:numFmt w:val="bullet"/>
+      <w:lvlText w:val="●"/>
       <w:lvlJc w:val="left"/>
+      <w:pPr>
+        <w:ind w:left="5040" w:hanging="360"/>
+      </w:pPr>
     </w:lvl>
-    <w:lvl w:ilvl="7" w:tplc="BDBA0754">
-      <w:numFmt w:val="decimal"/>
-      <w:lvlText w:val=""/>
+    <w:lvl w:ilvl="7" w:tplc="252A0514" w:tentative="1">
+      <w:start w:val="1"/>
+      <w:numFmt w:val="bullet"/>
+      <w:lvlText w:val="●"/>
       <w:lvlJc w:val="left"/>
+      <w:pPr>
+        <w:ind w:left="5760" w:hanging="360"/>
+      </w:pPr>
     </w:lvl>
-    <w:lvl w:ilvl="8" w:tplc="8B74429C">
-      <w:numFmt w:val="decimal"/>
-      <w:lvlText w:val=""/>
+    <w:lvl w:ilvl="8" w:tplc="2AA8E366" w:tentative="1">
+      <w:start w:val="1"/>
+      <w:numFmt w:val="bullet"/>
+      <w:lvlText w:val="●"/>
       <w:lvlJc w:val="left"/>
+      <w:pPr>
+        <w:ind w:left="6480" w:hanging="360"/>
+      </w:pPr>
     </w:lvl>
   </w:abstractNum>
-  <w:num w:numId="1" w16cid:durableId="669216511">
+  <w:num w:numId="1" w16cid:durableId="1329285974">
+    <w:abstractNumId w:val="2"/>
+    <w:lvlOverride w:ilvl="0">
+      <w:startOverride w:val="1"/>
+    </w:lvlOverride>
+  </w:num>
+  <w:num w:numId="2" w16cid:durableId="1735277392">
+    <w:abstractNumId w:val="1"/>
+    <w:lvlOverride w:ilvl="0">
+      <w:startOverride w:val="1"/>
+    </w:lvlOverride>
+  </w:num>
+  <w:num w:numId="3" w16cid:durableId="293220734">
     <w:abstractNumId w:val="0"/>
     <w:lvlOverride w:ilvl="0">
       <w:startOverride w:val="1"/>
     </w:lvlOverride>
   </w:num>
-  <w:num w:numId="2" w16cid:durableId="234585344">
-    <w:abstractNumId w:val="2"/>
+  <w:num w:numId="4" w16cid:durableId="1800567695">
+    <w:abstractNumId w:val="0"/>
     <w:lvlOverride w:ilvl="0">
       <w:startOverride w:val="1"/>
     </w:lvlOverride>
   </w:num>
-  <w:num w:numId="3" w16cid:durableId="1469279424">
-    <w:abstractNumId w:val="1"/>
+  <w:num w:numId="5" w16cid:durableId="2141730395">
+    <w:abstractNumId w:val="0"/>
     <w:lvlOverride w:ilvl="0">
       <w:startOverride w:val="1"/>
     </w:lvlOverride>
   </w:num>
-  <w:num w:numId="4" w16cid:durableId="1776705709">
-    <w:abstractNumId w:val="1"/>
+  <w:num w:numId="6" w16cid:durableId="868878422">
+    <w:abstractNumId w:val="0"/>
     <w:lvlOverride w:ilvl="0">
       <w:startOverride w:val="1"/>
     </w:lvlOverride>
   </w:num>
-  <w:num w:numId="5" w16cid:durableId="298152130">
-    <w:abstractNumId w:val="1"/>
+  <w:num w:numId="7" w16cid:durableId="578250951">
+    <w:abstractNumId w:val="0"/>
     <w:lvlOverride w:ilvl="0">
       <w:startOverride w:val="1"/>
     </w:lvlOverride>
   </w:num>
-  <w:num w:numId="6" w16cid:durableId="902135583">
-    <w:abstractNumId w:val="1"/>
+  <w:num w:numId="8" w16cid:durableId="27486079">
+    <w:abstractNumId w:val="0"/>
     <w:lvlOverride w:ilvl="0">
       <w:startOverride w:val="1"/>
     </w:lvlOverride>
   </w:num>
-  <w:num w:numId="7" w16cid:durableId="1801533673">
-    <w:abstractNumId w:val="1"/>
+  <w:num w:numId="9" w16cid:durableId="1921744067">
+    <w:abstractNumId w:val="0"/>
     <w:lvlOverride w:ilvl="0">
       <w:startOverride w:val="1"/>
     </w:lvlOverride>
   </w:num>
-  <w:num w:numId="8" w16cid:durableId="206188932">
-    <w:abstractNumId w:val="1"/>
+  <w:num w:numId="10" w16cid:durableId="50661461">
+    <w:abstractNumId w:val="0"/>
     <w:lvlOverride w:ilvl="0">
       <w:startOverride w:val="1"/>
     </w:lvlOverride>
   </w:num>
-  <w:num w:numId="9" w16cid:durableId="924723554">
-    <w:abstractNumId w:val="1"/>
+  <w:num w:numId="11" w16cid:durableId="901139115">
+    <w:abstractNumId w:val="0"/>
     <w:lvlOverride w:ilvl="0">
       <w:startOverride w:val="1"/>
     </w:lvlOverride>
   </w:num>
-  <w:num w:numId="10" w16cid:durableId="1868759358">
-    <w:abstractNumId w:val="1"/>
+  <w:num w:numId="12" w16cid:durableId="116535406">
+    <w:abstractNumId w:val="0"/>
     <w:lvlOverride w:ilvl="0">
       <w:startOverride w:val="1"/>
     </w:lvlOverride>
   </w:num>
-  <w:num w:numId="11" w16cid:durableId="1985573626">
-    <w:abstractNumId w:val="1"/>
+  <w:num w:numId="13" w16cid:durableId="341663305">
+    <w:abstractNumId w:val="0"/>
     <w:lvlOverride w:ilvl="0">
       <w:startOverride w:val="1"/>
     </w:lvlOverride>
   </w:num>
-  <w:num w:numId="12" w16cid:durableId="1004404991">
-    <w:abstractNumId w:val="1"/>
+  <w:num w:numId="14" w16cid:durableId="731123210">
+    <w:abstractNumId w:val="0"/>
     <w:lvlOverride w:ilvl="0">
       <w:startOverride w:val="1"/>
     </w:lvlOverride>
   </w:num>
-  <w:num w:numId="13" w16cid:durableId="1478066120">
-    <w:abstractNumId w:val="1"/>
+  <w:num w:numId="15" w16cid:durableId="1129472642">
+    <w:abstractNumId w:val="0"/>
     <w:lvlOverride w:ilvl="0">
       <w:startOverride w:val="1"/>
     </w:lvlOverride>
   </w:num>
-  <w:num w:numId="14" w16cid:durableId="578095697">
-    <w:abstractNumId w:val="1"/>
+  <w:num w:numId="16" w16cid:durableId="1028724733">
+    <w:abstractNumId w:val="0"/>
     <w:lvlOverride w:ilvl="0">
       <w:startOverride w:val="1"/>
     </w:lvlOverride>
   </w:num>
-  <w:num w:numId="15" w16cid:durableId="129636021">
-    <w:abstractNumId w:val="1"/>
+  <w:num w:numId="17" w16cid:durableId="1216504683">
+    <w:abstractNumId w:val="0"/>
     <w:lvlOverride w:ilvl="0">
       <w:startOverride w:val="1"/>
     </w:lvlOverride>
   </w:num>
-  <w:num w:numId="16" w16cid:durableId="1189490886">
-    <w:abstractNumId w:val="1"/>
+  <w:num w:numId="18" w16cid:durableId="761340709">
+    <w:abstractNumId w:val="0"/>
     <w:lvlOverride w:ilvl="0">
       <w:startOverride w:val="1"/>
     </w:lvlOverride>
   </w:num>
-  <w:num w:numId="17" w16cid:durableId="1212644993">
-    <w:abstractNumId w:val="1"/>
+  <w:num w:numId="19" w16cid:durableId="1427534044">
+    <w:abstractNumId w:val="0"/>
     <w:lvlOverride w:ilvl="0">
       <w:startOverride w:val="1"/>
     </w:lvlOverride>
   </w:num>
-  <w:num w:numId="18" w16cid:durableId="1078475165">
-    <w:abstractNumId w:val="1"/>
+  <w:num w:numId="20" w16cid:durableId="1937321371">
+    <w:abstractNumId w:val="0"/>
     <w:lvlOverride w:ilvl="0">
       <w:startOverride w:val="1"/>
     </w:lvlOverride>
   </w:num>
-  <w:num w:numId="19" w16cid:durableId="1333988269">
-    <w:abstractNumId w:val="1"/>
+  <w:num w:numId="21" w16cid:durableId="1624576035">
+    <w:abstractNumId w:val="0"/>
     <w:lvlOverride w:ilvl="0">
       <w:startOverride w:val="1"/>
     </w:lvlOverride>
   </w:num>
-  <w:num w:numId="20" w16cid:durableId="1993366600">
-    <w:abstractNumId w:val="1"/>
+  <w:num w:numId="22" w16cid:durableId="719323821">
+    <w:abstractNumId w:val="0"/>
     <w:lvlOverride w:ilvl="0">
       <w:startOverride w:val="1"/>
     </w:lvlOverride>
   </w:num>
-  <w:num w:numId="21" w16cid:durableId="643236599">
-    <w:abstractNumId w:val="1"/>
+  <w:num w:numId="23" w16cid:durableId="1614748295">
+    <w:abstractNumId w:val="0"/>
     <w:lvlOverride w:ilvl="0">
       <w:startOverride w:val="1"/>
     </w:lvlOverride>
   </w:num>
-  <w:num w:numId="22" w16cid:durableId="852499293">
-    <w:abstractNumId w:val="1"/>
+  <w:num w:numId="24" w16cid:durableId="2009093193">
+    <w:abstractNumId w:val="0"/>
     <w:lvlOverride w:ilvl="0">
       <w:startOverride w:val="1"/>
     </w:lvlOverride>
   </w:num>
-  <w:num w:numId="23" w16cid:durableId="1379819484">
-    <w:abstractNumId w:val="1"/>
+  <w:num w:numId="25" w16cid:durableId="984626815">
+    <w:abstractNumId w:val="0"/>
     <w:lvlOverride w:ilvl="0">
       <w:startOverride w:val="1"/>
     </w:lvlOverride>
   </w:num>
-  <w:num w:numId="24" w16cid:durableId="2106611000">
-    <w:abstractNumId w:val="1"/>
+  <w:num w:numId="26" w16cid:durableId="985671885">
+    <w:abstractNumId w:val="0"/>
     <w:lvlOverride w:ilvl="0">
       <w:startOverride w:val="1"/>
     </w:lvlOverride>
   </w:num>
-  <w:num w:numId="25" w16cid:durableId="437330828">
-    <w:abstractNumId w:val="1"/>
+  <w:num w:numId="27" w16cid:durableId="1985894160">
+    <w:abstractNumId w:val="0"/>
     <w:lvlOverride w:ilvl="0">
       <w:startOverride w:val="1"/>
     </w:lvlOverride>
   </w:num>
-  <w:num w:numId="26" w16cid:durableId="2076003029">
-    <w:abstractNumId w:val="1"/>
-    <w:lvlOverride w:ilvl="0">
-      <w:startOverride w:val="1"/>
-    </w:lvlOverride>
-  </w:num>
-  <w:num w:numId="27" w16cid:durableId="1234776542">
-    <w:abstractNumId w:val="1"/>
-    <w:lvlOverride w:ilvl="0">
-      <w:startOverride w:val="1"/>
-    </w:lvlOverride>
-  </w:num>
-  <w:num w:numId="28" w16cid:durableId="1804075295">
-    <w:abstractNumId w:val="1"/>
+  <w:num w:numId="28" w16cid:durableId="1741053226">
+    <w:abstractNumId w:val="0"/>
     <w:lvlOverride w:ilvl="0">
       <w:startOverride w:val="1"/>
     </w:lvlOverride>
@@ -17760,7 +17775,7 @@
     <w:autoRedefine/>
     <w:uiPriority w:val="39"/>
     <w:unhideWhenUsed/>
-    <w:rsid w:val="00C26A5D"/>
+    <w:rsid w:val="002939C4"/>
     <w:pPr>
       <w:spacing w:after="100"/>
     </w:pPr>
@@ -17775,7 +17790,7 @@
     <w:autoRedefine/>
     <w:uiPriority w:val="39"/>
     <w:unhideWhenUsed/>
-    <w:rsid w:val="00C26A5D"/>
+    <w:rsid w:val="002939C4"/>
     <w:pPr>
       <w:spacing w:after="100"/>
       <w:ind w:left="240"/>

--- a/DIAGRAMS/CAMS-Use-Case-Specifications.docx
+++ b/DIAGRAMS/CAMS-Use-Case-Specifications.docx
@@ -51,7 +51,7 @@
         <w:jc w:val="center"/>
       </w:pPr>
       <w:r>
-        <w:t>26 system use cases, with 84 use cases in their diagrams</w:t>
+        <w:t>26 system use cases, with 91 use cases in their diagrams</w:t>
       </w:r>
     </w:p>
     <w:p>
@@ -67,7 +67,7 @@
         <w:pStyle w:val="Heading1"/>
         <w:pageBreakBefore/>
       </w:pPr>
-      <w:bookmarkStart w:id="0" w:name="_Toc241760969"/>
+      <w:bookmarkStart w:id="0" w:name="_Toc241767245"/>
       <w:r>
         <w:lastRenderedPageBreak/>
         <w:t>About this document</w:t>
@@ -102,6 +102,16 @@
       </w:r>
       <w:r>
         <w:t>, with one actor named Admin / Teacher.</w:t>
+      </w:r>
+    </w:p>
+    <w:p>
+      <w:pPr>
+        <w:spacing w:line="480" w:lineRule="auto"/>
+        <w:ind w:left="720" w:firstLine="720"/>
+        <w:jc w:val="both"/>
+      </w:pPr>
+      <w:r>
+        <w:t>A page with a list is shown as a View … List use case. Adding, editing, turning on or off, or deleting the records on that list extends it.</w:t>
       </w:r>
     </w:p>
     <w:p>
@@ -151,7 +161,7 @@
     <w:sdt>
       <w:sdtPr>
         <w:alias w:val="Contents"/>
-        <w:id w:val="1601758230"/>
+        <w:id w:val="-2129840170"/>
       </w:sdtPr>
       <w:sdtEndPr>
         <w:rPr>
@@ -183,7 +193,7 @@
           <w:r>
             <w:fldChar w:fldCharType="separate"/>
           </w:r>
-          <w:hyperlink w:anchor="_Toc241760969" w:history="1">
+          <w:hyperlink w:anchor="_Toc241767245" w:history="1">
             <w:r>
               <w:rPr>
                 <w:rStyle w:val="Hyperlink"/>
@@ -207,7 +217,7 @@
               <w:rPr>
                 <w:noProof/>
               </w:rPr>
-              <w:instrText xml:space="preserve"> PAGEREF _Toc241760969 \h </w:instrText>
+              <w:instrText xml:space="preserve"> PAGEREF _Toc241767245 \h </w:instrText>
             </w:r>
             <w:r>
               <w:rPr>
@@ -249,7 +259,7 @@
               <w14:ligatures w14:val="standardContextual"/>
             </w:rPr>
           </w:pPr>
-          <w:hyperlink w:anchor="_Toc241760970" w:history="1">
+          <w:hyperlink w:anchor="_Toc241767246" w:history="1">
             <w:r>
               <w:rPr>
                 <w:rStyle w:val="Hyperlink"/>
@@ -273,7 +283,7 @@
               <w:rPr>
                 <w:noProof/>
               </w:rPr>
-              <w:instrText xml:space="preserve"> PAGEREF _Toc241760970 \h </w:instrText>
+              <w:instrText xml:space="preserve"> PAGEREF _Toc241767246 \h </w:instrText>
             </w:r>
             <w:r>
               <w:rPr>
@@ -315,7 +325,7 @@
               <w14:ligatures w14:val="standardContextual"/>
             </w:rPr>
           </w:pPr>
-          <w:hyperlink w:anchor="_Toc241760971" w:history="1">
+          <w:hyperlink w:anchor="_Toc241767247" w:history="1">
             <w:r>
               <w:rPr>
                 <w:rStyle w:val="Hyperlink"/>
@@ -339,7 +349,7 @@
               <w:rPr>
                 <w:noProof/>
               </w:rPr>
-              <w:instrText xml:space="preserve"> PAGEREF _Toc241760971 \h </w:instrText>
+              <w:instrText xml:space="preserve"> PAGEREF _Toc241767247 \h </w:instrText>
             </w:r>
             <w:r>
               <w:rPr>
@@ -381,7 +391,7 @@
               <w14:ligatures w14:val="standardContextual"/>
             </w:rPr>
           </w:pPr>
-          <w:hyperlink w:anchor="_Toc241760972" w:history="1">
+          <w:hyperlink w:anchor="_Toc241767248" w:history="1">
             <w:r>
               <w:rPr>
                 <w:rStyle w:val="Hyperlink"/>
@@ -405,7 +415,7 @@
               <w:rPr>
                 <w:noProof/>
               </w:rPr>
-              <w:instrText xml:space="preserve"> PAGEREF _Toc241760972 \h </w:instrText>
+              <w:instrText xml:space="preserve"> PAGEREF _Toc241767248 \h </w:instrText>
             </w:r>
             <w:r>
               <w:rPr>
@@ -447,7 +457,7 @@
               <w14:ligatures w14:val="standardContextual"/>
             </w:rPr>
           </w:pPr>
-          <w:hyperlink w:anchor="_Toc241760973" w:history="1">
+          <w:hyperlink w:anchor="_Toc241767249" w:history="1">
             <w:r>
               <w:rPr>
                 <w:rStyle w:val="Hyperlink"/>
@@ -471,7 +481,7 @@
               <w:rPr>
                 <w:noProof/>
               </w:rPr>
-              <w:instrText xml:space="preserve"> PAGEREF _Toc241760973 \h </w:instrText>
+              <w:instrText xml:space="preserve"> PAGEREF _Toc241767249 \h </w:instrText>
             </w:r>
             <w:r>
               <w:rPr>
@@ -513,7 +523,7 @@
               <w14:ligatures w14:val="standardContextual"/>
             </w:rPr>
           </w:pPr>
-          <w:hyperlink w:anchor="_Toc241760974" w:history="1">
+          <w:hyperlink w:anchor="_Toc241767250" w:history="1">
             <w:r>
               <w:rPr>
                 <w:rStyle w:val="Hyperlink"/>
@@ -537,7 +547,7 @@
               <w:rPr>
                 <w:noProof/>
               </w:rPr>
-              <w:instrText xml:space="preserve"> PAGEREF _Toc241760974 \h </w:instrText>
+              <w:instrText xml:space="preserve"> PAGEREF _Toc241767250 \h </w:instrText>
             </w:r>
             <w:r>
               <w:rPr>
@@ -579,7 +589,7 @@
               <w14:ligatures w14:val="standardContextual"/>
             </w:rPr>
           </w:pPr>
-          <w:hyperlink w:anchor="_Toc241760975" w:history="1">
+          <w:hyperlink w:anchor="_Toc241767251" w:history="1">
             <w:r>
               <w:rPr>
                 <w:rStyle w:val="Hyperlink"/>
@@ -603,7 +613,7 @@
               <w:rPr>
                 <w:noProof/>
               </w:rPr>
-              <w:instrText xml:space="preserve"> PAGEREF _Toc241760975 \h </w:instrText>
+              <w:instrText xml:space="preserve"> PAGEREF _Toc241767251 \h </w:instrText>
             </w:r>
             <w:r>
               <w:rPr>
@@ -645,7 +655,7 @@
               <w14:ligatures w14:val="standardContextual"/>
             </w:rPr>
           </w:pPr>
-          <w:hyperlink w:anchor="_Toc241760976" w:history="1">
+          <w:hyperlink w:anchor="_Toc241767252" w:history="1">
             <w:r>
               <w:rPr>
                 <w:rStyle w:val="Hyperlink"/>
@@ -669,7 +679,7 @@
               <w:rPr>
                 <w:noProof/>
               </w:rPr>
-              <w:instrText xml:space="preserve"> PAGEREF _Toc241760976 \h </w:instrText>
+              <w:instrText xml:space="preserve"> PAGEREF _Toc241767252 \h </w:instrText>
             </w:r>
             <w:r>
               <w:rPr>
@@ -686,7 +696,7 @@
               <w:rPr>
                 <w:noProof/>
               </w:rPr>
-              <w:t>13</w:t>
+              <w:t>14</w:t>
             </w:r>
             <w:r>
               <w:rPr>
@@ -711,7 +721,7 @@
               <w14:ligatures w14:val="standardContextual"/>
             </w:rPr>
           </w:pPr>
-          <w:hyperlink w:anchor="_Toc241760977" w:history="1">
+          <w:hyperlink w:anchor="_Toc241767253" w:history="1">
             <w:r>
               <w:rPr>
                 <w:rStyle w:val="Hyperlink"/>
@@ -735,7 +745,7 @@
               <w:rPr>
                 <w:noProof/>
               </w:rPr>
-              <w:instrText xml:space="preserve"> PAGEREF _Toc241760977 \h </w:instrText>
+              <w:instrText xml:space="preserve"> PAGEREF _Toc241767253 \h </w:instrText>
             </w:r>
             <w:r>
               <w:rPr>
@@ -752,7 +762,7 @@
               <w:rPr>
                 <w:noProof/>
               </w:rPr>
-              <w:t>15</w:t>
+              <w:t>16</w:t>
             </w:r>
             <w:r>
               <w:rPr>
@@ -777,7 +787,7 @@
               <w14:ligatures w14:val="standardContextual"/>
             </w:rPr>
           </w:pPr>
-          <w:hyperlink w:anchor="_Toc241760978" w:history="1">
+          <w:hyperlink w:anchor="_Toc241767254" w:history="1">
             <w:r>
               <w:rPr>
                 <w:rStyle w:val="Hyperlink"/>
@@ -801,7 +811,7 @@
               <w:rPr>
                 <w:noProof/>
               </w:rPr>
-              <w:instrText xml:space="preserve"> PAGEREF _Toc241760978 \h </w:instrText>
+              <w:instrText xml:space="preserve"> PAGEREF _Toc241767254 \h </w:instrText>
             </w:r>
             <w:r>
               <w:rPr>
@@ -818,7 +828,7 @@
               <w:rPr>
                 <w:noProof/>
               </w:rPr>
-              <w:t>18</w:t>
+              <w:t>19</w:t>
             </w:r>
             <w:r>
               <w:rPr>
@@ -843,7 +853,7 @@
               <w14:ligatures w14:val="standardContextual"/>
             </w:rPr>
           </w:pPr>
-          <w:hyperlink w:anchor="_Toc241760979" w:history="1">
+          <w:hyperlink w:anchor="_Toc241767255" w:history="1">
             <w:r>
               <w:rPr>
                 <w:rStyle w:val="Hyperlink"/>
@@ -867,7 +877,7 @@
               <w:rPr>
                 <w:noProof/>
               </w:rPr>
-              <w:instrText xml:space="preserve"> PAGEREF _Toc241760979 \h </w:instrText>
+              <w:instrText xml:space="preserve"> PAGEREF _Toc241767255 \h </w:instrText>
             </w:r>
             <w:r>
               <w:rPr>
@@ -884,7 +894,7 @@
               <w:rPr>
                 <w:noProof/>
               </w:rPr>
-              <w:t>20</w:t>
+              <w:t>21</w:t>
             </w:r>
             <w:r>
               <w:rPr>
@@ -909,7 +919,7 @@
               <w14:ligatures w14:val="standardContextual"/>
             </w:rPr>
           </w:pPr>
-          <w:hyperlink w:anchor="_Toc241760980" w:history="1">
+          <w:hyperlink w:anchor="_Toc241767256" w:history="1">
             <w:r>
               <w:rPr>
                 <w:rStyle w:val="Hyperlink"/>
@@ -933,7 +943,7 @@
               <w:rPr>
                 <w:noProof/>
               </w:rPr>
-              <w:instrText xml:space="preserve"> PAGEREF _Toc241760980 \h </w:instrText>
+              <w:instrText xml:space="preserve"> PAGEREF _Toc241767256 \h </w:instrText>
             </w:r>
             <w:r>
               <w:rPr>
@@ -950,7 +960,7 @@
               <w:rPr>
                 <w:noProof/>
               </w:rPr>
-              <w:t>22</w:t>
+              <w:t>23</w:t>
             </w:r>
             <w:r>
               <w:rPr>
@@ -975,7 +985,7 @@
               <w14:ligatures w14:val="standardContextual"/>
             </w:rPr>
           </w:pPr>
-          <w:hyperlink w:anchor="_Toc241760981" w:history="1">
+          <w:hyperlink w:anchor="_Toc241767257" w:history="1">
             <w:r>
               <w:rPr>
                 <w:rStyle w:val="Hyperlink"/>
@@ -999,7 +1009,7 @@
               <w:rPr>
                 <w:noProof/>
               </w:rPr>
-              <w:instrText xml:space="preserve"> PAGEREF _Toc241760981 \h </w:instrText>
+              <w:instrText xml:space="preserve"> PAGEREF _Toc241767257 \h </w:instrText>
             </w:r>
             <w:r>
               <w:rPr>
@@ -1016,7 +1026,7 @@
               <w:rPr>
                 <w:noProof/>
               </w:rPr>
-              <w:t>24</w:t>
+              <w:t>25</w:t>
             </w:r>
             <w:r>
               <w:rPr>
@@ -1041,7 +1051,7 @@
               <w14:ligatures w14:val="standardContextual"/>
             </w:rPr>
           </w:pPr>
-          <w:hyperlink w:anchor="_Toc241760982" w:history="1">
+          <w:hyperlink w:anchor="_Toc241767258" w:history="1">
             <w:r>
               <w:rPr>
                 <w:rStyle w:val="Hyperlink"/>
@@ -1065,7 +1075,7 @@
               <w:rPr>
                 <w:noProof/>
               </w:rPr>
-              <w:instrText xml:space="preserve"> PAGEREF _Toc241760982 \h </w:instrText>
+              <w:instrText xml:space="preserve"> PAGEREF _Toc241767258 \h </w:instrText>
             </w:r>
             <w:r>
               <w:rPr>
@@ -1082,7 +1092,7 @@
               <w:rPr>
                 <w:noProof/>
               </w:rPr>
-              <w:t>26</w:t>
+              <w:t>27</w:t>
             </w:r>
             <w:r>
               <w:rPr>
@@ -1107,7 +1117,7 @@
               <w14:ligatures w14:val="standardContextual"/>
             </w:rPr>
           </w:pPr>
-          <w:hyperlink w:anchor="_Toc241760983" w:history="1">
+          <w:hyperlink w:anchor="_Toc241767259" w:history="1">
             <w:r>
               <w:rPr>
                 <w:rStyle w:val="Hyperlink"/>
@@ -1131,7 +1141,7 @@
               <w:rPr>
                 <w:noProof/>
               </w:rPr>
-              <w:instrText xml:space="preserve"> PAGEREF _Toc241760983 \h </w:instrText>
+              <w:instrText xml:space="preserve"> PAGEREF _Toc241767259 \h </w:instrText>
             </w:r>
             <w:r>
               <w:rPr>
@@ -1148,7 +1158,7 @@
               <w:rPr>
                 <w:noProof/>
               </w:rPr>
-              <w:t>28</w:t>
+              <w:t>29</w:t>
             </w:r>
             <w:r>
               <w:rPr>
@@ -1173,7 +1183,7 @@
               <w14:ligatures w14:val="standardContextual"/>
             </w:rPr>
           </w:pPr>
-          <w:hyperlink w:anchor="_Toc241760984" w:history="1">
+          <w:hyperlink w:anchor="_Toc241767260" w:history="1">
             <w:r>
               <w:rPr>
                 <w:rStyle w:val="Hyperlink"/>
@@ -1197,7 +1207,7 @@
               <w:rPr>
                 <w:noProof/>
               </w:rPr>
-              <w:instrText xml:space="preserve"> PAGEREF _Toc241760984 \h </w:instrText>
+              <w:instrText xml:space="preserve"> PAGEREF _Toc241767260 \h </w:instrText>
             </w:r>
             <w:r>
               <w:rPr>
@@ -1214,7 +1224,7 @@
               <w:rPr>
                 <w:noProof/>
               </w:rPr>
-              <w:t>28</w:t>
+              <w:t>29</w:t>
             </w:r>
             <w:r>
               <w:rPr>
@@ -1239,7 +1249,7 @@
               <w14:ligatures w14:val="standardContextual"/>
             </w:rPr>
           </w:pPr>
-          <w:hyperlink w:anchor="_Toc241760985" w:history="1">
+          <w:hyperlink w:anchor="_Toc241767261" w:history="1">
             <w:r>
               <w:rPr>
                 <w:rStyle w:val="Hyperlink"/>
@@ -1263,7 +1273,7 @@
               <w:rPr>
                 <w:noProof/>
               </w:rPr>
-              <w:instrText xml:space="preserve"> PAGEREF _Toc241760985 \h </w:instrText>
+              <w:instrText xml:space="preserve"> PAGEREF _Toc241767261 \h </w:instrText>
             </w:r>
             <w:r>
               <w:rPr>
@@ -1280,7 +1290,7 @@
               <w:rPr>
                 <w:noProof/>
               </w:rPr>
-              <w:t>30</w:t>
+              <w:t>31</w:t>
             </w:r>
             <w:r>
               <w:rPr>
@@ -1305,7 +1315,7 @@
               <w14:ligatures w14:val="standardContextual"/>
             </w:rPr>
           </w:pPr>
-          <w:hyperlink w:anchor="_Toc241760986" w:history="1">
+          <w:hyperlink w:anchor="_Toc241767262" w:history="1">
             <w:r>
               <w:rPr>
                 <w:rStyle w:val="Hyperlink"/>
@@ -1329,7 +1339,7 @@
               <w:rPr>
                 <w:noProof/>
               </w:rPr>
-              <w:instrText xml:space="preserve"> PAGEREF _Toc241760986 \h </w:instrText>
+              <w:instrText xml:space="preserve"> PAGEREF _Toc241767262 \h </w:instrText>
             </w:r>
             <w:r>
               <w:rPr>
@@ -1346,7 +1356,7 @@
               <w:rPr>
                 <w:noProof/>
               </w:rPr>
-              <w:t>32</w:t>
+              <w:t>33</w:t>
             </w:r>
             <w:r>
               <w:rPr>
@@ -1371,7 +1381,7 @@
               <w14:ligatures w14:val="standardContextual"/>
             </w:rPr>
           </w:pPr>
-          <w:hyperlink w:anchor="_Toc241760987" w:history="1">
+          <w:hyperlink w:anchor="_Toc241767263" w:history="1">
             <w:r>
               <w:rPr>
                 <w:rStyle w:val="Hyperlink"/>
@@ -1395,7 +1405,7 @@
               <w:rPr>
                 <w:noProof/>
               </w:rPr>
-              <w:instrText xml:space="preserve"> PAGEREF _Toc241760987 \h </w:instrText>
+              <w:instrText xml:space="preserve"> PAGEREF _Toc241767263 \h </w:instrText>
             </w:r>
             <w:r>
               <w:rPr>
@@ -1412,7 +1422,7 @@
               <w:rPr>
                 <w:noProof/>
               </w:rPr>
-              <w:t>34</w:t>
+              <w:t>35</w:t>
             </w:r>
             <w:r>
               <w:rPr>
@@ -1437,7 +1447,7 @@
               <w14:ligatures w14:val="standardContextual"/>
             </w:rPr>
           </w:pPr>
-          <w:hyperlink w:anchor="_Toc241760988" w:history="1">
+          <w:hyperlink w:anchor="_Toc241767264" w:history="1">
             <w:r>
               <w:rPr>
                 <w:rStyle w:val="Hyperlink"/>
@@ -1461,7 +1471,7 @@
               <w:rPr>
                 <w:noProof/>
               </w:rPr>
-              <w:instrText xml:space="preserve"> PAGEREF _Toc241760988 \h </w:instrText>
+              <w:instrText xml:space="preserve"> PAGEREF _Toc241767264 \h </w:instrText>
             </w:r>
             <w:r>
               <w:rPr>
@@ -1478,7 +1488,7 @@
               <w:rPr>
                 <w:noProof/>
               </w:rPr>
-              <w:t>36</w:t>
+              <w:t>37</w:t>
             </w:r>
             <w:r>
               <w:rPr>
@@ -1503,7 +1513,7 @@
               <w14:ligatures w14:val="standardContextual"/>
             </w:rPr>
           </w:pPr>
-          <w:hyperlink w:anchor="_Toc241760989" w:history="1">
+          <w:hyperlink w:anchor="_Toc241767265" w:history="1">
             <w:r>
               <w:rPr>
                 <w:rStyle w:val="Hyperlink"/>
@@ -1527,7 +1537,7 @@
               <w:rPr>
                 <w:noProof/>
               </w:rPr>
-              <w:instrText xml:space="preserve"> PAGEREF _Toc241760989 \h </w:instrText>
+              <w:instrText xml:space="preserve"> PAGEREF _Toc241767265 \h </w:instrText>
             </w:r>
             <w:r>
               <w:rPr>
@@ -1544,7 +1554,7 @@
               <w:rPr>
                 <w:noProof/>
               </w:rPr>
-              <w:t>38</w:t>
+              <w:t>39</w:t>
             </w:r>
             <w:r>
               <w:rPr>
@@ -1569,7 +1579,7 @@
               <w14:ligatures w14:val="standardContextual"/>
             </w:rPr>
           </w:pPr>
-          <w:hyperlink w:anchor="_Toc241760990" w:history="1">
+          <w:hyperlink w:anchor="_Toc241767266" w:history="1">
             <w:r>
               <w:rPr>
                 <w:rStyle w:val="Hyperlink"/>
@@ -1593,7 +1603,7 @@
               <w:rPr>
                 <w:noProof/>
               </w:rPr>
-              <w:instrText xml:space="preserve"> PAGEREF _Toc241760990 \h </w:instrText>
+              <w:instrText xml:space="preserve"> PAGEREF _Toc241767266 \h </w:instrText>
             </w:r>
             <w:r>
               <w:rPr>
@@ -1610,7 +1620,7 @@
               <w:rPr>
                 <w:noProof/>
               </w:rPr>
-              <w:t>38</w:t>
+              <w:t>39</w:t>
             </w:r>
             <w:r>
               <w:rPr>
@@ -1635,7 +1645,7 @@
               <w14:ligatures w14:val="standardContextual"/>
             </w:rPr>
           </w:pPr>
-          <w:hyperlink w:anchor="_Toc241760991" w:history="1">
+          <w:hyperlink w:anchor="_Toc241767267" w:history="1">
             <w:r>
               <w:rPr>
                 <w:rStyle w:val="Hyperlink"/>
@@ -1659,7 +1669,7 @@
               <w:rPr>
                 <w:noProof/>
               </w:rPr>
-              <w:instrText xml:space="preserve"> PAGEREF _Toc241760991 \h </w:instrText>
+              <w:instrText xml:space="preserve"> PAGEREF _Toc241767267 \h </w:instrText>
             </w:r>
             <w:r>
               <w:rPr>
@@ -1676,7 +1686,7 @@
               <w:rPr>
                 <w:noProof/>
               </w:rPr>
-              <w:t>40</w:t>
+              <w:t>41</w:t>
             </w:r>
             <w:r>
               <w:rPr>
@@ -1701,7 +1711,7 @@
               <w14:ligatures w14:val="standardContextual"/>
             </w:rPr>
           </w:pPr>
-          <w:hyperlink w:anchor="_Toc241760992" w:history="1">
+          <w:hyperlink w:anchor="_Toc241767268" w:history="1">
             <w:r>
               <w:rPr>
                 <w:rStyle w:val="Hyperlink"/>
@@ -1725,7 +1735,7 @@
               <w:rPr>
                 <w:noProof/>
               </w:rPr>
-              <w:instrText xml:space="preserve"> PAGEREF _Toc241760992 \h </w:instrText>
+              <w:instrText xml:space="preserve"> PAGEREF _Toc241767268 \h </w:instrText>
             </w:r>
             <w:r>
               <w:rPr>
@@ -1742,7 +1752,7 @@
               <w:rPr>
                 <w:noProof/>
               </w:rPr>
-              <w:t>41</w:t>
+              <w:t>42</w:t>
             </w:r>
             <w:r>
               <w:rPr>
@@ -1767,7 +1777,7 @@
               <w14:ligatures w14:val="standardContextual"/>
             </w:rPr>
           </w:pPr>
-          <w:hyperlink w:anchor="_Toc241760993" w:history="1">
+          <w:hyperlink w:anchor="_Toc241767269" w:history="1">
             <w:r>
               <w:rPr>
                 <w:rStyle w:val="Hyperlink"/>
@@ -1791,7 +1801,7 @@
               <w:rPr>
                 <w:noProof/>
               </w:rPr>
-              <w:instrText xml:space="preserve"> PAGEREF _Toc241760993 \h </w:instrText>
+              <w:instrText xml:space="preserve"> PAGEREF _Toc241767269 \h </w:instrText>
             </w:r>
             <w:r>
               <w:rPr>
@@ -1808,7 +1818,7 @@
               <w:rPr>
                 <w:noProof/>
               </w:rPr>
-              <w:t>43</w:t>
+              <w:t>44</w:t>
             </w:r>
             <w:r>
               <w:rPr>
@@ -1833,7 +1843,7 @@
               <w14:ligatures w14:val="standardContextual"/>
             </w:rPr>
           </w:pPr>
-          <w:hyperlink w:anchor="_Toc241760994" w:history="1">
+          <w:hyperlink w:anchor="_Toc241767270" w:history="1">
             <w:r>
               <w:rPr>
                 <w:rStyle w:val="Hyperlink"/>
@@ -1857,7 +1867,7 @@
               <w:rPr>
                 <w:noProof/>
               </w:rPr>
-              <w:instrText xml:space="preserve"> PAGEREF _Toc241760994 \h </w:instrText>
+              <w:instrText xml:space="preserve"> PAGEREF _Toc241767270 \h </w:instrText>
             </w:r>
             <w:r>
               <w:rPr>
@@ -1874,7 +1884,7 @@
               <w:rPr>
                 <w:noProof/>
               </w:rPr>
-              <w:t>45</w:t>
+              <w:t>46</w:t>
             </w:r>
             <w:r>
               <w:rPr>
@@ -1899,13 +1909,13 @@
               <w14:ligatures w14:val="standardContextual"/>
             </w:rPr>
           </w:pPr>
-          <w:hyperlink w:anchor="_Toc241760995" w:history="1">
+          <w:hyperlink w:anchor="_Toc241767271" w:history="1">
             <w:r>
               <w:rPr>
                 <w:rStyle w:val="Hyperlink"/>
                 <w:noProof/>
               </w:rPr>
-              <w:t>Export Teacher Records</w:t>
+              <w:t>Manage Records</w:t>
             </w:r>
             <w:r>
               <w:rPr>
@@ -1923,7 +1933,7 @@
               <w:rPr>
                 <w:noProof/>
               </w:rPr>
-              <w:instrText xml:space="preserve"> PAGEREF _Toc241760995 \h </w:instrText>
+              <w:instrText xml:space="preserve"> PAGEREF _Toc241767271 \h </w:instrText>
             </w:r>
             <w:r>
               <w:rPr>
@@ -1940,7 +1950,7 @@
               <w:rPr>
                 <w:noProof/>
               </w:rPr>
-              <w:t>47</w:t>
+              <w:t>48</w:t>
             </w:r>
             <w:r>
               <w:rPr>
@@ -1965,7 +1975,7 @@
               <w14:ligatures w14:val="standardContextual"/>
             </w:rPr>
           </w:pPr>
-          <w:hyperlink w:anchor="_Toc241760996" w:history="1">
+          <w:hyperlink w:anchor="_Toc241767272" w:history="1">
             <w:r>
               <w:rPr>
                 <w:rStyle w:val="Hyperlink"/>
@@ -1989,7 +1999,7 @@
               <w:rPr>
                 <w:noProof/>
               </w:rPr>
-              <w:instrText xml:space="preserve"> PAGEREF _Toc241760996 \h </w:instrText>
+              <w:instrText xml:space="preserve"> PAGEREF _Toc241767272 \h </w:instrText>
             </w:r>
             <w:r>
               <w:rPr>
@@ -2006,7 +2016,7 @@
               <w:rPr>
                 <w:noProof/>
               </w:rPr>
-              <w:t>49</w:t>
+              <w:t>50</w:t>
             </w:r>
             <w:r>
               <w:rPr>
@@ -2031,7 +2041,7 @@
               <w14:ligatures w14:val="standardContextual"/>
             </w:rPr>
           </w:pPr>
-          <w:hyperlink w:anchor="_Toc241760997" w:history="1">
+          <w:hyperlink w:anchor="_Toc241767273" w:history="1">
             <w:r>
               <w:rPr>
                 <w:rStyle w:val="Hyperlink"/>
@@ -2055,7 +2065,7 @@
               <w:rPr>
                 <w:noProof/>
               </w:rPr>
-              <w:instrText xml:space="preserve"> PAGEREF _Toc241760997 \h </w:instrText>
+              <w:instrText xml:space="preserve"> PAGEREF _Toc241767273 \h </w:instrText>
             </w:r>
             <w:r>
               <w:rPr>
@@ -2072,7 +2082,7 @@
               <w:rPr>
                 <w:noProof/>
               </w:rPr>
-              <w:t>49</w:t>
+              <w:t>50</w:t>
             </w:r>
             <w:r>
               <w:rPr>
@@ -2097,7 +2107,7 @@
               <w14:ligatures w14:val="standardContextual"/>
             </w:rPr>
           </w:pPr>
-          <w:hyperlink w:anchor="_Toc241760998" w:history="1">
+          <w:hyperlink w:anchor="_Toc241767274" w:history="1">
             <w:r>
               <w:rPr>
                 <w:rStyle w:val="Hyperlink"/>
@@ -2121,7 +2131,7 @@
               <w:rPr>
                 <w:noProof/>
               </w:rPr>
-              <w:instrText xml:space="preserve"> PAGEREF _Toc241760998 \h </w:instrText>
+              <w:instrText xml:space="preserve"> PAGEREF _Toc241767274 \h </w:instrText>
             </w:r>
             <w:r>
               <w:rPr>
@@ -2138,7 +2148,7 @@
               <w:rPr>
                 <w:noProof/>
               </w:rPr>
-              <w:t>51</w:t>
+              <w:t>52</w:t>
             </w:r>
             <w:r>
               <w:rPr>
@@ -2163,7 +2173,7 @@
               <w14:ligatures w14:val="standardContextual"/>
             </w:rPr>
           </w:pPr>
-          <w:hyperlink w:anchor="_Toc241760999" w:history="1">
+          <w:hyperlink w:anchor="_Toc241767275" w:history="1">
             <w:r>
               <w:rPr>
                 <w:rStyle w:val="Hyperlink"/>
@@ -2187,7 +2197,7 @@
               <w:rPr>
                 <w:noProof/>
               </w:rPr>
-              <w:instrText xml:space="preserve"> PAGEREF _Toc241760999 \h </w:instrText>
+              <w:instrText xml:space="preserve"> PAGEREF _Toc241767275 \h </w:instrText>
             </w:r>
             <w:r>
               <w:rPr>
@@ -2204,7 +2214,7 @@
               <w:rPr>
                 <w:noProof/>
               </w:rPr>
-              <w:t>53</w:t>
+              <w:t>54</w:t>
             </w:r>
             <w:r>
               <w:rPr>
@@ -2226,7 +2236,7 @@
         <w:pStyle w:val="Heading1"/>
         <w:pageBreakBefore/>
       </w:pPr>
-      <w:bookmarkStart w:id="1" w:name="_Toc241760970"/>
+      <w:bookmarkStart w:id="1" w:name="_Toc241767246"/>
       <w:r>
         <w:lastRenderedPageBreak/>
         <w:t>ADMIN AND TEACHER</w:t>
@@ -2257,7 +2267,7 @@
       <w:pPr>
         <w:pStyle w:val="Heading2"/>
       </w:pPr>
-      <w:bookmarkStart w:id="2" w:name="_Toc241760971"/>
+      <w:bookmarkStart w:id="2" w:name="_Toc241767247"/>
       <w:r>
         <w:t>Process Log In</w:t>
       </w:r>
@@ -2275,7 +2285,7 @@
           <w:noProof/>
         </w:rPr>
         <w:drawing>
-          <wp:inline distT="0" distB="0" distL="0" distR="0" wp14:anchorId="2FB7EC13" wp14:editId="3DE867A0">
+          <wp:inline distT="0" distB="0" distL="0" distR="0" wp14:anchorId="101F238B" wp14:editId="15A33921">
             <wp:extent cx="4086225" cy="2362200"/>
             <wp:effectExtent l="0" t="0" r="0" b="0"/>
             <wp:docPr id="1" name="Process Log In" descr="System use case diagram for Process Log In" title="Process Log In system use case"/>
@@ -2376,10 +2386,7 @@
         <w:t>Purpose:</w:t>
       </w:r>
       <w:r>
-        <w:t xml:space="preserve"> </w:t>
-      </w:r>
-      <w:r>
-        <w:t>To allow the Admin and Teacher to log in to CAMS using their username and password.</w:t>
+        <w:t xml:space="preserve"> To allow the Admin and Teacher to log in to CAMS using their username and password.</w:t>
       </w:r>
     </w:p>
     <w:p>
@@ -2831,7 +2838,7 @@
         <w:pStyle w:val="Heading2"/>
         <w:pageBreakBefore/>
       </w:pPr>
-      <w:bookmarkStart w:id="3" w:name="_Toc241760972"/>
+      <w:bookmarkStart w:id="3" w:name="_Toc241767248"/>
       <w:r>
         <w:lastRenderedPageBreak/>
         <w:t>Process Sign Out</w:t>
@@ -2850,7 +2857,7 @@
           <w:noProof/>
         </w:rPr>
         <w:drawing>
-          <wp:inline distT="0" distB="0" distL="0" distR="0" wp14:anchorId="17DC2CFC" wp14:editId="74B67A70">
+          <wp:inline distT="0" distB="0" distL="0" distR="0" wp14:anchorId="31D37238" wp14:editId="17D18FE9">
             <wp:extent cx="4086225" cy="2362200"/>
             <wp:effectExtent l="0" t="0" r="0" b="0"/>
             <wp:docPr id="2" name="Process Sign Out" descr="System use case diagram for Process Sign Out" title="Process Sign Out system use case"/>
@@ -3230,7 +3237,7 @@
         <w:pStyle w:val="Heading2"/>
         <w:pageBreakBefore/>
       </w:pPr>
-      <w:bookmarkStart w:id="4" w:name="_Toc241760973"/>
+      <w:bookmarkStart w:id="4" w:name="_Toc241767249"/>
       <w:r>
         <w:lastRenderedPageBreak/>
         <w:t>Manage Own Account</w:t>
@@ -3249,7 +3256,7 @@
           <w:noProof/>
         </w:rPr>
         <w:drawing>
-          <wp:inline distT="0" distB="0" distL="0" distR="0" wp14:anchorId="1784120D" wp14:editId="40B53DD6">
+          <wp:inline distT="0" distB="0" distL="0" distR="0" wp14:anchorId="5D8A8EA5" wp14:editId="278F4834">
             <wp:extent cx="4086225" cy="2362200"/>
             <wp:effectExtent l="0" t="0" r="0" b="0"/>
             <wp:docPr id="3" name="Manage Own Account" descr="System use case diagram for Manage Own Account" title="Manage Own Account system use case"/>
@@ -3350,10 +3357,7 @@
         <w:t>Purpose:</w:t>
       </w:r>
       <w:r>
-        <w:t xml:space="preserve"> </w:t>
-      </w:r>
-      <w:r>
-        <w:t>To allow the Admin and Teacher to change their own password.</w:t>
+        <w:t xml:space="preserve"> To allow the Admin and Teacher to change their own password.</w:t>
       </w:r>
     </w:p>
     <w:p>
@@ -3751,7 +3755,7 @@
         <w:pStyle w:val="Heading2"/>
         <w:pageBreakBefore/>
       </w:pPr>
-      <w:bookmarkStart w:id="5" w:name="_Toc241760974"/>
+      <w:bookmarkStart w:id="5" w:name="_Toc241767250"/>
       <w:r>
         <w:lastRenderedPageBreak/>
         <w:t>Manage Teacher Account</w:t>
@@ -3770,8 +3774,8 @@
           <w:noProof/>
         </w:rPr>
         <w:drawing>
-          <wp:inline distT="0" distB="0" distL="0" distR="0" wp14:anchorId="04120EAA" wp14:editId="43C95405">
-            <wp:extent cx="3590925" cy="5334000"/>
+          <wp:inline distT="0" distB="0" distL="0" distR="0" wp14:anchorId="3ED1BAD2" wp14:editId="0EF8F285">
+            <wp:extent cx="4114800" cy="3981450"/>
             <wp:effectExtent l="0" t="0" r="0" b="0"/>
             <wp:docPr id="4" name="Manage Teacher Account" descr="System use case diagram for Manage Teacher Account" title="Manage Teacher Account system use case"/>
             <wp:cNvGraphicFramePr>
@@ -3796,7 +3800,7 @@
                   <pic:spPr bwMode="auto">
                     <a:xfrm>
                       <a:off x="0" y="0"/>
-                      <a:ext cx="3590925" cy="5334000"/>
+                      <a:ext cx="4114800" cy="3981450"/>
                     </a:xfrm>
                     <a:prstGeom prst="rect">
                       <a:avLst/>
@@ -3855,7 +3859,7 @@
         <w:t>Use Case Name:</w:t>
       </w:r>
       <w:r>
-        <w:t xml:space="preserve"> Create Teacher, Update Teacher, Toggle Teacher Status, Unlock Teacher Account</w:t>
+        <w:t xml:space="preserve"> Create Teacher, View Teacher List</w:t>
       </w:r>
     </w:p>
     <w:p>
@@ -3871,10 +3875,7 @@
         <w:t>Purpose:</w:t>
       </w:r>
       <w:r>
-        <w:t xml:space="preserve"> </w:t>
-      </w:r>
-      <w:r>
-        <w:t>To allow the Admin and Teacher to manage teacher accounts in CAMS by adding, editing, activating or deactivating, and unlocking accounts.</w:t>
+        <w:t xml:space="preserve"> To allow the Admin and Teacher to manage teacher accounts in CAMS by adding, editing, activating or deactivating, and unlocking accounts.</w:t>
       </w:r>
     </w:p>
     <w:p>
@@ -3969,113 +3970,113 @@
         <w:jc w:val="both"/>
       </w:pPr>
       <w:r>
+        <w:t>Password</w:t>
+      </w:r>
+    </w:p>
+    <w:p>
+      <w:pPr>
+        <w:pStyle w:val="ListParagraph"/>
+        <w:numPr>
+          <w:ilvl w:val="0"/>
+          <w:numId w:val="2"/>
+        </w:numPr>
+        <w:jc w:val="both"/>
+      </w:pPr>
+      <w:r>
+        <w:t>Selected teacher account</w:t>
+      </w:r>
+    </w:p>
+    <w:p>
+      <w:pPr>
+        <w:keepNext/>
+        <w:ind w:left="720"/>
+        <w:jc w:val="both"/>
+      </w:pPr>
+      <w:r>
+        <w:rPr>
+          <w:b/>
+          <w:bCs/>
+        </w:rPr>
+        <w:t>Output Parameters:</w:t>
+      </w:r>
+    </w:p>
+    <w:p>
+      <w:pPr>
+        <w:pStyle w:val="ListParagraph"/>
+        <w:numPr>
+          <w:ilvl w:val="0"/>
+          <w:numId w:val="2"/>
+        </w:numPr>
+        <w:jc w:val="both"/>
+      </w:pPr>
+      <w:r>
+        <w:t>Teacher list</w:t>
+      </w:r>
+    </w:p>
+    <w:p>
+      <w:pPr>
+        <w:pStyle w:val="ListParagraph"/>
+        <w:numPr>
+          <w:ilvl w:val="0"/>
+          <w:numId w:val="2"/>
+        </w:numPr>
+        <w:jc w:val="both"/>
+      </w:pPr>
+      <w:r>
+        <w:t>Updated teacher information</w:t>
+      </w:r>
+    </w:p>
+    <w:p>
+      <w:pPr>
+        <w:pStyle w:val="ListParagraph"/>
+        <w:numPr>
+          <w:ilvl w:val="0"/>
+          <w:numId w:val="2"/>
+        </w:numPr>
+        <w:jc w:val="both"/>
+      </w:pPr>
+      <w:r>
+        <w:t>Success or error message</w:t>
+      </w:r>
+    </w:p>
+    <w:p>
+      <w:pPr>
+        <w:keepNext/>
+        <w:ind w:left="720"/>
+        <w:jc w:val="both"/>
+      </w:pPr>
+      <w:r>
+        <w:rPr>
+          <w:b/>
+          <w:bCs/>
+        </w:rPr>
+        <w:t>Pre-Condition:</w:t>
+      </w:r>
+    </w:p>
+    <w:p>
+      <w:pPr>
+        <w:pStyle w:val="ListParagraph"/>
+        <w:numPr>
+          <w:ilvl w:val="0"/>
+          <w:numId w:val="2"/>
+        </w:numPr>
+        <w:jc w:val="both"/>
+      </w:pPr>
+      <w:r>
+        <w:t>The user must be logged in to the system.</w:t>
+      </w:r>
+    </w:p>
+    <w:p>
+      <w:pPr>
+        <w:pStyle w:val="ListParagraph"/>
+        <w:numPr>
+          <w:ilvl w:val="0"/>
+          <w:numId w:val="2"/>
+        </w:numPr>
+        <w:jc w:val="both"/>
+      </w:pPr>
+      <w:r>
         <w:lastRenderedPageBreak/>
-        <w:t>Password</w:t>
-      </w:r>
-    </w:p>
-    <w:p>
-      <w:pPr>
-        <w:pStyle w:val="ListParagraph"/>
-        <w:numPr>
-          <w:ilvl w:val="0"/>
-          <w:numId w:val="2"/>
-        </w:numPr>
-        <w:jc w:val="both"/>
-      </w:pPr>
-      <w:r>
-        <w:t>Selected teacher account</w:t>
-      </w:r>
-    </w:p>
-    <w:p>
-      <w:pPr>
-        <w:keepNext/>
-        <w:ind w:left="720"/>
-        <w:jc w:val="both"/>
-      </w:pPr>
-      <w:r>
-        <w:rPr>
-          <w:b/>
-          <w:bCs/>
-        </w:rPr>
-        <w:t>Output Parameters:</w:t>
-      </w:r>
-    </w:p>
-    <w:p>
-      <w:pPr>
-        <w:pStyle w:val="ListParagraph"/>
-        <w:numPr>
-          <w:ilvl w:val="0"/>
-          <w:numId w:val="2"/>
-        </w:numPr>
-        <w:jc w:val="both"/>
-      </w:pPr>
-      <w:r>
-        <w:t>Teacher list</w:t>
-      </w:r>
-    </w:p>
-    <w:p>
-      <w:pPr>
-        <w:pStyle w:val="ListParagraph"/>
-        <w:numPr>
-          <w:ilvl w:val="0"/>
-          <w:numId w:val="2"/>
-        </w:numPr>
-        <w:jc w:val="both"/>
-      </w:pPr>
-      <w:r>
-        <w:t>Updated teacher information</w:t>
-      </w:r>
-    </w:p>
-    <w:p>
-      <w:pPr>
-        <w:pStyle w:val="ListParagraph"/>
-        <w:numPr>
-          <w:ilvl w:val="0"/>
-          <w:numId w:val="2"/>
-        </w:numPr>
-        <w:jc w:val="both"/>
-      </w:pPr>
-      <w:r>
-        <w:t>Success or error message</w:t>
-      </w:r>
-    </w:p>
-    <w:p>
-      <w:pPr>
-        <w:keepNext/>
-        <w:ind w:left="720"/>
-        <w:jc w:val="both"/>
-      </w:pPr>
-      <w:r>
-        <w:rPr>
-          <w:b/>
-          <w:bCs/>
-        </w:rPr>
-        <w:t>Pre-Condition:</w:t>
-      </w:r>
-    </w:p>
-    <w:p>
-      <w:pPr>
-        <w:pStyle w:val="ListParagraph"/>
-        <w:numPr>
-          <w:ilvl w:val="0"/>
-          <w:numId w:val="2"/>
-        </w:numPr>
-        <w:jc w:val="both"/>
-      </w:pPr>
-      <w:r>
-        <w:t>The user must be logged in to the system.</w:t>
-      </w:r>
-    </w:p>
-    <w:p>
-      <w:pPr>
-        <w:pStyle w:val="ListParagraph"/>
-        <w:numPr>
-          <w:ilvl w:val="0"/>
-          <w:numId w:val="2"/>
-        </w:numPr>
-        <w:jc w:val="both"/>
-      </w:pPr>
-      <w:r>
         <w:t>To edit, deactivate or unlock an account, the teacher account must exist.</w:t>
       </w:r>
     </w:p>
@@ -4396,6 +4397,19 @@
       </w:pPr>
       <w:r>
         <w:t>The Admin and Teacher share this use case. The diagram shows them as one Admin / Teacher actor.</w:t>
+      </w:r>
+    </w:p>
+    <w:p>
+      <w:pPr>
+        <w:pStyle w:val="ListParagraph"/>
+        <w:numPr>
+          <w:ilvl w:val="0"/>
+          <w:numId w:val="2"/>
+        </w:numPr>
+        <w:jc w:val="both"/>
+      </w:pPr>
+      <w:r>
+        <w:t>Edit Teacher, Toggle Teacher Status and Unlock Teacher Account extend View Teacher List.</w:t>
       </w:r>
     </w:p>
     <w:p>
@@ -4429,7 +4443,7 @@
         <w:pStyle w:val="Heading2"/>
         <w:pageBreakBefore/>
       </w:pPr>
-      <w:bookmarkStart w:id="6" w:name="_Toc241760975"/>
+      <w:bookmarkStart w:id="6" w:name="_Toc241767251"/>
       <w:r>
         <w:lastRenderedPageBreak/>
         <w:t>Manage Student Account</w:t>
@@ -4448,8 +4462,8 @@
           <w:noProof/>
         </w:rPr>
         <w:drawing>
-          <wp:inline distT="0" distB="0" distL="0" distR="0" wp14:anchorId="1DA90981" wp14:editId="78DE4A7D">
-            <wp:extent cx="4114800" cy="3981450"/>
+          <wp:inline distT="0" distB="0" distL="0" distR="0" wp14:anchorId="7F7C7ED3" wp14:editId="661A72CA">
+            <wp:extent cx="4114800" cy="4791075"/>
             <wp:effectExtent l="0" t="0" r="0" b="0"/>
             <wp:docPr id="5" name="Manage Student Account" descr="System use case diagram for Manage Student Account" title="Manage Student Account system use case"/>
             <wp:cNvGraphicFramePr>
@@ -4474,7 +4488,7 @@
                   <pic:spPr bwMode="auto">
                     <a:xfrm>
                       <a:off x="0" y="0"/>
-                      <a:ext cx="4114800" cy="3981450"/>
+                      <a:ext cx="4114800" cy="4791075"/>
                     </a:xfrm>
                     <a:prstGeom prst="rect">
                       <a:avLst/>
@@ -4533,7 +4547,7 @@
         <w:t>Use Case Name:</w:t>
       </w:r>
       <w:r>
-        <w:t xml:space="preserve"> Create Student, Update Student, Toggle Student Status, Import Student Roster</w:t>
+        <w:t xml:space="preserve"> Create Student, Import Student Roster, View Student List</w:t>
       </w:r>
     </w:p>
     <w:p>
@@ -4549,7 +4563,10 @@
         <w:t>Purpose:</w:t>
       </w:r>
       <w:r>
-        <w:t xml:space="preserve"> To allow the Admin and Teacher to manage student accounts in CAMS by adding, editing, activating or deactivating, and importing many students at once.</w:t>
+        <w:t xml:space="preserve"> </w:t>
+      </w:r>
+      <w:r>
+        <w:t>To allow the Admin and Teacher to manage student accounts in CAMS by adding, editing, activating or deactivating, and importing many students at once, and by reserving a computer for a student.</w:t>
       </w:r>
     </w:p>
     <w:p>
@@ -4675,6 +4692,20 @@
     </w:p>
     <w:p>
       <w:pPr>
+        <w:pStyle w:val="ListParagraph"/>
+        <w:numPr>
+          <w:ilvl w:val="0"/>
+          <w:numId w:val="2"/>
+        </w:numPr>
+        <w:jc w:val="both"/>
+      </w:pPr>
+      <w:r>
+        <w:lastRenderedPageBreak/>
+        <w:t>Selected computer</w:t>
+      </w:r>
+    </w:p>
+    <w:p>
+      <w:pPr>
         <w:keepNext/>
         <w:ind w:left="720"/>
         <w:jc w:val="both"/>
@@ -4736,367 +4767,420 @@
         <w:jc w:val="both"/>
       </w:pPr>
       <w:r>
+        <w:t>Success or error message</w:t>
+      </w:r>
+    </w:p>
+    <w:p>
+      <w:pPr>
+        <w:keepNext/>
+        <w:ind w:left="720"/>
+        <w:jc w:val="both"/>
+      </w:pPr>
+      <w:r>
+        <w:rPr>
+          <w:b/>
+          <w:bCs/>
+        </w:rPr>
+        <w:t>Pre-Condition:</w:t>
+      </w:r>
+    </w:p>
+    <w:p>
+      <w:pPr>
+        <w:pStyle w:val="ListParagraph"/>
+        <w:numPr>
+          <w:ilvl w:val="0"/>
+          <w:numId w:val="2"/>
+        </w:numPr>
+        <w:jc w:val="both"/>
+      </w:pPr>
+      <w:r>
+        <w:t>The user must be logged in to the system.</w:t>
+      </w:r>
+    </w:p>
+    <w:p>
+      <w:pPr>
+        <w:pStyle w:val="ListParagraph"/>
+        <w:numPr>
+          <w:ilvl w:val="0"/>
+          <w:numId w:val="2"/>
+        </w:numPr>
+        <w:jc w:val="both"/>
+      </w:pPr>
+      <w:r>
+        <w:t>A class that receives imported students must be active and have a teacher.</w:t>
+      </w:r>
+    </w:p>
+    <w:p>
+      <w:pPr>
+        <w:keepNext/>
+        <w:ind w:left="720"/>
+        <w:jc w:val="both"/>
+      </w:pPr>
+      <w:r>
+        <w:rPr>
+          <w:b/>
+          <w:bCs/>
+        </w:rPr>
+        <w:t>Post-Condition:</w:t>
+      </w:r>
+    </w:p>
+    <w:p>
+      <w:pPr>
+        <w:pStyle w:val="ListParagraph"/>
+        <w:numPr>
+          <w:ilvl w:val="0"/>
+          <w:numId w:val="2"/>
+        </w:numPr>
+        <w:jc w:val="both"/>
+      </w:pPr>
+      <w:r>
+        <w:t>A student account is added, updated, activated or deactivated, or imported, or a computer is reserved for the student, based on the action performed.</w:t>
+      </w:r>
+    </w:p>
+    <w:p>
+      <w:pPr>
+        <w:pStyle w:val="ListParagraph"/>
+        <w:numPr>
+          <w:ilvl w:val="0"/>
+          <w:numId w:val="2"/>
+        </w:numPr>
+        <w:jc w:val="both"/>
+      </w:pPr>
+      <w:r>
+        <w:t>Active students can log in on a lab computer.</w:t>
+      </w:r>
+    </w:p>
+    <w:p>
+      <w:pPr>
+        <w:pStyle w:val="ListParagraph"/>
+        <w:numPr>
+          <w:ilvl w:val="0"/>
+          <w:numId w:val="2"/>
+        </w:numPr>
+        <w:jc w:val="both"/>
+      </w:pPr>
+      <w:r>
+        <w:t>The updated student list is displayed in the system.</w:t>
+      </w:r>
+    </w:p>
+    <w:p>
+      <w:pPr>
+        <w:keepNext/>
+        <w:ind w:left="720"/>
+        <w:jc w:val="both"/>
+      </w:pPr>
+      <w:r>
+        <w:rPr>
+          <w:b/>
+          <w:bCs/>
+        </w:rPr>
+        <w:t>Successful Scenario:</w:t>
+      </w:r>
+    </w:p>
+    <w:p>
+      <w:pPr>
+        <w:pStyle w:val="ListParagraph"/>
+        <w:numPr>
+          <w:ilvl w:val="0"/>
+          <w:numId w:val="7"/>
+        </w:numPr>
+        <w:jc w:val="both"/>
+      </w:pPr>
+      <w:r>
+        <w:t>The user navigates to the Students page.</w:t>
+      </w:r>
+    </w:p>
+    <w:p>
+      <w:pPr>
+        <w:pStyle w:val="ListParagraph"/>
+        <w:numPr>
+          <w:ilvl w:val="0"/>
+          <w:numId w:val="7"/>
+        </w:numPr>
+        <w:jc w:val="both"/>
+      </w:pPr>
+      <w:r>
+        <w:t>The system displays the list of student accounts.</w:t>
+      </w:r>
+    </w:p>
+    <w:p>
+      <w:pPr>
+        <w:pStyle w:val="ListParagraph"/>
+        <w:numPr>
+          <w:ilvl w:val="0"/>
+          <w:numId w:val="7"/>
+        </w:numPr>
+        <w:jc w:val="both"/>
+      </w:pPr>
+      <w:r>
+        <w:t>To add a student, the user clicks Add, enters the student information and clicks Save.</w:t>
+      </w:r>
+    </w:p>
+    <w:p>
+      <w:pPr>
+        <w:pStyle w:val="ListParagraph"/>
+        <w:numPr>
+          <w:ilvl w:val="0"/>
+          <w:numId w:val="7"/>
+        </w:numPr>
+        <w:jc w:val="both"/>
+      </w:pPr>
+      <w:r>
+        <w:t>To edit a student, the user clicks Edit, updates the information and clicks Save.</w:t>
+      </w:r>
+    </w:p>
+    <w:p>
+      <w:pPr>
+        <w:pStyle w:val="ListParagraph"/>
+        <w:numPr>
+          <w:ilvl w:val="0"/>
+          <w:numId w:val="7"/>
+        </w:numPr>
+        <w:jc w:val="both"/>
+      </w:pPr>
+      <w:r>
+        <w:t>To deactivate or activate a student, the user clicks Deactivate or Activate and confirms.</w:t>
+      </w:r>
+    </w:p>
+    <w:p>
+      <w:pPr>
+        <w:pStyle w:val="ListParagraph"/>
+        <w:numPr>
+          <w:ilvl w:val="0"/>
+          <w:numId w:val="7"/>
+        </w:numPr>
+        <w:jc w:val="both"/>
+      </w:pPr>
+      <w:r>
+        <w:t>To import many students, the user types the students or uploads a CSV file and clicks Save.</w:t>
+      </w:r>
+    </w:p>
+    <w:p>
+      <w:pPr>
+        <w:pStyle w:val="ListParagraph"/>
+        <w:numPr>
+          <w:ilvl w:val="0"/>
+          <w:numId w:val="7"/>
+        </w:numPr>
+        <w:jc w:val="both"/>
+      </w:pPr>
+      <w:r>
+        <w:t>For an import, the system first checks every row (Validate Roster Rows).</w:t>
+      </w:r>
+    </w:p>
+    <w:p>
+      <w:pPr>
+        <w:pStyle w:val="ListParagraph"/>
+        <w:numPr>
+          <w:ilvl w:val="0"/>
+          <w:numId w:val="7"/>
+        </w:numPr>
+        <w:jc w:val="both"/>
+      </w:pPr>
+      <w:r>
+        <w:t>To reserve a computer for a student, the user selects a computer for the student and clicks Save.</w:t>
+      </w:r>
+    </w:p>
+    <w:p>
+      <w:pPr>
+        <w:pStyle w:val="ListParagraph"/>
+        <w:numPr>
+          <w:ilvl w:val="0"/>
+          <w:numId w:val="7"/>
+        </w:numPr>
+        <w:jc w:val="both"/>
+      </w:pPr>
+      <w:r>
+        <w:t>The system saves the changes and displays the updated student list.</w:t>
+      </w:r>
+    </w:p>
+    <w:p>
+      <w:pPr>
+        <w:keepNext/>
+        <w:ind w:left="720"/>
+        <w:jc w:val="both"/>
+      </w:pPr>
+      <w:r>
+        <w:rPr>
+          <w:b/>
+          <w:bCs/>
+        </w:rPr>
+        <w:t>Exception Scenario:</w:t>
+      </w:r>
+    </w:p>
+    <w:p>
+      <w:pPr>
+        <w:pStyle w:val="ListParagraph"/>
+        <w:keepNext/>
+        <w:numPr>
+          <w:ilvl w:val="0"/>
+          <w:numId w:val="2"/>
+        </w:numPr>
+        <w:jc w:val="both"/>
+      </w:pPr>
+      <w:r>
+        <w:t>If a required detail is missing, or the student number or username is already used:</w:t>
+      </w:r>
+    </w:p>
+    <w:p>
+      <w:pPr>
+        <w:pStyle w:val="ListParagraph"/>
+        <w:numPr>
+          <w:ilvl w:val="1"/>
+          <w:numId w:val="2"/>
+        </w:numPr>
+        <w:jc w:val="both"/>
+      </w:pPr>
+      <w:r>
+        <w:t>The system displays an error message.</w:t>
+      </w:r>
+    </w:p>
+    <w:p>
+      <w:pPr>
+        <w:pStyle w:val="ListParagraph"/>
+        <w:numPr>
+          <w:ilvl w:val="1"/>
+          <w:numId w:val="2"/>
+        </w:numPr>
+        <w:jc w:val="both"/>
+      </w:pPr>
+      <w:r>
+        <w:t>The student account is not saved.</w:t>
+      </w:r>
+    </w:p>
+    <w:p>
+      <w:pPr>
+        <w:pStyle w:val="ListParagraph"/>
+        <w:keepNext/>
+        <w:numPr>
+          <w:ilvl w:val="0"/>
+          <w:numId w:val="2"/>
+        </w:numPr>
+        <w:jc w:val="both"/>
+      </w:pPr>
+      <w:r>
+        <w:t>If any row of the import is wrong (no name, a password shorter than 8 characters, or a username used twice):</w:t>
+      </w:r>
+    </w:p>
+    <w:p>
+      <w:pPr>
+        <w:pStyle w:val="ListParagraph"/>
+        <w:numPr>
+          <w:ilvl w:val="1"/>
+          <w:numId w:val="2"/>
+        </w:numPr>
+        <w:jc w:val="both"/>
+      </w:pPr>
+      <w:r>
+        <w:t>No student is added.</w:t>
+      </w:r>
+    </w:p>
+    <w:p>
+      <w:pPr>
+        <w:pStyle w:val="ListParagraph"/>
+        <w:numPr>
+          <w:ilvl w:val="1"/>
+          <w:numId w:val="2"/>
+        </w:numPr>
+        <w:jc w:val="both"/>
+      </w:pPr>
+      <w:r>
+        <w:t>The system displays the wrong rows.</w:t>
+      </w:r>
+    </w:p>
+    <w:p>
+      <w:pPr>
+        <w:pStyle w:val="ListParagraph"/>
+        <w:keepNext/>
+        <w:numPr>
+          <w:ilvl w:val="0"/>
+          <w:numId w:val="2"/>
+        </w:numPr>
+        <w:jc w:val="both"/>
+      </w:pPr>
+      <w:r>
+        <w:t>If the import list is empty:</w:t>
+      </w:r>
+    </w:p>
+    <w:p>
+      <w:pPr>
+        <w:pStyle w:val="ListParagraph"/>
+        <w:numPr>
+          <w:ilvl w:val="1"/>
+          <w:numId w:val="2"/>
+        </w:numPr>
+        <w:jc w:val="both"/>
+      </w:pPr>
+      <w:r>
+        <w:t>The system asks for at least one student.</w:t>
+      </w:r>
+    </w:p>
+    <w:p>
+      <w:pPr>
+        <w:pStyle w:val="ListParagraph"/>
+        <w:keepNext/>
+        <w:numPr>
+          <w:ilvl w:val="0"/>
+          <w:numId w:val="2"/>
+        </w:numPr>
+        <w:jc w:val="both"/>
+      </w:pPr>
+      <w:r>
+        <w:t>If the computer is archived, already reserved or in use:</w:t>
+      </w:r>
+    </w:p>
+    <w:p>
+      <w:pPr>
+        <w:pStyle w:val="ListParagraph"/>
+        <w:numPr>
+          <w:ilvl w:val="1"/>
+          <w:numId w:val="2"/>
+        </w:numPr>
+        <w:jc w:val="both"/>
+      </w:pPr>
+      <w:r>
+        <w:t>The system does not reserve the computer for the student.</w:t>
+      </w:r>
+    </w:p>
+    <w:p>
+      <w:pPr>
+        <w:keepNext/>
+        <w:ind w:left="720"/>
+        <w:jc w:val="both"/>
+      </w:pPr>
+      <w:r>
+        <w:rPr>
+          <w:b/>
+          <w:bCs/>
+        </w:rPr>
+        <w:t>Additional Remarks:</w:t>
+      </w:r>
+    </w:p>
+    <w:p>
+      <w:pPr>
+        <w:pStyle w:val="ListParagraph"/>
+        <w:numPr>
+          <w:ilvl w:val="0"/>
+          <w:numId w:val="2"/>
+        </w:numPr>
+        <w:jc w:val="both"/>
+      </w:pPr>
+      <w:r>
+        <w:t>The Admin and Teacher share this use case. The diagram shows them as one Admin / Teacher actor.</w:t>
+      </w:r>
+    </w:p>
+    <w:p>
+      <w:pPr>
+        <w:pStyle w:val="ListParagraph"/>
+        <w:numPr>
+          <w:ilvl w:val="0"/>
+          <w:numId w:val="2"/>
+        </w:numPr>
+        <w:jc w:val="both"/>
+      </w:pPr>
+      <w:r>
         <w:lastRenderedPageBreak/>
-        <w:t>Success or error message</w:t>
-      </w:r>
-    </w:p>
-    <w:p>
-      <w:pPr>
-        <w:keepNext/>
-        <w:ind w:left="720"/>
-        <w:jc w:val="both"/>
-      </w:pPr>
-      <w:r>
-        <w:rPr>
-          <w:b/>
-          <w:bCs/>
-        </w:rPr>
-        <w:t>Pre-Condition:</w:t>
-      </w:r>
-    </w:p>
-    <w:p>
-      <w:pPr>
-        <w:pStyle w:val="ListParagraph"/>
-        <w:numPr>
-          <w:ilvl w:val="0"/>
-          <w:numId w:val="2"/>
-        </w:numPr>
-        <w:jc w:val="both"/>
-      </w:pPr>
-      <w:r>
-        <w:t>The user must be logged in to the system.</w:t>
-      </w:r>
-    </w:p>
-    <w:p>
-      <w:pPr>
-        <w:pStyle w:val="ListParagraph"/>
-        <w:numPr>
-          <w:ilvl w:val="0"/>
-          <w:numId w:val="2"/>
-        </w:numPr>
-        <w:jc w:val="both"/>
-      </w:pPr>
-      <w:r>
-        <w:t>A class that receives imported students must be active and have a teacher.</w:t>
-      </w:r>
-    </w:p>
-    <w:p>
-      <w:pPr>
-        <w:keepNext/>
-        <w:ind w:left="720"/>
-        <w:jc w:val="both"/>
-      </w:pPr>
-      <w:r>
-        <w:rPr>
-          <w:b/>
-          <w:bCs/>
-        </w:rPr>
-        <w:t>Post-Condition:</w:t>
-      </w:r>
-    </w:p>
-    <w:p>
-      <w:pPr>
-        <w:pStyle w:val="ListParagraph"/>
-        <w:numPr>
-          <w:ilvl w:val="0"/>
-          <w:numId w:val="2"/>
-        </w:numPr>
-        <w:jc w:val="both"/>
-      </w:pPr>
-      <w:r>
-        <w:t>A student account is added, updated, activated or deactivated, or imported based on the action performed.</w:t>
-      </w:r>
-    </w:p>
-    <w:p>
-      <w:pPr>
-        <w:pStyle w:val="ListParagraph"/>
-        <w:numPr>
-          <w:ilvl w:val="0"/>
-          <w:numId w:val="2"/>
-        </w:numPr>
-        <w:jc w:val="both"/>
-      </w:pPr>
-      <w:r>
-        <w:t>Active students can log in on a lab computer.</w:t>
-      </w:r>
-    </w:p>
-    <w:p>
-      <w:pPr>
-        <w:pStyle w:val="ListParagraph"/>
-        <w:numPr>
-          <w:ilvl w:val="0"/>
-          <w:numId w:val="2"/>
-        </w:numPr>
-        <w:jc w:val="both"/>
-      </w:pPr>
-      <w:r>
-        <w:t>The updated student list is displayed in the system.</w:t>
-      </w:r>
-    </w:p>
-    <w:p>
-      <w:pPr>
-        <w:keepNext/>
-        <w:ind w:left="720"/>
-        <w:jc w:val="both"/>
-      </w:pPr>
-      <w:r>
-        <w:rPr>
-          <w:b/>
-          <w:bCs/>
-        </w:rPr>
-        <w:t>Successful Scenario:</w:t>
-      </w:r>
-    </w:p>
-    <w:p>
-      <w:pPr>
-        <w:pStyle w:val="ListParagraph"/>
-        <w:numPr>
-          <w:ilvl w:val="0"/>
-          <w:numId w:val="7"/>
-        </w:numPr>
-        <w:jc w:val="both"/>
-      </w:pPr>
-      <w:r>
-        <w:t>The user navigates to the Students page.</w:t>
-      </w:r>
-    </w:p>
-    <w:p>
-      <w:pPr>
-        <w:pStyle w:val="ListParagraph"/>
-        <w:numPr>
-          <w:ilvl w:val="0"/>
-          <w:numId w:val="7"/>
-        </w:numPr>
-        <w:jc w:val="both"/>
-      </w:pPr>
-      <w:r>
-        <w:t>The system displays the list of student accounts.</w:t>
-      </w:r>
-    </w:p>
-    <w:p>
-      <w:pPr>
-        <w:pStyle w:val="ListParagraph"/>
-        <w:numPr>
-          <w:ilvl w:val="0"/>
-          <w:numId w:val="7"/>
-        </w:numPr>
-        <w:jc w:val="both"/>
-      </w:pPr>
-      <w:r>
-        <w:t>To add a student, the user clicks Add, enters the student information and clicks Save.</w:t>
-      </w:r>
-    </w:p>
-    <w:p>
-      <w:pPr>
-        <w:pStyle w:val="ListParagraph"/>
-        <w:numPr>
-          <w:ilvl w:val="0"/>
-          <w:numId w:val="7"/>
-        </w:numPr>
-        <w:jc w:val="both"/>
-      </w:pPr>
-      <w:r>
-        <w:t>To edit a student, the user clicks Edit, updates the information and clicks Save.</w:t>
-      </w:r>
-    </w:p>
-    <w:p>
-      <w:pPr>
-        <w:pStyle w:val="ListParagraph"/>
-        <w:numPr>
-          <w:ilvl w:val="0"/>
-          <w:numId w:val="7"/>
-        </w:numPr>
-        <w:jc w:val="both"/>
-      </w:pPr>
-      <w:r>
-        <w:t>To deactivate or activate a student, the user clicks Deactivate or Activate and confirms.</w:t>
-      </w:r>
-    </w:p>
-    <w:p>
-      <w:pPr>
-        <w:pStyle w:val="ListParagraph"/>
-        <w:numPr>
-          <w:ilvl w:val="0"/>
-          <w:numId w:val="7"/>
-        </w:numPr>
-        <w:jc w:val="both"/>
-      </w:pPr>
-      <w:r>
-        <w:t>To import many students, the user types the students or uploads a CSV file and clicks Save.</w:t>
-      </w:r>
-    </w:p>
-    <w:p>
-      <w:pPr>
-        <w:pStyle w:val="ListParagraph"/>
-        <w:numPr>
-          <w:ilvl w:val="0"/>
-          <w:numId w:val="7"/>
-        </w:numPr>
-        <w:jc w:val="both"/>
-      </w:pPr>
-      <w:r>
-        <w:t>For an import, the system first checks every row (Validate Roster Rows).</w:t>
-      </w:r>
-    </w:p>
-    <w:p>
-      <w:pPr>
-        <w:pStyle w:val="ListParagraph"/>
-        <w:numPr>
-          <w:ilvl w:val="0"/>
-          <w:numId w:val="7"/>
-        </w:numPr>
-        <w:jc w:val="both"/>
-      </w:pPr>
-      <w:r>
-        <w:t>The system saves the students and displays the updated student list.</w:t>
-      </w:r>
-    </w:p>
-    <w:p>
-      <w:pPr>
-        <w:keepNext/>
-        <w:ind w:left="720"/>
-        <w:jc w:val="both"/>
-      </w:pPr>
-      <w:r>
-        <w:rPr>
-          <w:b/>
-          <w:bCs/>
-        </w:rPr>
-        <w:t>Exception Scenario:</w:t>
-      </w:r>
-    </w:p>
-    <w:p>
-      <w:pPr>
-        <w:pStyle w:val="ListParagraph"/>
-        <w:keepNext/>
-        <w:numPr>
-          <w:ilvl w:val="0"/>
-          <w:numId w:val="2"/>
-        </w:numPr>
-        <w:jc w:val="both"/>
-      </w:pPr>
-      <w:r>
-        <w:t>If a required detail is missing, or the student number or username is already used:</w:t>
-      </w:r>
-    </w:p>
-    <w:p>
-      <w:pPr>
-        <w:pStyle w:val="ListParagraph"/>
-        <w:numPr>
-          <w:ilvl w:val="1"/>
-          <w:numId w:val="2"/>
-        </w:numPr>
-        <w:jc w:val="both"/>
-      </w:pPr>
-      <w:r>
-        <w:t>The system displays an error message.</w:t>
-      </w:r>
-    </w:p>
-    <w:p>
-      <w:pPr>
-        <w:pStyle w:val="ListParagraph"/>
-        <w:numPr>
-          <w:ilvl w:val="1"/>
-          <w:numId w:val="2"/>
-        </w:numPr>
-        <w:jc w:val="both"/>
-      </w:pPr>
-      <w:r>
-        <w:t>The student account is not saved.</w:t>
-      </w:r>
-    </w:p>
-    <w:p>
-      <w:pPr>
-        <w:pStyle w:val="ListParagraph"/>
-        <w:keepNext/>
-        <w:numPr>
-          <w:ilvl w:val="0"/>
-          <w:numId w:val="2"/>
-        </w:numPr>
-        <w:jc w:val="both"/>
-      </w:pPr>
-      <w:r>
-        <w:t>If any row of the import is wrong (no name, a password shorter than 8 characters, or a username used twice):</w:t>
-      </w:r>
-    </w:p>
-    <w:p>
-      <w:pPr>
-        <w:pStyle w:val="ListParagraph"/>
-        <w:numPr>
-          <w:ilvl w:val="1"/>
-          <w:numId w:val="2"/>
-        </w:numPr>
-        <w:jc w:val="both"/>
-      </w:pPr>
-      <w:r>
-        <w:t>No student is added.</w:t>
-      </w:r>
-    </w:p>
-    <w:p>
-      <w:pPr>
-        <w:pStyle w:val="ListParagraph"/>
-        <w:numPr>
-          <w:ilvl w:val="1"/>
-          <w:numId w:val="2"/>
-        </w:numPr>
-        <w:jc w:val="both"/>
-      </w:pPr>
-      <w:r>
-        <w:t>The system displays the wrong rows.</w:t>
-      </w:r>
-    </w:p>
-    <w:p>
-      <w:pPr>
-        <w:pStyle w:val="ListParagraph"/>
-        <w:keepNext/>
-        <w:numPr>
-          <w:ilvl w:val="0"/>
-          <w:numId w:val="2"/>
-        </w:numPr>
-        <w:jc w:val="both"/>
-      </w:pPr>
-      <w:r>
-        <w:t>If the import list is empty:</w:t>
-      </w:r>
-    </w:p>
-    <w:p>
-      <w:pPr>
-        <w:pStyle w:val="ListParagraph"/>
-        <w:numPr>
-          <w:ilvl w:val="1"/>
-          <w:numId w:val="2"/>
-        </w:numPr>
-        <w:jc w:val="both"/>
-      </w:pPr>
-      <w:r>
-        <w:t>The system asks for at least one student.</w:t>
-      </w:r>
-    </w:p>
-    <w:p>
-      <w:pPr>
-        <w:keepNext/>
-        <w:ind w:left="720"/>
-        <w:jc w:val="both"/>
-      </w:pPr>
-      <w:r>
-        <w:rPr>
-          <w:b/>
-          <w:bCs/>
-        </w:rPr>
-        <w:t>Additional Remarks:</w:t>
-      </w:r>
-    </w:p>
-    <w:p>
-      <w:pPr>
-        <w:pStyle w:val="ListParagraph"/>
-        <w:numPr>
-          <w:ilvl w:val="0"/>
-          <w:numId w:val="2"/>
-        </w:numPr>
-        <w:jc w:val="both"/>
-      </w:pPr>
-      <w:r>
-        <w:t>The Admin and Teacher share this use case. The diagram shows them as one Admin / Teacher actor.</w:t>
+        <w:t>Edit Student, Toggle Student Status and Assign Student Workstation extend View Student List.</w:t>
       </w:r>
     </w:p>
     <w:p>
@@ -5110,6 +5194,19 @@
       </w:pPr>
       <w:r>
         <w:t>Import Student Roster always includes Validate Roster Rows.</w:t>
+      </w:r>
+    </w:p>
+    <w:p>
+      <w:pPr>
+        <w:pStyle w:val="ListParagraph"/>
+        <w:numPr>
+          <w:ilvl w:val="0"/>
+          <w:numId w:val="2"/>
+        </w:numPr>
+        <w:jc w:val="both"/>
+      </w:pPr>
+      <w:r>
+        <w:t>Choosing no computer clears a student's reservation.</w:t>
       </w:r>
     </w:p>
     <w:p>
@@ -5130,7 +5227,7 @@
         <w:pStyle w:val="Heading2"/>
         <w:pageBreakBefore/>
       </w:pPr>
-      <w:bookmarkStart w:id="7" w:name="_Toc241760976"/>
+      <w:bookmarkStart w:id="7" w:name="_Toc241767252"/>
       <w:r>
         <w:lastRenderedPageBreak/>
         <w:t>Manage Computer Profile</w:t>
@@ -5149,8 +5246,8 @@
           <w:noProof/>
         </w:rPr>
         <w:drawing>
-          <wp:inline distT="0" distB="0" distL="0" distR="0" wp14:anchorId="02DC9932" wp14:editId="63EDC956">
-            <wp:extent cx="3590925" cy="5334000"/>
+          <wp:inline distT="0" distB="0" distL="0" distR="0" wp14:anchorId="1FB29F41" wp14:editId="22943B5C">
+            <wp:extent cx="4114800" cy="3171825"/>
             <wp:effectExtent l="0" t="0" r="0" b="0"/>
             <wp:docPr id="6" name="Manage Computer Profile" descr="System use case diagram for Manage Computer Profile" title="Manage Computer Profile system use case"/>
             <wp:cNvGraphicFramePr>
@@ -5175,7 +5272,7 @@
                   <pic:spPr bwMode="auto">
                     <a:xfrm>
                       <a:off x="0" y="0"/>
-                      <a:ext cx="3590925" cy="5334000"/>
+                      <a:ext cx="4114800" cy="3171825"/>
                     </a:xfrm>
                     <a:prstGeom prst="rect">
                       <a:avLst/>
@@ -5234,7 +5331,7 @@
         <w:t>Use Case Name:</w:t>
       </w:r>
       <w:r>
-        <w:t xml:space="preserve"> Register Computer, Update Computer, Toggle Computer Status, Assign Student Workstation</w:t>
+        <w:t xml:space="preserve"> Register Computer, View Computer List</w:t>
       </w:r>
     </w:p>
     <w:p>
@@ -5250,7 +5347,7 @@
         <w:t>Purpose:</w:t>
       </w:r>
       <w:r>
-        <w:t xml:space="preserve"> To allow the Admin and Teacher to manage the lab computers in CAMS by registering, editing, archiving or restoring computers, and reserving a computer for a student.</w:t>
+        <w:t xml:space="preserve"> To allow the Admin and Teacher to manage the lab computers in CAMS by registering, editing, and archiving or restoring computers.</w:t>
       </w:r>
     </w:p>
     <w:p>
@@ -5324,176 +5421,189 @@
     </w:p>
     <w:p>
       <w:pPr>
-        <w:pStyle w:val="ListParagraph"/>
-        <w:numPr>
-          <w:ilvl w:val="0"/>
-          <w:numId w:val="2"/>
+        <w:keepNext/>
+        <w:ind w:left="720"/>
+        <w:jc w:val="both"/>
+      </w:pPr>
+      <w:r>
+        <w:rPr>
+          <w:b/>
+          <w:bCs/>
+        </w:rPr>
+        <w:t>Output Parameters:</w:t>
+      </w:r>
+    </w:p>
+    <w:p>
+      <w:pPr>
+        <w:pStyle w:val="ListParagraph"/>
+        <w:numPr>
+          <w:ilvl w:val="0"/>
+          <w:numId w:val="2"/>
+        </w:numPr>
+        <w:jc w:val="both"/>
+      </w:pPr>
+      <w:r>
+        <w:t>Computer list</w:t>
+      </w:r>
+    </w:p>
+    <w:p>
+      <w:pPr>
+        <w:pStyle w:val="ListParagraph"/>
+        <w:numPr>
+          <w:ilvl w:val="0"/>
+          <w:numId w:val="2"/>
+        </w:numPr>
+        <w:jc w:val="both"/>
+      </w:pPr>
+      <w:r>
+        <w:t>Updated computer information</w:t>
+      </w:r>
+    </w:p>
+    <w:p>
+      <w:pPr>
+        <w:pStyle w:val="ListParagraph"/>
+        <w:numPr>
+          <w:ilvl w:val="0"/>
+          <w:numId w:val="2"/>
+        </w:numPr>
+        <w:jc w:val="both"/>
+      </w:pPr>
+      <w:r>
+        <w:t>Success or error message</w:t>
+      </w:r>
+    </w:p>
+    <w:p>
+      <w:pPr>
+        <w:keepNext/>
+        <w:ind w:left="720"/>
+        <w:jc w:val="both"/>
+      </w:pPr>
+      <w:r>
+        <w:rPr>
+          <w:b/>
+          <w:bCs/>
+        </w:rPr>
+        <w:t>Pre-Condition:</w:t>
+      </w:r>
+    </w:p>
+    <w:p>
+      <w:pPr>
+        <w:pStyle w:val="ListParagraph"/>
+        <w:numPr>
+          <w:ilvl w:val="0"/>
+          <w:numId w:val="2"/>
+        </w:numPr>
+        <w:jc w:val="both"/>
+      </w:pPr>
+      <w:r>
+        <w:t>The user must be logged in to the system.</w:t>
+      </w:r>
+    </w:p>
+    <w:p>
+      <w:pPr>
+        <w:pStyle w:val="ListParagraph"/>
+        <w:numPr>
+          <w:ilvl w:val="0"/>
+          <w:numId w:val="2"/>
+        </w:numPr>
+        <w:jc w:val="both"/>
+      </w:pPr>
+      <w:r>
+        <w:t>To edit or archive a computer, the computer must exist.</w:t>
+      </w:r>
+    </w:p>
+    <w:p>
+      <w:pPr>
+        <w:keepNext/>
+        <w:ind w:left="720"/>
+        <w:jc w:val="both"/>
+      </w:pPr>
+      <w:r>
+        <w:rPr>
+          <w:b/>
+          <w:bCs/>
+        </w:rPr>
+        <w:t>Post-Condition:</w:t>
+      </w:r>
+    </w:p>
+    <w:p>
+      <w:pPr>
+        <w:pStyle w:val="ListParagraph"/>
+        <w:numPr>
+          <w:ilvl w:val="0"/>
+          <w:numId w:val="2"/>
+        </w:numPr>
+        <w:jc w:val="both"/>
+      </w:pPr>
+      <w:r>
+        <w:t>A computer is added, updated, or archived or restored based on the action performed.</w:t>
+      </w:r>
+    </w:p>
+    <w:p>
+      <w:pPr>
+        <w:pStyle w:val="ListParagraph"/>
+        <w:numPr>
+          <w:ilvl w:val="0"/>
+          <w:numId w:val="2"/>
+        </w:numPr>
+        <w:jc w:val="both"/>
+      </w:pPr>
+      <w:r>
+        <w:t>Status changes are kept in the computer's history.</w:t>
+      </w:r>
+    </w:p>
+    <w:p>
+      <w:pPr>
+        <w:pStyle w:val="ListParagraph"/>
+        <w:numPr>
+          <w:ilvl w:val="0"/>
+          <w:numId w:val="2"/>
+        </w:numPr>
+        <w:jc w:val="both"/>
+      </w:pPr>
+      <w:r>
+        <w:t>The updated computer list is displayed in the system.</w:t>
+      </w:r>
+    </w:p>
+    <w:p>
+      <w:pPr>
+        <w:keepNext/>
+        <w:ind w:left="720"/>
+        <w:jc w:val="both"/>
+      </w:pPr>
+      <w:r>
+        <w:rPr>
+          <w:b/>
+          <w:bCs/>
+        </w:rPr>
+        <w:t>Successful Scenario:</w:t>
+      </w:r>
+    </w:p>
+    <w:p>
+      <w:pPr>
+        <w:pStyle w:val="ListParagraph"/>
+        <w:numPr>
+          <w:ilvl w:val="0"/>
+          <w:numId w:val="8"/>
+        </w:numPr>
+        <w:jc w:val="both"/>
+      </w:pPr>
+      <w:r>
+        <w:t>The user navigates to the Computers page.</w:t>
+      </w:r>
+    </w:p>
+    <w:p>
+      <w:pPr>
+        <w:pStyle w:val="ListParagraph"/>
+        <w:numPr>
+          <w:ilvl w:val="0"/>
+          <w:numId w:val="8"/>
         </w:numPr>
         <w:jc w:val="both"/>
       </w:pPr>
       <w:r>
         <w:lastRenderedPageBreak/>
-        <w:t>Selected student</w:t>
-      </w:r>
-    </w:p>
-    <w:p>
-      <w:pPr>
-        <w:keepNext/>
-        <w:ind w:left="720"/>
-        <w:jc w:val="both"/>
-      </w:pPr>
-      <w:r>
-        <w:rPr>
-          <w:b/>
-          <w:bCs/>
-        </w:rPr>
-        <w:t>Output Parameters:</w:t>
-      </w:r>
-    </w:p>
-    <w:p>
-      <w:pPr>
-        <w:pStyle w:val="ListParagraph"/>
-        <w:numPr>
-          <w:ilvl w:val="0"/>
-          <w:numId w:val="2"/>
-        </w:numPr>
-        <w:jc w:val="both"/>
-      </w:pPr>
-      <w:r>
-        <w:t>Computer list</w:t>
-      </w:r>
-    </w:p>
-    <w:p>
-      <w:pPr>
-        <w:pStyle w:val="ListParagraph"/>
-        <w:numPr>
-          <w:ilvl w:val="0"/>
-          <w:numId w:val="2"/>
-        </w:numPr>
-        <w:jc w:val="both"/>
-      </w:pPr>
-      <w:r>
-        <w:t>Updated computer information</w:t>
-      </w:r>
-    </w:p>
-    <w:p>
-      <w:pPr>
-        <w:pStyle w:val="ListParagraph"/>
-        <w:numPr>
-          <w:ilvl w:val="0"/>
-          <w:numId w:val="2"/>
-        </w:numPr>
-        <w:jc w:val="both"/>
-      </w:pPr>
-      <w:r>
-        <w:t>Success or error message</w:t>
-      </w:r>
-    </w:p>
-    <w:p>
-      <w:pPr>
-        <w:keepNext/>
-        <w:ind w:left="720"/>
-        <w:jc w:val="both"/>
-      </w:pPr>
-      <w:r>
-        <w:rPr>
-          <w:b/>
-          <w:bCs/>
-        </w:rPr>
-        <w:t>Pre-Condition:</w:t>
-      </w:r>
-    </w:p>
-    <w:p>
-      <w:pPr>
-        <w:pStyle w:val="ListParagraph"/>
-        <w:numPr>
-          <w:ilvl w:val="0"/>
-          <w:numId w:val="2"/>
-        </w:numPr>
-        <w:jc w:val="both"/>
-      </w:pPr>
-      <w:r>
-        <w:t>The user must be logged in to the system.</w:t>
-      </w:r>
-    </w:p>
-    <w:p>
-      <w:pPr>
-        <w:pStyle w:val="ListParagraph"/>
-        <w:numPr>
-          <w:ilvl w:val="0"/>
-          <w:numId w:val="2"/>
-        </w:numPr>
-        <w:jc w:val="both"/>
-      </w:pPr>
-      <w:r>
-        <w:t>To edit, archive or reserve a computer, the computer must exist.</w:t>
-      </w:r>
-    </w:p>
-    <w:p>
-      <w:pPr>
-        <w:keepNext/>
-        <w:ind w:left="720"/>
-        <w:jc w:val="both"/>
-      </w:pPr>
-      <w:r>
-        <w:rPr>
-          <w:b/>
-          <w:bCs/>
-        </w:rPr>
-        <w:t>Post-Condition:</w:t>
-      </w:r>
-    </w:p>
-    <w:p>
-      <w:pPr>
-        <w:pStyle w:val="ListParagraph"/>
-        <w:numPr>
-          <w:ilvl w:val="0"/>
-          <w:numId w:val="2"/>
-        </w:numPr>
-        <w:jc w:val="both"/>
-      </w:pPr>
-      <w:r>
-        <w:t>A computer is added, updated, archived or restored, or reserved for a student based on the action performed.</w:t>
-      </w:r>
-    </w:p>
-    <w:p>
-      <w:pPr>
-        <w:pStyle w:val="ListParagraph"/>
-        <w:numPr>
-          <w:ilvl w:val="0"/>
-          <w:numId w:val="2"/>
-        </w:numPr>
-        <w:jc w:val="both"/>
-      </w:pPr>
-      <w:r>
-        <w:t>Status changes are kept in the computer's history.</w:t>
-      </w:r>
-    </w:p>
-    <w:p>
-      <w:pPr>
-        <w:pStyle w:val="ListParagraph"/>
-        <w:numPr>
-          <w:ilvl w:val="0"/>
-          <w:numId w:val="2"/>
-        </w:numPr>
-        <w:jc w:val="both"/>
-      </w:pPr>
-      <w:r>
-        <w:t>The updated computer list is displayed in the system.</w:t>
-      </w:r>
-    </w:p>
-    <w:p>
-      <w:pPr>
-        <w:keepNext/>
-        <w:ind w:left="720"/>
-        <w:jc w:val="both"/>
-      </w:pPr>
-      <w:r>
-        <w:rPr>
-          <w:b/>
-          <w:bCs/>
-        </w:rPr>
-        <w:t>Successful Scenario:</w:t>
+        <w:t>The system displays the list of lab computers.</w:t>
       </w:r>
     </w:p>
     <w:p>
@@ -5506,7 +5616,7 @@
         <w:jc w:val="both"/>
       </w:pPr>
       <w:r>
-        <w:t>The user navigates to the Computers page.</w:t>
+        <w:t>To register a computer, the user clicks Add, enters the computer information and clicks Save.</w:t>
       </w:r>
     </w:p>
     <w:p>
@@ -5519,7 +5629,7 @@
         <w:jc w:val="both"/>
       </w:pPr>
       <w:r>
-        <w:t>The system displays the list of lab computers.</w:t>
+        <w:t>To edit a computer, the user clicks Edit, changes the name or status and clicks Save.</w:t>
       </w:r>
     </w:p>
     <w:p>
@@ -5532,7 +5642,7 @@
         <w:jc w:val="both"/>
       </w:pPr>
       <w:r>
-        <w:t>To register a computer, the user clicks Add, enters the computer information and clicks Save.</w:t>
+        <w:t>To archive a computer, the user clicks Archive. To restore it, the user edits it and sets the status to Available.</w:t>
       </w:r>
     </w:p>
     <w:p>
@@ -5545,7 +5655,7 @@
         <w:jc w:val="both"/>
       </w:pPr>
       <w:r>
-        <w:t>To edit a computer, the user clicks Edit, changes the name or status and clicks Save.</w:t>
+        <w:t>The system validates the information and saves the changes.</w:t>
       </w:r>
     </w:p>
     <w:p>
@@ -5558,45 +5668,6 @@
         <w:jc w:val="both"/>
       </w:pPr>
       <w:r>
-        <w:t>To archive a computer, the user clicks Archive. To restore it, the user edits it and sets the status to Available.</w:t>
-      </w:r>
-    </w:p>
-    <w:p>
-      <w:pPr>
-        <w:pStyle w:val="ListParagraph"/>
-        <w:numPr>
-          <w:ilvl w:val="0"/>
-          <w:numId w:val="8"/>
-        </w:numPr>
-        <w:jc w:val="both"/>
-      </w:pPr>
-      <w:r>
-        <w:t>To reserve a computer for a student, the user opens the Students page, selects a computer for the student and clicks Save.</w:t>
-      </w:r>
-    </w:p>
-    <w:p>
-      <w:pPr>
-        <w:pStyle w:val="ListParagraph"/>
-        <w:numPr>
-          <w:ilvl w:val="0"/>
-          <w:numId w:val="8"/>
-        </w:numPr>
-        <w:jc w:val="both"/>
-      </w:pPr>
-      <w:r>
-        <w:t>The system validates the information and saves the changes.</w:t>
-      </w:r>
-    </w:p>
-    <w:p>
-      <w:pPr>
-        <w:pStyle w:val="ListParagraph"/>
-        <w:numPr>
-          <w:ilvl w:val="0"/>
-          <w:numId w:val="8"/>
-        </w:numPr>
-        <w:jc w:val="both"/>
-      </w:pPr>
-      <w:r>
         <w:t>The system displays the updated list.</w:t>
       </w:r>
     </w:p>
@@ -5683,33 +5754,6 @@
     </w:p>
     <w:p>
       <w:pPr>
-        <w:pStyle w:val="ListParagraph"/>
-        <w:keepNext/>
-        <w:numPr>
-          <w:ilvl w:val="0"/>
-          <w:numId w:val="2"/>
-        </w:numPr>
-        <w:jc w:val="both"/>
-      </w:pPr>
-      <w:r>
-        <w:t>If the computer is archived, already reserved or in use:</w:t>
-      </w:r>
-    </w:p>
-    <w:p>
-      <w:pPr>
-        <w:pStyle w:val="ListParagraph"/>
-        <w:numPr>
-          <w:ilvl w:val="1"/>
-          <w:numId w:val="2"/>
-        </w:numPr>
-        <w:jc w:val="both"/>
-      </w:pPr>
-      <w:r>
-        <w:t>The system does not reserve the computer for the student.</w:t>
-      </w:r>
-    </w:p>
-    <w:p>
-      <w:pPr>
         <w:keepNext/>
         <w:ind w:left="720"/>
         <w:jc w:val="both"/>
@@ -5745,6 +5789,19 @@
         <w:jc w:val="both"/>
       </w:pPr>
       <w:r>
+        <w:t>Edit Computer and Toggle Computer Status extend View Computer List.</w:t>
+      </w:r>
+    </w:p>
+    <w:p>
+      <w:pPr>
+        <w:pStyle w:val="ListParagraph"/>
+        <w:numPr>
+          <w:ilvl w:val="0"/>
+          <w:numId w:val="2"/>
+        </w:numPr>
+        <w:jc w:val="both"/>
+      </w:pPr>
+      <w:r>
         <w:t>An archived computer is hidden from the active list. Nothing is deleted.</w:t>
       </w:r>
     </w:p>
@@ -5758,7 +5815,7 @@
         <w:jc w:val="both"/>
       </w:pPr>
       <w:r>
-        <w:t>Choosing no computer clears a student's reservation.</w:t>
+        <w:t>A computer is reserved for a student on the Students page (Manage Student Account).</w:t>
       </w:r>
     </w:p>
     <w:p>
@@ -5766,7 +5823,7 @@
         <w:pStyle w:val="Heading2"/>
         <w:pageBreakBefore/>
       </w:pPr>
-      <w:bookmarkStart w:id="8" w:name="_Toc241760977"/>
+      <w:bookmarkStart w:id="8" w:name="_Toc241767253"/>
       <w:r>
         <w:lastRenderedPageBreak/>
         <w:t>Manage Class</w:t>
@@ -5785,8 +5842,8 @@
           <w:noProof/>
         </w:rPr>
         <w:drawing>
-          <wp:inline distT="0" distB="0" distL="0" distR="0" wp14:anchorId="3451CE99" wp14:editId="416F92B5">
-            <wp:extent cx="2981325" cy="5334000"/>
+          <wp:inline distT="0" distB="0" distL="0" distR="0" wp14:anchorId="2BB5FB7C" wp14:editId="7F7D8D53">
+            <wp:extent cx="4114800" cy="4791075"/>
             <wp:effectExtent l="0" t="0" r="0" b="0"/>
             <wp:docPr id="7" name="Manage Class" descr="System use case diagram for Manage Class" title="Manage Class system use case"/>
             <wp:cNvGraphicFramePr>
@@ -5811,7 +5868,7 @@
                   <pic:spPr bwMode="auto">
                     <a:xfrm>
                       <a:off x="0" y="0"/>
-                      <a:ext cx="2981325" cy="5334000"/>
+                      <a:ext cx="4114800" cy="4791075"/>
                     </a:xfrm>
                     <a:prstGeom prst="rect">
                       <a:avLst/>
@@ -5870,7 +5927,7 @@
         <w:t>Use Case Name:</w:t>
       </w:r>
       <w:r>
-        <w:t xml:space="preserve"> Create Class, Update Class, Toggle Class Status, Enroll Students, Remove Student from Class</w:t>
+        <w:t xml:space="preserve"> Create Class, View Class List, View Class Student List</w:t>
       </w:r>
     </w:p>
     <w:p>
@@ -5886,10 +5943,7 @@
         <w:t>Purpose:</w:t>
       </w:r>
       <w:r>
-        <w:t xml:space="preserve"> </w:t>
-      </w:r>
-      <w:r>
-        <w:t>To allow the Admin and Teacher to manage classes in CAMS by creating, editing, archiving or restoring classes, and by enrolling or removing students.</w:t>
+        <w:t xml:space="preserve"> To allow the Admin and Teacher to manage classes in CAMS by creating, editing, archiving or restoring classes, and by enrolling or removing students.</w:t>
       </w:r>
     </w:p>
     <w:p>
@@ -5971,60 +6025,60 @@
         <w:jc w:val="both"/>
       </w:pPr>
       <w:r>
+        <w:t>Subject</w:t>
+      </w:r>
+    </w:p>
+    <w:p>
+      <w:pPr>
+        <w:pStyle w:val="ListParagraph"/>
+        <w:numPr>
+          <w:ilvl w:val="0"/>
+          <w:numId w:val="2"/>
+        </w:numPr>
+        <w:jc w:val="both"/>
+      </w:pPr>
+      <w:r>
+        <w:t>Schedule</w:t>
+      </w:r>
+    </w:p>
+    <w:p>
+      <w:pPr>
+        <w:pStyle w:val="ListParagraph"/>
+        <w:numPr>
+          <w:ilvl w:val="0"/>
+          <w:numId w:val="2"/>
+        </w:numPr>
+        <w:jc w:val="both"/>
+      </w:pPr>
+      <w:r>
+        <w:t>School year</w:t>
+      </w:r>
+    </w:p>
+    <w:p>
+      <w:pPr>
+        <w:pStyle w:val="ListParagraph"/>
+        <w:numPr>
+          <w:ilvl w:val="0"/>
+          <w:numId w:val="2"/>
+        </w:numPr>
+        <w:jc w:val="both"/>
+      </w:pPr>
+      <w:r>
+        <w:t>Selected students</w:t>
+      </w:r>
+    </w:p>
+    <w:p>
+      <w:pPr>
+        <w:keepNext/>
+        <w:ind w:left="720"/>
+        <w:jc w:val="both"/>
+      </w:pPr>
+      <w:r>
+        <w:rPr>
+          <w:b/>
+          <w:bCs/>
+        </w:rPr>
         <w:lastRenderedPageBreak/>
-        <w:t>Subject</w:t>
-      </w:r>
-    </w:p>
-    <w:p>
-      <w:pPr>
-        <w:pStyle w:val="ListParagraph"/>
-        <w:numPr>
-          <w:ilvl w:val="0"/>
-          <w:numId w:val="2"/>
-        </w:numPr>
-        <w:jc w:val="both"/>
-      </w:pPr>
-      <w:r>
-        <w:t>Schedule</w:t>
-      </w:r>
-    </w:p>
-    <w:p>
-      <w:pPr>
-        <w:pStyle w:val="ListParagraph"/>
-        <w:numPr>
-          <w:ilvl w:val="0"/>
-          <w:numId w:val="2"/>
-        </w:numPr>
-        <w:jc w:val="both"/>
-      </w:pPr>
-      <w:r>
-        <w:t>School year</w:t>
-      </w:r>
-    </w:p>
-    <w:p>
-      <w:pPr>
-        <w:pStyle w:val="ListParagraph"/>
-        <w:numPr>
-          <w:ilvl w:val="0"/>
-          <w:numId w:val="2"/>
-        </w:numPr>
-        <w:jc w:val="both"/>
-      </w:pPr>
-      <w:r>
-        <w:t>Selected students</w:t>
-      </w:r>
-    </w:p>
-    <w:p>
-      <w:pPr>
-        <w:keepNext/>
-        <w:ind w:left="720"/>
-        <w:jc w:val="both"/>
-      </w:pPr>
-      <w:r>
-        <w:rPr>
-          <w:b/>
-          <w:bCs/>
-        </w:rPr>
         <w:t>Output Parameters:</w:t>
       </w:r>
     </w:p>
@@ -6262,7 +6316,7 @@
         <w:jc w:val="both"/>
       </w:pPr>
       <w:r>
-        <w:t>To enroll students, the user opens the class, selects the students (or types a new student) and clicks Enroll.</w:t>
+        <w:t>To manage the students of a class, the user opens the class.</w:t>
       </w:r>
     </w:p>
     <w:p>
@@ -6275,7 +6329,7 @@
         <w:jc w:val="both"/>
       </w:pPr>
       <w:r>
-        <w:t>To remove students, the user opens the class, clicks Remove on the students and confirms.</w:t>
+        <w:t>The system displays the list of students in the class.</w:t>
       </w:r>
     </w:p>
     <w:p>
@@ -6288,6 +6342,32 @@
         <w:jc w:val="both"/>
       </w:pPr>
       <w:r>
+        <w:t>To enroll students, the user selects the students (or types a new student) and clicks Enroll.</w:t>
+      </w:r>
+    </w:p>
+    <w:p>
+      <w:pPr>
+        <w:pStyle w:val="ListParagraph"/>
+        <w:numPr>
+          <w:ilvl w:val="0"/>
+          <w:numId w:val="9"/>
+        </w:numPr>
+        <w:jc w:val="both"/>
+      </w:pPr>
+      <w:r>
+        <w:t>To remove students, the user clicks Remove on the students and confirms.</w:t>
+      </w:r>
+    </w:p>
+    <w:p>
+      <w:pPr>
+        <w:pStyle w:val="ListParagraph"/>
+        <w:numPr>
+          <w:ilvl w:val="0"/>
+          <w:numId w:val="9"/>
+        </w:numPr>
+        <w:jc w:val="both"/>
+      </w:pPr>
+      <w:r>
         <w:t>The system validates the information and saves the changes.</w:t>
       </w:r>
     </w:p>
@@ -6476,20 +6556,33 @@
         <w:jc w:val="both"/>
       </w:pPr>
       <w:r>
+        <w:t>Edit Class and Toggle Class Status extend View Class List. Enroll Students and Remove Student from Class extend View Class Student List.</w:t>
+      </w:r>
+    </w:p>
+    <w:p>
+      <w:pPr>
+        <w:pStyle w:val="ListParagraph"/>
+        <w:numPr>
+          <w:ilvl w:val="0"/>
+          <w:numId w:val="2"/>
+        </w:numPr>
+        <w:jc w:val="both"/>
+      </w:pPr>
+      <w:r>
+        <w:t>A class made by a teacher belongs to that teacher.</w:t>
+      </w:r>
+    </w:p>
+    <w:p>
+      <w:pPr>
+        <w:pStyle w:val="ListParagraph"/>
+        <w:numPr>
+          <w:ilvl w:val="0"/>
+          <w:numId w:val="2"/>
+        </w:numPr>
+        <w:jc w:val="both"/>
+      </w:pPr>
+      <w:r>
         <w:lastRenderedPageBreak/>
-        <w:t>A class made by a teacher belongs to that teacher.</w:t>
-      </w:r>
-    </w:p>
-    <w:p>
-      <w:pPr>
-        <w:pStyle w:val="ListParagraph"/>
-        <w:numPr>
-          <w:ilvl w:val="0"/>
-          <w:numId w:val="2"/>
-        </w:numPr>
-        <w:jc w:val="both"/>
-      </w:pPr>
-      <w:r>
         <w:t>Choosing the teacher of a class is for the Admin only (Manage Class Teacher).</w:t>
       </w:r>
     </w:p>
@@ -6511,7 +6604,7 @@
         <w:pStyle w:val="Heading2"/>
         <w:pageBreakBefore/>
       </w:pPr>
-      <w:bookmarkStart w:id="9" w:name="_Toc241760978"/>
+      <w:bookmarkStart w:id="9" w:name="_Toc241767254"/>
       <w:r>
         <w:lastRenderedPageBreak/>
         <w:t>Manage Restriction Rule</w:t>
@@ -6530,8 +6623,8 @@
           <w:noProof/>
         </w:rPr>
         <w:drawing>
-          <wp:inline distT="0" distB="0" distL="0" distR="0" wp14:anchorId="705BFC66" wp14:editId="13EEBC4F">
-            <wp:extent cx="4086225" cy="4838700"/>
+          <wp:inline distT="0" distB="0" distL="0" distR="0" wp14:anchorId="0EA39BB9" wp14:editId="3599B158">
+            <wp:extent cx="4114800" cy="3171825"/>
             <wp:effectExtent l="0" t="0" r="0" b="0"/>
             <wp:docPr id="8" name="Manage Restriction Rule" descr="System use case diagram for Manage Restriction Rule" title="Manage Restriction Rule system use case"/>
             <wp:cNvGraphicFramePr>
@@ -6556,7 +6649,7 @@
                   <pic:spPr bwMode="auto">
                     <a:xfrm>
                       <a:off x="0" y="0"/>
-                      <a:ext cx="4086225" cy="4838700"/>
+                      <a:ext cx="4114800" cy="3171825"/>
                     </a:xfrm>
                     <a:prstGeom prst="rect">
                       <a:avLst/>
@@ -6615,7 +6708,7 @@
         <w:t>Use Case Name:</w:t>
       </w:r>
       <w:r>
-        <w:t xml:space="preserve"> Create Restriction, Update Restriction, Delete Restriction</w:t>
+        <w:t xml:space="preserve"> Create Restriction, View Restriction Rule List</w:t>
       </w:r>
     </w:p>
     <w:p>
@@ -6782,114 +6875,114 @@
         <w:jc w:val="both"/>
       </w:pPr>
       <w:r>
+        <w:t>Success or error message</w:t>
+      </w:r>
+    </w:p>
+    <w:p>
+      <w:pPr>
+        <w:keepNext/>
+        <w:ind w:left="720"/>
+        <w:jc w:val="both"/>
+      </w:pPr>
+      <w:r>
+        <w:rPr>
+          <w:b/>
+          <w:bCs/>
+        </w:rPr>
+        <w:t>Pre-Condition:</w:t>
+      </w:r>
+    </w:p>
+    <w:p>
+      <w:pPr>
+        <w:pStyle w:val="ListParagraph"/>
+        <w:numPr>
+          <w:ilvl w:val="0"/>
+          <w:numId w:val="2"/>
+        </w:numPr>
+        <w:jc w:val="both"/>
+      </w:pPr>
+      <w:r>
+        <w:t>The user must be logged in to the system.</w:t>
+      </w:r>
+    </w:p>
+    <w:p>
+      <w:pPr>
+        <w:pStyle w:val="ListParagraph"/>
+        <w:numPr>
+          <w:ilvl w:val="0"/>
+          <w:numId w:val="2"/>
+        </w:numPr>
+        <w:jc w:val="both"/>
+      </w:pPr>
+      <w:r>
+        <w:t>To edit or delete a rule, the rule must exist.</w:t>
+      </w:r>
+    </w:p>
+    <w:p>
+      <w:pPr>
+        <w:keepNext/>
+        <w:ind w:left="720"/>
+        <w:jc w:val="both"/>
+      </w:pPr>
+      <w:r>
+        <w:rPr>
+          <w:b/>
+          <w:bCs/>
+        </w:rPr>
+        <w:t>Post-Condition:</w:t>
+      </w:r>
+    </w:p>
+    <w:p>
+      <w:pPr>
+        <w:pStyle w:val="ListParagraph"/>
+        <w:numPr>
+          <w:ilvl w:val="0"/>
+          <w:numId w:val="2"/>
+        </w:numPr>
+        <w:jc w:val="both"/>
+      </w:pPr>
+      <w:r>
+        <w:t>A rule is added, updated or deleted based on the action performed.</w:t>
+      </w:r>
+    </w:p>
+    <w:p>
+      <w:pPr>
+        <w:pStyle w:val="ListParagraph"/>
+        <w:numPr>
+          <w:ilvl w:val="0"/>
+          <w:numId w:val="2"/>
+        </w:numPr>
+        <w:jc w:val="both"/>
+      </w:pPr>
+      <w:r>
+        <w:t>Student computers follow the new or changed rules.</w:t>
+      </w:r>
+    </w:p>
+    <w:p>
+      <w:pPr>
+        <w:pStyle w:val="ListParagraph"/>
+        <w:numPr>
+          <w:ilvl w:val="0"/>
+          <w:numId w:val="2"/>
+        </w:numPr>
+        <w:jc w:val="both"/>
+      </w:pPr>
+      <w:r>
+        <w:t>The updated rule list is displayed in the system.</w:t>
+      </w:r>
+    </w:p>
+    <w:p>
+      <w:pPr>
+        <w:keepNext/>
+        <w:ind w:left="720"/>
+        <w:jc w:val="both"/>
+      </w:pPr>
+      <w:r>
+        <w:rPr>
+          <w:b/>
+          <w:bCs/>
+        </w:rPr>
         <w:lastRenderedPageBreak/>
-        <w:t>Success or error message</w:t>
-      </w:r>
-    </w:p>
-    <w:p>
-      <w:pPr>
-        <w:keepNext/>
-        <w:ind w:left="720"/>
-        <w:jc w:val="both"/>
-      </w:pPr>
-      <w:r>
-        <w:rPr>
-          <w:b/>
-          <w:bCs/>
-        </w:rPr>
-        <w:t>Pre-Condition:</w:t>
-      </w:r>
-    </w:p>
-    <w:p>
-      <w:pPr>
-        <w:pStyle w:val="ListParagraph"/>
-        <w:numPr>
-          <w:ilvl w:val="0"/>
-          <w:numId w:val="2"/>
-        </w:numPr>
-        <w:jc w:val="both"/>
-      </w:pPr>
-      <w:r>
-        <w:t>The user must be logged in to the system.</w:t>
-      </w:r>
-    </w:p>
-    <w:p>
-      <w:pPr>
-        <w:pStyle w:val="ListParagraph"/>
-        <w:numPr>
-          <w:ilvl w:val="0"/>
-          <w:numId w:val="2"/>
-        </w:numPr>
-        <w:jc w:val="both"/>
-      </w:pPr>
-      <w:r>
-        <w:t>To edit or delete a rule, the rule must exist.</w:t>
-      </w:r>
-    </w:p>
-    <w:p>
-      <w:pPr>
-        <w:keepNext/>
-        <w:ind w:left="720"/>
-        <w:jc w:val="both"/>
-      </w:pPr>
-      <w:r>
-        <w:rPr>
-          <w:b/>
-          <w:bCs/>
-        </w:rPr>
-        <w:t>Post-Condition:</w:t>
-      </w:r>
-    </w:p>
-    <w:p>
-      <w:pPr>
-        <w:pStyle w:val="ListParagraph"/>
-        <w:numPr>
-          <w:ilvl w:val="0"/>
-          <w:numId w:val="2"/>
-        </w:numPr>
-        <w:jc w:val="both"/>
-      </w:pPr>
-      <w:r>
-        <w:t>A rule is added, updated or deleted based on the action performed.</w:t>
-      </w:r>
-    </w:p>
-    <w:p>
-      <w:pPr>
-        <w:pStyle w:val="ListParagraph"/>
-        <w:numPr>
-          <w:ilvl w:val="0"/>
-          <w:numId w:val="2"/>
-        </w:numPr>
-        <w:jc w:val="both"/>
-      </w:pPr>
-      <w:r>
-        <w:t>Student computers follow the new or changed rules.</w:t>
-      </w:r>
-    </w:p>
-    <w:p>
-      <w:pPr>
-        <w:pStyle w:val="ListParagraph"/>
-        <w:numPr>
-          <w:ilvl w:val="0"/>
-          <w:numId w:val="2"/>
-        </w:numPr>
-        <w:jc w:val="both"/>
-      </w:pPr>
-      <w:r>
-        <w:t>The updated rule list is displayed in the system.</w:t>
-      </w:r>
-    </w:p>
-    <w:p>
-      <w:pPr>
-        <w:keepNext/>
-        <w:ind w:left="720"/>
-        <w:jc w:val="both"/>
-      </w:pPr>
-      <w:r>
-        <w:rPr>
-          <w:b/>
-          <w:bCs/>
-        </w:rPr>
         <w:t>Successful Scenario:</w:t>
       </w:r>
     </w:p>
@@ -7130,6 +7223,19 @@
       </w:pPr>
       <w:r>
         <w:t>The Admin and Teacher share this use case. The diagram shows them as one Admin / Teacher actor.</w:t>
+      </w:r>
+    </w:p>
+    <w:p>
+      <w:pPr>
+        <w:pStyle w:val="ListParagraph"/>
+        <w:numPr>
+          <w:ilvl w:val="0"/>
+          <w:numId w:val="2"/>
+        </w:numPr>
+        <w:jc w:val="both"/>
+      </w:pPr>
+      <w:r>
+        <w:t>Edit Restriction and Delete Restriction extend View Restriction Rule List.</w:t>
       </w:r>
     </w:p>
     <w:p>
@@ -7163,7 +7269,7 @@
         <w:pStyle w:val="Heading2"/>
         <w:pageBreakBefore/>
       </w:pPr>
-      <w:bookmarkStart w:id="10" w:name="_Toc241760979"/>
+      <w:bookmarkStart w:id="10" w:name="_Toc241767255"/>
       <w:r>
         <w:lastRenderedPageBreak/>
         <w:t>Manage Blacklist and Whitelist</w:t>
@@ -7182,8 +7288,8 @@
           <w:noProof/>
         </w:rPr>
         <w:drawing>
-          <wp:inline distT="0" distB="0" distL="0" distR="0" wp14:anchorId="48BAE1DD" wp14:editId="4477B9D8">
-            <wp:extent cx="2552700" cy="5334000"/>
+          <wp:inline distT="0" distB="0" distL="0" distR="0" wp14:anchorId="64354C17" wp14:editId="6BB5075D">
+            <wp:extent cx="3914775" cy="5334000"/>
             <wp:effectExtent l="0" t="0" r="0" b="0"/>
             <wp:docPr id="9" name="Manage Blacklist and Whitelist" descr="System use case diagram for Manage Blacklist and Whitelist" title="Manage Blacklist and Whitelist system use case"/>
             <wp:cNvGraphicFramePr>
@@ -7208,7 +7314,7 @@
                   <pic:spPr bwMode="auto">
                     <a:xfrm>
                       <a:off x="0" y="0"/>
-                      <a:ext cx="2552700" cy="5334000"/>
+                      <a:ext cx="3914775" cy="5334000"/>
                     </a:xfrm>
                     <a:prstGeom prst="rect">
                       <a:avLst/>
@@ -7267,7 +7373,7 @@
         <w:t>Use Case Name:</w:t>
       </w:r>
       <w:r>
-        <w:t xml:space="preserve"> Add Blacklist Entry, Update Blacklist Entry, Delete Blacklist Entry, Add Whitelist Entry, Update Whitelist Entry, Delete Whitelist Entry</w:t>
+        <w:t xml:space="preserve"> Add Blacklist Entry, View Blacklist Entry List, Add Whitelist Entry, View Whitelist Entry List</w:t>
       </w:r>
     </w:p>
     <w:p>
@@ -7780,6 +7886,32 @@
         <w:jc w:val="both"/>
       </w:pPr>
       <w:r>
+        <w:t>Edit Blacklist Entry and Delete Blacklist Entry extend View Blacklist Entry List.</w:t>
+      </w:r>
+    </w:p>
+    <w:p>
+      <w:pPr>
+        <w:pStyle w:val="ListParagraph"/>
+        <w:numPr>
+          <w:ilvl w:val="0"/>
+          <w:numId w:val="2"/>
+        </w:numPr>
+        <w:jc w:val="both"/>
+      </w:pPr>
+      <w:r>
+        <w:t>Edit Whitelist Entry and Delete Whitelist Entry extend View Whitelist Entry List.</w:t>
+      </w:r>
+    </w:p>
+    <w:p>
+      <w:pPr>
+        <w:pStyle w:val="ListParagraph"/>
+        <w:numPr>
+          <w:ilvl w:val="0"/>
+          <w:numId w:val="2"/>
+        </w:numPr>
+        <w:jc w:val="both"/>
+      </w:pPr>
+      <w:r>
         <w:t>A blacklisted website stays blocked even if it is on the whitelist.</w:t>
       </w:r>
     </w:p>
@@ -7814,7 +7946,7 @@
         <w:pStyle w:val="Heading2"/>
         <w:pageBreakBefore/>
       </w:pPr>
-      <w:bookmarkStart w:id="11" w:name="_Toc241760980"/>
+      <w:bookmarkStart w:id="11" w:name="_Toc241767256"/>
       <w:r>
         <w:lastRenderedPageBreak/>
         <w:t>Manage Category</w:t>
@@ -7833,8 +7965,8 @@
           <w:noProof/>
         </w:rPr>
         <w:drawing>
-          <wp:inline distT="0" distB="0" distL="0" distR="0" wp14:anchorId="40217626" wp14:editId="5EBE721C">
-            <wp:extent cx="4086225" cy="4838700"/>
+          <wp:inline distT="0" distB="0" distL="0" distR="0" wp14:anchorId="1AE8620A" wp14:editId="6005D8CC">
+            <wp:extent cx="4114800" cy="3171825"/>
             <wp:effectExtent l="0" t="0" r="0" b="0"/>
             <wp:docPr id="10" name="Manage Category" descr="System use case diagram for Manage Category" title="Manage Category system use case"/>
             <wp:cNvGraphicFramePr>
@@ -7859,7 +7991,7 @@
                   <pic:spPr bwMode="auto">
                     <a:xfrm>
                       <a:off x="0" y="0"/>
-                      <a:ext cx="4086225" cy="4838700"/>
+                      <a:ext cx="4114800" cy="3171825"/>
                     </a:xfrm>
                     <a:prstGeom prst="rect">
                       <a:avLst/>
@@ -7918,7 +8050,7 @@
         <w:t>Use Case Name:</w:t>
       </w:r>
       <w:r>
-        <w:t xml:space="preserve"> Create Category, Update Category, Toggle Category Status</w:t>
+        <w:t xml:space="preserve"> Create Category, View Category List</w:t>
       </w:r>
     </w:p>
     <w:p>
@@ -7934,7 +8066,10 @@
         <w:t>Purpose:</w:t>
       </w:r>
       <w:r>
-        <w:t xml:space="preserve"> To allow the Admin and Teacher to group apps or websites, for example all games, so one rule covers them all.</w:t>
+        <w:t xml:space="preserve"> </w:t>
+      </w:r>
+      <w:r>
+        <w:t>To allow the Admin and Teacher to group apps or websites, for example all games, so one rule covers them all.</w:t>
       </w:r>
     </w:p>
     <w:p>
@@ -8082,114 +8217,114 @@
         <w:jc w:val="both"/>
       </w:pPr>
       <w:r>
+        <w:t>Success or error message</w:t>
+      </w:r>
+    </w:p>
+    <w:p>
+      <w:pPr>
+        <w:keepNext/>
+        <w:ind w:left="720"/>
+        <w:jc w:val="both"/>
+      </w:pPr>
+      <w:r>
+        <w:rPr>
+          <w:b/>
+          <w:bCs/>
+        </w:rPr>
+        <w:t>Pre-Condition:</w:t>
+      </w:r>
+    </w:p>
+    <w:p>
+      <w:pPr>
+        <w:pStyle w:val="ListParagraph"/>
+        <w:numPr>
+          <w:ilvl w:val="0"/>
+          <w:numId w:val="2"/>
+        </w:numPr>
+        <w:jc w:val="both"/>
+      </w:pPr>
+      <w:r>
+        <w:t>The user must be logged in to the system.</w:t>
+      </w:r>
+    </w:p>
+    <w:p>
+      <w:pPr>
+        <w:pStyle w:val="ListParagraph"/>
+        <w:numPr>
+          <w:ilvl w:val="0"/>
+          <w:numId w:val="2"/>
+        </w:numPr>
+        <w:jc w:val="both"/>
+      </w:pPr>
+      <w:r>
+        <w:t>To edit or turn off a category, the category must exist.</w:t>
+      </w:r>
+    </w:p>
+    <w:p>
+      <w:pPr>
+        <w:keepNext/>
+        <w:ind w:left="720"/>
+        <w:jc w:val="both"/>
+      </w:pPr>
+      <w:r>
+        <w:rPr>
+          <w:b/>
+          <w:bCs/>
+        </w:rPr>
+        <w:t>Post-Condition:</w:t>
+      </w:r>
+    </w:p>
+    <w:p>
+      <w:pPr>
+        <w:pStyle w:val="ListParagraph"/>
+        <w:numPr>
+          <w:ilvl w:val="0"/>
+          <w:numId w:val="2"/>
+        </w:numPr>
+        <w:jc w:val="both"/>
+      </w:pPr>
+      <w:r>
+        <w:t>A category is added, updated, or turned on or off based on the action performed.</w:t>
+      </w:r>
+    </w:p>
+    <w:p>
+      <w:pPr>
+        <w:pStyle w:val="ListParagraph"/>
+        <w:numPr>
+          <w:ilvl w:val="0"/>
+          <w:numId w:val="2"/>
+        </w:numPr>
+        <w:jc w:val="both"/>
+      </w:pPr>
+      <w:r>
+        <w:t>Apps or websites that match an active category follow it.</w:t>
+      </w:r>
+    </w:p>
+    <w:p>
+      <w:pPr>
+        <w:pStyle w:val="ListParagraph"/>
+        <w:numPr>
+          <w:ilvl w:val="0"/>
+          <w:numId w:val="2"/>
+        </w:numPr>
+        <w:jc w:val="both"/>
+      </w:pPr>
+      <w:r>
+        <w:t>The updated category list is displayed in the system.</w:t>
+      </w:r>
+    </w:p>
+    <w:p>
+      <w:pPr>
+        <w:keepNext/>
+        <w:ind w:left="720"/>
+        <w:jc w:val="both"/>
+      </w:pPr>
+      <w:r>
+        <w:rPr>
+          <w:b/>
+          <w:bCs/>
+        </w:rPr>
         <w:lastRenderedPageBreak/>
-        <w:t>Success or error message</w:t>
-      </w:r>
-    </w:p>
-    <w:p>
-      <w:pPr>
-        <w:keepNext/>
-        <w:ind w:left="720"/>
-        <w:jc w:val="both"/>
-      </w:pPr>
-      <w:r>
-        <w:rPr>
-          <w:b/>
-          <w:bCs/>
-        </w:rPr>
-        <w:t>Pre-Condition:</w:t>
-      </w:r>
-    </w:p>
-    <w:p>
-      <w:pPr>
-        <w:pStyle w:val="ListParagraph"/>
-        <w:numPr>
-          <w:ilvl w:val="0"/>
-          <w:numId w:val="2"/>
-        </w:numPr>
-        <w:jc w:val="both"/>
-      </w:pPr>
-      <w:r>
-        <w:t>The user must be logged in to the system.</w:t>
-      </w:r>
-    </w:p>
-    <w:p>
-      <w:pPr>
-        <w:pStyle w:val="ListParagraph"/>
-        <w:numPr>
-          <w:ilvl w:val="0"/>
-          <w:numId w:val="2"/>
-        </w:numPr>
-        <w:jc w:val="both"/>
-      </w:pPr>
-      <w:r>
-        <w:t>To edit or turn off a category, the category must exist.</w:t>
-      </w:r>
-    </w:p>
-    <w:p>
-      <w:pPr>
-        <w:keepNext/>
-        <w:ind w:left="720"/>
-        <w:jc w:val="both"/>
-      </w:pPr>
-      <w:r>
-        <w:rPr>
-          <w:b/>
-          <w:bCs/>
-        </w:rPr>
-        <w:t>Post-Condition:</w:t>
-      </w:r>
-    </w:p>
-    <w:p>
-      <w:pPr>
-        <w:pStyle w:val="ListParagraph"/>
-        <w:numPr>
-          <w:ilvl w:val="0"/>
-          <w:numId w:val="2"/>
-        </w:numPr>
-        <w:jc w:val="both"/>
-      </w:pPr>
-      <w:r>
-        <w:t>A category is added, updated, or turned on or off based on the action performed.</w:t>
-      </w:r>
-    </w:p>
-    <w:p>
-      <w:pPr>
-        <w:pStyle w:val="ListParagraph"/>
-        <w:numPr>
-          <w:ilvl w:val="0"/>
-          <w:numId w:val="2"/>
-        </w:numPr>
-        <w:jc w:val="both"/>
-      </w:pPr>
-      <w:r>
-        <w:t>Apps or websites that match an active category follow it.</w:t>
-      </w:r>
-    </w:p>
-    <w:p>
-      <w:pPr>
-        <w:pStyle w:val="ListParagraph"/>
-        <w:numPr>
-          <w:ilvl w:val="0"/>
-          <w:numId w:val="2"/>
-        </w:numPr>
-        <w:jc w:val="both"/>
-      </w:pPr>
-      <w:r>
-        <w:t>The updated category list is displayed in the system.</w:t>
-      </w:r>
-    </w:p>
-    <w:p>
-      <w:pPr>
-        <w:keepNext/>
-        <w:ind w:left="720"/>
-        <w:jc w:val="both"/>
-      </w:pPr>
-      <w:r>
-        <w:rPr>
-          <w:b/>
-          <w:bCs/>
-        </w:rPr>
         <w:t>Successful Scenario:</w:t>
       </w:r>
     </w:p>
@@ -8390,6 +8525,19 @@
       </w:pPr>
       <w:r>
         <w:t>The Admin and Teacher share this use case. The diagram shows them as one Admin / Teacher actor.</w:t>
+      </w:r>
+    </w:p>
+    <w:p>
+      <w:pPr>
+        <w:pStyle w:val="ListParagraph"/>
+        <w:numPr>
+          <w:ilvl w:val="0"/>
+          <w:numId w:val="2"/>
+        </w:numPr>
+        <w:jc w:val="both"/>
+      </w:pPr>
+      <w:r>
+        <w:t>Edit Category and Toggle Category Status extend View Category List.</w:t>
       </w:r>
     </w:p>
     <w:p>
@@ -8423,7 +8571,7 @@
         <w:pStyle w:val="Heading2"/>
         <w:pageBreakBefore/>
       </w:pPr>
-      <w:bookmarkStart w:id="12" w:name="_Toc241760981"/>
+      <w:bookmarkStart w:id="12" w:name="_Toc241767257"/>
       <w:r>
         <w:lastRenderedPageBreak/>
         <w:t>Manage Session Rule</w:t>
@@ -8442,8 +8590,8 @@
           <w:noProof/>
         </w:rPr>
         <w:drawing>
-          <wp:inline distT="0" distB="0" distL="0" distR="0" wp14:anchorId="4B2C8200" wp14:editId="05840E13">
-            <wp:extent cx="4086225" cy="4838700"/>
+          <wp:inline distT="0" distB="0" distL="0" distR="0" wp14:anchorId="5B5AE8AB" wp14:editId="499CCACD">
+            <wp:extent cx="4114800" cy="3171825"/>
             <wp:effectExtent l="0" t="0" r="0" b="0"/>
             <wp:docPr id="11" name="Manage Session Rule" descr="System use case diagram for Manage Session Rule" title="Manage Session Rule system use case"/>
             <wp:cNvGraphicFramePr>
@@ -8468,7 +8616,7 @@
                   <pic:spPr bwMode="auto">
                     <a:xfrm>
                       <a:off x="0" y="0"/>
-                      <a:ext cx="4086225" cy="4838700"/>
+                      <a:ext cx="4114800" cy="3171825"/>
                     </a:xfrm>
                     <a:prstGeom prst="rect">
                       <a:avLst/>
@@ -8527,10 +8675,7 @@
         <w:t>Use Case Name:</w:t>
       </w:r>
       <w:r>
-        <w:t xml:space="preserve"> </w:t>
-      </w:r>
-      <w:r>
-        <w:t>Create Session Rule, Update Session Rule, Toggle Session Rule Status</w:t>
+        <w:t xml:space="preserve"> Create Session Rule, View Session Rule List</w:t>
       </w:r>
     </w:p>
     <w:p>
@@ -8668,140 +8813,140 @@
           <w:b/>
           <w:bCs/>
         </w:rPr>
+        <w:t>Output Parameters:</w:t>
+      </w:r>
+    </w:p>
+    <w:p>
+      <w:pPr>
+        <w:pStyle w:val="ListParagraph"/>
+        <w:numPr>
+          <w:ilvl w:val="0"/>
+          <w:numId w:val="2"/>
+        </w:numPr>
+        <w:jc w:val="both"/>
+      </w:pPr>
+      <w:r>
+        <w:t>Session rule list</w:t>
+      </w:r>
+    </w:p>
+    <w:p>
+      <w:pPr>
+        <w:pStyle w:val="ListParagraph"/>
+        <w:numPr>
+          <w:ilvl w:val="0"/>
+          <w:numId w:val="2"/>
+        </w:numPr>
+        <w:jc w:val="both"/>
+      </w:pPr>
+      <w:r>
+        <w:t>Success or error message</w:t>
+      </w:r>
+    </w:p>
+    <w:p>
+      <w:pPr>
+        <w:keepNext/>
+        <w:ind w:left="720"/>
+        <w:jc w:val="both"/>
+      </w:pPr>
+      <w:r>
+        <w:rPr>
+          <w:b/>
+          <w:bCs/>
+        </w:rPr>
+        <w:t>Pre-Condition:</w:t>
+      </w:r>
+    </w:p>
+    <w:p>
+      <w:pPr>
+        <w:pStyle w:val="ListParagraph"/>
+        <w:numPr>
+          <w:ilvl w:val="0"/>
+          <w:numId w:val="2"/>
+        </w:numPr>
+        <w:jc w:val="both"/>
+      </w:pPr>
+      <w:r>
+        <w:t>The user must be logged in to the system.</w:t>
+      </w:r>
+    </w:p>
+    <w:p>
+      <w:pPr>
+        <w:pStyle w:val="ListParagraph"/>
+        <w:numPr>
+          <w:ilvl w:val="0"/>
+          <w:numId w:val="2"/>
+        </w:numPr>
+        <w:jc w:val="both"/>
+      </w:pPr>
+      <w:r>
+        <w:t>To edit or turn off a rule, the rule must exist.</w:t>
+      </w:r>
+    </w:p>
+    <w:p>
+      <w:pPr>
+        <w:keepNext/>
+        <w:ind w:left="720"/>
+        <w:jc w:val="both"/>
+      </w:pPr>
+      <w:r>
+        <w:rPr>
+          <w:b/>
+          <w:bCs/>
+        </w:rPr>
+        <w:t>Post-Condition:</w:t>
+      </w:r>
+    </w:p>
+    <w:p>
+      <w:pPr>
+        <w:pStyle w:val="ListParagraph"/>
+        <w:numPr>
+          <w:ilvl w:val="0"/>
+          <w:numId w:val="2"/>
+        </w:numPr>
+        <w:jc w:val="both"/>
+      </w:pPr>
+      <w:r>
+        <w:t>A session rule is added, updated, or turned on or off based on the action performed.</w:t>
+      </w:r>
+    </w:p>
+    <w:p>
+      <w:pPr>
+        <w:pStyle w:val="ListParagraph"/>
+        <w:numPr>
+          <w:ilvl w:val="0"/>
+          <w:numId w:val="2"/>
+        </w:numPr>
+        <w:jc w:val="both"/>
+      </w:pPr>
+      <w:r>
+        <w:t>New lab sessions follow the active rules.</w:t>
+      </w:r>
+    </w:p>
+    <w:p>
+      <w:pPr>
+        <w:pStyle w:val="ListParagraph"/>
+        <w:numPr>
+          <w:ilvl w:val="0"/>
+          <w:numId w:val="2"/>
+        </w:numPr>
+        <w:jc w:val="both"/>
+      </w:pPr>
+      <w:r>
+        <w:t>The updated session rule list is displayed in the system.</w:t>
+      </w:r>
+    </w:p>
+    <w:p>
+      <w:pPr>
+        <w:keepNext/>
+        <w:ind w:left="720"/>
+        <w:jc w:val="both"/>
+      </w:pPr>
+      <w:r>
+        <w:rPr>
+          <w:b/>
+          <w:bCs/>
+        </w:rPr>
         <w:lastRenderedPageBreak/>
-        <w:t>Output Parameters:</w:t>
-      </w:r>
-    </w:p>
-    <w:p>
-      <w:pPr>
-        <w:pStyle w:val="ListParagraph"/>
-        <w:numPr>
-          <w:ilvl w:val="0"/>
-          <w:numId w:val="2"/>
-        </w:numPr>
-        <w:jc w:val="both"/>
-      </w:pPr>
-      <w:r>
-        <w:t>Session rule list</w:t>
-      </w:r>
-    </w:p>
-    <w:p>
-      <w:pPr>
-        <w:pStyle w:val="ListParagraph"/>
-        <w:numPr>
-          <w:ilvl w:val="0"/>
-          <w:numId w:val="2"/>
-        </w:numPr>
-        <w:jc w:val="both"/>
-      </w:pPr>
-      <w:r>
-        <w:t>Success or error message</w:t>
-      </w:r>
-    </w:p>
-    <w:p>
-      <w:pPr>
-        <w:keepNext/>
-        <w:ind w:left="720"/>
-        <w:jc w:val="both"/>
-      </w:pPr>
-      <w:r>
-        <w:rPr>
-          <w:b/>
-          <w:bCs/>
-        </w:rPr>
-        <w:t>Pre-Condition:</w:t>
-      </w:r>
-    </w:p>
-    <w:p>
-      <w:pPr>
-        <w:pStyle w:val="ListParagraph"/>
-        <w:numPr>
-          <w:ilvl w:val="0"/>
-          <w:numId w:val="2"/>
-        </w:numPr>
-        <w:jc w:val="both"/>
-      </w:pPr>
-      <w:r>
-        <w:t>The user must be logged in to the system.</w:t>
-      </w:r>
-    </w:p>
-    <w:p>
-      <w:pPr>
-        <w:pStyle w:val="ListParagraph"/>
-        <w:numPr>
-          <w:ilvl w:val="0"/>
-          <w:numId w:val="2"/>
-        </w:numPr>
-        <w:jc w:val="both"/>
-      </w:pPr>
-      <w:r>
-        <w:t>To edit or turn off a rule, the rule must exist.</w:t>
-      </w:r>
-    </w:p>
-    <w:p>
-      <w:pPr>
-        <w:keepNext/>
-        <w:ind w:left="720"/>
-        <w:jc w:val="both"/>
-      </w:pPr>
-      <w:r>
-        <w:rPr>
-          <w:b/>
-          <w:bCs/>
-        </w:rPr>
-        <w:t>Post-Condition:</w:t>
-      </w:r>
-    </w:p>
-    <w:p>
-      <w:pPr>
-        <w:pStyle w:val="ListParagraph"/>
-        <w:numPr>
-          <w:ilvl w:val="0"/>
-          <w:numId w:val="2"/>
-        </w:numPr>
-        <w:jc w:val="both"/>
-      </w:pPr>
-      <w:r>
-        <w:t>A session rule is added, updated, or turned on or off based on the action performed.</w:t>
-      </w:r>
-    </w:p>
-    <w:p>
-      <w:pPr>
-        <w:pStyle w:val="ListParagraph"/>
-        <w:numPr>
-          <w:ilvl w:val="0"/>
-          <w:numId w:val="2"/>
-        </w:numPr>
-        <w:jc w:val="both"/>
-      </w:pPr>
-      <w:r>
-        <w:t>New lab sessions follow the active rules.</w:t>
-      </w:r>
-    </w:p>
-    <w:p>
-      <w:pPr>
-        <w:pStyle w:val="ListParagraph"/>
-        <w:numPr>
-          <w:ilvl w:val="0"/>
-          <w:numId w:val="2"/>
-        </w:numPr>
-        <w:jc w:val="both"/>
-      </w:pPr>
-      <w:r>
-        <w:t>The updated session rule list is displayed in the system.</w:t>
-      </w:r>
-    </w:p>
-    <w:p>
-      <w:pPr>
-        <w:keepNext/>
-        <w:ind w:left="720"/>
-        <w:jc w:val="both"/>
-      </w:pPr>
-      <w:r>
-        <w:rPr>
-          <w:b/>
-          <w:bCs/>
-        </w:rPr>
         <w:t>Successful Scenario:</w:t>
       </w:r>
     </w:p>
@@ -9002,6 +9147,19 @@
       </w:pPr>
       <w:r>
         <w:t>The Admin and Teacher share this use case. The diagram shows them as one Admin / Teacher actor.</w:t>
+      </w:r>
+    </w:p>
+    <w:p>
+      <w:pPr>
+        <w:pStyle w:val="ListParagraph"/>
+        <w:numPr>
+          <w:ilvl w:val="0"/>
+          <w:numId w:val="2"/>
+        </w:numPr>
+        <w:jc w:val="both"/>
+      </w:pPr>
+      <w:r>
+        <w:t>Edit Session Rule and Toggle Session Rule Status extend View Session Rule List.</w:t>
       </w:r>
     </w:p>
     <w:p>
@@ -9035,7 +9193,7 @@
         <w:pStyle w:val="Heading2"/>
         <w:pageBreakBefore/>
       </w:pPr>
-      <w:bookmarkStart w:id="13" w:name="_Toc241760982"/>
+      <w:bookmarkStart w:id="13" w:name="_Toc241767258"/>
       <w:r>
         <w:lastRenderedPageBreak/>
         <w:t>Control Laboratory Session</w:t>
@@ -9054,7 +9212,7 @@
           <w:noProof/>
         </w:rPr>
         <w:drawing>
-          <wp:inline distT="0" distB="0" distL="0" distR="0" wp14:anchorId="361C9ABD" wp14:editId="0269021B">
+          <wp:inline distT="0" distB="0" distL="0" distR="0" wp14:anchorId="1F1CFCC8" wp14:editId="361A441F">
             <wp:extent cx="4086225" cy="4838700"/>
             <wp:effectExtent l="0" t="0" r="0" b="0"/>
             <wp:docPr id="12" name="Control Laboratory Session" descr="System use case diagram for Control Laboratory Session" title="Control Laboratory Session system use case"/>
@@ -9122,7 +9280,10 @@
         <w:t>Written Use Case:</w:t>
       </w:r>
       <w:r>
-        <w:t xml:space="preserve"> Control Laboratory Session</w:t>
+        <w:t xml:space="preserve"> </w:t>
+      </w:r>
+      <w:r>
+        <w:t>Control Laboratory Session</w:t>
       </w:r>
     </w:p>
     <w:p>
@@ -9513,7 +9674,7 @@
         <w:pStyle w:val="Heading1"/>
         <w:pageBreakBefore/>
       </w:pPr>
-      <w:bookmarkStart w:id="14" w:name="_Toc241760983"/>
+      <w:bookmarkStart w:id="14" w:name="_Toc241767259"/>
       <w:r>
         <w:lastRenderedPageBreak/>
         <w:t>ADMIN</w:t>
@@ -9524,7 +9685,7 @@
       <w:pPr>
         <w:pStyle w:val="Heading2"/>
       </w:pPr>
-      <w:bookmarkStart w:id="15" w:name="_Toc241760984"/>
+      <w:bookmarkStart w:id="15" w:name="_Toc241767260"/>
       <w:r>
         <w:t>Manage Admin Account</w:t>
       </w:r>
@@ -9542,8 +9703,8 @@
           <w:noProof/>
         </w:rPr>
         <w:drawing>
-          <wp:inline distT="0" distB="0" distL="0" distR="0" wp14:anchorId="11827731" wp14:editId="55233AD0">
-            <wp:extent cx="3581400" cy="4838700"/>
+          <wp:inline distT="0" distB="0" distL="0" distR="0" wp14:anchorId="28B42D55" wp14:editId="233BE814">
+            <wp:extent cx="4114800" cy="3448050"/>
             <wp:effectExtent l="0" t="0" r="0" b="0"/>
             <wp:docPr id="13" name="Manage Admin Account" descr="System use case diagram for Manage Admin Account" title="Manage Admin Account system use case"/>
             <wp:cNvGraphicFramePr>
@@ -9568,7 +9729,7 @@
                   <pic:spPr bwMode="auto">
                     <a:xfrm>
                       <a:off x="0" y="0"/>
-                      <a:ext cx="3581400" cy="4838700"/>
+                      <a:ext cx="4114800" cy="3448050"/>
                     </a:xfrm>
                     <a:prstGeom prst="rect">
                       <a:avLst/>
@@ -9627,7 +9788,7 @@
         <w:t>Use Case Name:</w:t>
       </w:r>
       <w:r>
-        <w:t xml:space="preserve"> Create Admin, Update Admin, Toggle Admin Status</w:t>
+        <w:t xml:space="preserve"> Create Admin, View Admin List</w:t>
       </w:r>
     </w:p>
     <w:p>
@@ -9643,10 +9804,7 @@
         <w:t>Purpose:</w:t>
       </w:r>
       <w:r>
-        <w:t xml:space="preserve"> </w:t>
-      </w:r>
-      <w:r>
-        <w:t>To allow the Admin to manage admin accounts in CAMS by adding, editing, and activating or deactivating accounts.</w:t>
+        <w:t xml:space="preserve"> To allow the Admin to manage admin accounts in CAMS by adding, editing, and activating or deactivating accounts.</w:t>
       </w:r>
     </w:p>
     <w:p>
@@ -9742,113 +9900,113 @@
           <w:b/>
           <w:bCs/>
         </w:rPr>
+        <w:t>Output Parameters:</w:t>
+      </w:r>
+    </w:p>
+    <w:p>
+      <w:pPr>
+        <w:pStyle w:val="ListParagraph"/>
+        <w:numPr>
+          <w:ilvl w:val="0"/>
+          <w:numId w:val="2"/>
+        </w:numPr>
+        <w:jc w:val="both"/>
+      </w:pPr>
+      <w:r>
+        <w:t>Admin list</w:t>
+      </w:r>
+    </w:p>
+    <w:p>
+      <w:pPr>
+        <w:pStyle w:val="ListParagraph"/>
+        <w:numPr>
+          <w:ilvl w:val="0"/>
+          <w:numId w:val="2"/>
+        </w:numPr>
+        <w:jc w:val="both"/>
+      </w:pPr>
+      <w:r>
+        <w:t>Success or error message</w:t>
+      </w:r>
+    </w:p>
+    <w:p>
+      <w:pPr>
+        <w:keepNext/>
+        <w:ind w:left="720"/>
+        <w:jc w:val="both"/>
+      </w:pPr>
+      <w:r>
+        <w:rPr>
+          <w:b/>
+          <w:bCs/>
+        </w:rPr>
+        <w:t>Pre-Condition:</w:t>
+      </w:r>
+    </w:p>
+    <w:p>
+      <w:pPr>
+        <w:pStyle w:val="ListParagraph"/>
+        <w:numPr>
+          <w:ilvl w:val="0"/>
+          <w:numId w:val="2"/>
+        </w:numPr>
+        <w:jc w:val="both"/>
+      </w:pPr>
+      <w:r>
+        <w:t>The Admin must be logged in to the system.</w:t>
+      </w:r>
+    </w:p>
+    <w:p>
+      <w:pPr>
+        <w:keepNext/>
+        <w:ind w:left="720"/>
+        <w:jc w:val="both"/>
+      </w:pPr>
+      <w:r>
+        <w:rPr>
+          <w:b/>
+          <w:bCs/>
+        </w:rPr>
+        <w:t>Post-Condition:</w:t>
+      </w:r>
+    </w:p>
+    <w:p>
+      <w:pPr>
+        <w:pStyle w:val="ListParagraph"/>
+        <w:numPr>
+          <w:ilvl w:val="0"/>
+          <w:numId w:val="2"/>
+        </w:numPr>
+        <w:jc w:val="both"/>
+      </w:pPr>
+      <w:r>
+        <w:t>An admin account is added, updated, or activated or deactivated based on the action performed.</w:t>
+      </w:r>
+    </w:p>
+    <w:p>
+      <w:pPr>
+        <w:pStyle w:val="ListParagraph"/>
+        <w:numPr>
+          <w:ilvl w:val="0"/>
+          <w:numId w:val="2"/>
+        </w:numPr>
+        <w:jc w:val="both"/>
+      </w:pPr>
+      <w:r>
+        <w:t>The change is saved in the audit trail.</w:t>
+      </w:r>
+    </w:p>
+    <w:p>
+      <w:pPr>
+        <w:pStyle w:val="ListParagraph"/>
+        <w:numPr>
+          <w:ilvl w:val="0"/>
+          <w:numId w:val="2"/>
+        </w:numPr>
+        <w:jc w:val="both"/>
+      </w:pPr>
+      <w:r>
         <w:lastRenderedPageBreak/>
-        <w:t>Output Parameters:</w:t>
-      </w:r>
-    </w:p>
-    <w:p>
-      <w:pPr>
-        <w:pStyle w:val="ListParagraph"/>
-        <w:numPr>
-          <w:ilvl w:val="0"/>
-          <w:numId w:val="2"/>
-        </w:numPr>
-        <w:jc w:val="both"/>
-      </w:pPr>
-      <w:r>
-        <w:t>Admin list</w:t>
-      </w:r>
-    </w:p>
-    <w:p>
-      <w:pPr>
-        <w:pStyle w:val="ListParagraph"/>
-        <w:numPr>
-          <w:ilvl w:val="0"/>
-          <w:numId w:val="2"/>
-        </w:numPr>
-        <w:jc w:val="both"/>
-      </w:pPr>
-      <w:r>
-        <w:t>Success or error message</w:t>
-      </w:r>
-    </w:p>
-    <w:p>
-      <w:pPr>
-        <w:keepNext/>
-        <w:ind w:left="720"/>
-        <w:jc w:val="both"/>
-      </w:pPr>
-      <w:r>
-        <w:rPr>
-          <w:b/>
-          <w:bCs/>
-        </w:rPr>
-        <w:t>Pre-Condition:</w:t>
-      </w:r>
-    </w:p>
-    <w:p>
-      <w:pPr>
-        <w:pStyle w:val="ListParagraph"/>
-        <w:numPr>
-          <w:ilvl w:val="0"/>
-          <w:numId w:val="2"/>
-        </w:numPr>
-        <w:jc w:val="both"/>
-      </w:pPr>
-      <w:r>
-        <w:t>The Admin must be logged in to the system.</w:t>
-      </w:r>
-    </w:p>
-    <w:p>
-      <w:pPr>
-        <w:keepNext/>
-        <w:ind w:left="720"/>
-        <w:jc w:val="both"/>
-      </w:pPr>
-      <w:r>
-        <w:rPr>
-          <w:b/>
-          <w:bCs/>
-        </w:rPr>
-        <w:t>Post-Condition:</w:t>
-      </w:r>
-    </w:p>
-    <w:p>
-      <w:pPr>
-        <w:pStyle w:val="ListParagraph"/>
-        <w:numPr>
-          <w:ilvl w:val="0"/>
-          <w:numId w:val="2"/>
-        </w:numPr>
-        <w:jc w:val="both"/>
-      </w:pPr>
-      <w:r>
-        <w:t>An admin account is added, updated, or activated or deactivated based on the action performed.</w:t>
-      </w:r>
-    </w:p>
-    <w:p>
-      <w:pPr>
-        <w:pStyle w:val="ListParagraph"/>
-        <w:numPr>
-          <w:ilvl w:val="0"/>
-          <w:numId w:val="2"/>
-        </w:numPr>
-        <w:jc w:val="both"/>
-      </w:pPr>
-      <w:r>
-        <w:t>The change is saved in the audit trail.</w:t>
-      </w:r>
-    </w:p>
-    <w:p>
-      <w:pPr>
-        <w:pStyle w:val="ListParagraph"/>
-        <w:numPr>
-          <w:ilvl w:val="0"/>
-          <w:numId w:val="2"/>
-        </w:numPr>
-        <w:jc w:val="both"/>
-      </w:pPr>
-      <w:r>
         <w:t>The updated admin list is displayed in the system.</w:t>
       </w:r>
     </w:p>
@@ -10063,6 +10221,19 @@
       </w:pPr>
       <w:r>
         <w:t>Only the Admin can manage admin accounts.</w:t>
+      </w:r>
+    </w:p>
+    <w:p>
+      <w:pPr>
+        <w:pStyle w:val="ListParagraph"/>
+        <w:numPr>
+          <w:ilvl w:val="0"/>
+          <w:numId w:val="2"/>
+        </w:numPr>
+        <w:jc w:val="both"/>
+      </w:pPr>
+      <w:r>
+        <w:t>Edit Admin and Toggle Admin Status extend View Admin List.</w:t>
       </w:r>
     </w:p>
     <w:p>
@@ -10083,7 +10254,7 @@
         <w:pStyle w:val="Heading2"/>
         <w:pageBreakBefore/>
       </w:pPr>
-      <w:bookmarkStart w:id="16" w:name="_Toc241760985"/>
+      <w:bookmarkStart w:id="16" w:name="_Toc241767261"/>
       <w:r>
         <w:lastRenderedPageBreak/>
         <w:t>Manage Class Teacher</w:t>
@@ -10102,7 +10273,7 @@
           <w:noProof/>
         </w:rPr>
         <w:drawing>
-          <wp:inline distT="0" distB="0" distL="0" distR="0" wp14:anchorId="43942E41" wp14:editId="26BF54A6">
+          <wp:inline distT="0" distB="0" distL="0" distR="0" wp14:anchorId="4C4304B5" wp14:editId="42186B7F">
             <wp:extent cx="3581400" cy="2362200"/>
             <wp:effectExtent l="0" t="0" r="0" b="0"/>
             <wp:docPr id="14" name="Manage Class Teacher" descr="System use case diagram for Manage Class Teacher" title="Manage Class Teacher system use case"/>
@@ -10187,10 +10358,7 @@
         <w:t>Use Case Name:</w:t>
       </w:r>
       <w:r>
-        <w:t xml:space="preserve"> </w:t>
-      </w:r>
-      <w:r>
-        <w:t>Assign Class Teacher</w:t>
+        <w:t xml:space="preserve"> Assign Class Teacher</w:t>
       </w:r>
     </w:p>
     <w:p>
@@ -10604,7 +10772,7 @@
         <w:pStyle w:val="Heading2"/>
         <w:pageBreakBefore/>
       </w:pPr>
-      <w:bookmarkStart w:id="17" w:name="_Toc241760986"/>
+      <w:bookmarkStart w:id="17" w:name="_Toc241767262"/>
       <w:r>
         <w:lastRenderedPageBreak/>
         <w:t>Export Reports and Logs</w:t>
@@ -10623,7 +10791,7 @@
           <w:noProof/>
         </w:rPr>
         <w:drawing>
-          <wp:inline distT="0" distB="0" distL="0" distR="0" wp14:anchorId="151F2066" wp14:editId="662AB674">
+          <wp:inline distT="0" distB="0" distL="0" distR="0" wp14:anchorId="3DE0B583" wp14:editId="70A03C47">
             <wp:extent cx="4114800" cy="3448050"/>
             <wp:effectExtent l="0" t="0" r="0" b="0"/>
             <wp:docPr id="15" name="Export Reports and Logs" descr="System use case diagram for Export Reports and Logs" title="Export Reports and Logs system use case"/>
@@ -10708,7 +10876,7 @@
         <w:t>Use Case Name:</w:t>
       </w:r>
       <w:r>
-        <w:t xml:space="preserve"> View Reports, View Audit Logs, View System Logs</w:t>
+        <w:t xml:space="preserve"> View Report List, View Audit Log List, View System Log List</w:t>
       </w:r>
     </w:p>
     <w:p>
@@ -10724,10 +10892,7 @@
         <w:t>Purpose:</w:t>
       </w:r>
       <w:r>
-        <w:t xml:space="preserve"> </w:t>
-      </w:r>
-      <w:r>
-        <w:t>To allow the Admin to view the lab reports, the audit trail and the system logs, and to download them as CSV files.</w:t>
+        <w:t xml:space="preserve"> To allow the Admin to view the lab reports, the audit trail and the system logs, and to download them as CSV files.</w:t>
       </w:r>
     </w:p>
     <w:p>
@@ -11051,7 +11216,7 @@
         <w:jc w:val="both"/>
       </w:pPr>
       <w:r>
-        <w:t>Each export extends its page: it is optional and happens only while the page is open.</w:t>
+        <w:t>Export Reports CSV extends View Report List, Export Audit CSV extends View Audit Log List, and Export System Logs CSV extends View System Log List. Each export is optional.</w:t>
       </w:r>
     </w:p>
     <w:p>
@@ -11072,7 +11237,7 @@
         <w:pStyle w:val="Heading2"/>
         <w:pageBreakBefore/>
       </w:pPr>
-      <w:bookmarkStart w:id="18" w:name="_Toc241760987"/>
+      <w:bookmarkStart w:id="18" w:name="_Toc241767263"/>
       <w:r>
         <w:lastRenderedPageBreak/>
         <w:t>Manage Database</w:t>
@@ -11091,8 +11256,8 @@
           <w:noProof/>
         </w:rPr>
         <w:drawing>
-          <wp:inline distT="0" distB="0" distL="0" distR="0" wp14:anchorId="0FA67256" wp14:editId="7F7CF9D2">
-            <wp:extent cx="4114800" cy="4343400"/>
+          <wp:inline distT="0" distB="0" distL="0" distR="0" wp14:anchorId="4E3559E4" wp14:editId="6FC66175">
+            <wp:extent cx="4114800" cy="1857375"/>
             <wp:effectExtent l="0" t="0" r="0" b="0"/>
             <wp:docPr id="16" name="Manage Database" descr="System use case diagram for Manage Database" title="Manage Database system use case"/>
             <wp:cNvGraphicFramePr>
@@ -11117,7 +11282,7 @@
                   <pic:spPr bwMode="auto">
                     <a:xfrm>
                       <a:off x="0" y="0"/>
-                      <a:ext cx="4114800" cy="4343400"/>
+                      <a:ext cx="4114800" cy="1857375"/>
                     </a:xfrm>
                     <a:prstGeom prst="rect">
                       <a:avLst/>
@@ -11176,7 +11341,7 @@
         <w:t>Use Case Name:</w:t>
       </w:r>
       <w:r>
-        <w:t xml:space="preserve"> Create Backup, Validate Backup, Stage Database Restore</w:t>
+        <w:t xml:space="preserve"> Create Backup, View Backup List</w:t>
       </w:r>
     </w:p>
     <w:p>
@@ -11192,7 +11357,7 @@
         <w:t>Purpose:</w:t>
       </w:r>
       <w:r>
-        <w:t xml:space="preserve"> To allow the Admin to back up the CAMS database, check a backup, and restore the database from a backup.</w:t>
+        <w:t xml:space="preserve"> To allow the Admin to back up the CAMS database and to restore the database from a backup.</w:t>
       </w:r>
     </w:p>
     <w:p>
@@ -11301,19 +11466,6 @@
         <w:jc w:val="both"/>
       </w:pPr>
       <w:r>
-        <w:t>Backup check result</w:t>
-      </w:r>
-    </w:p>
-    <w:p>
-      <w:pPr>
-        <w:pStyle w:val="ListParagraph"/>
-        <w:numPr>
-          <w:ilvl w:val="0"/>
-          <w:numId w:val="2"/>
-        </w:numPr>
-        <w:jc w:val="both"/>
-      </w:pPr>
-      <w:r>
         <w:t>Message to restart the server</w:t>
       </w:r>
     </w:p>
@@ -11354,168 +11506,195 @@
         <w:jc w:val="both"/>
       </w:pPr>
       <w:r>
-        <w:t>To check or restore a backup, the backup must be in the list.</w:t>
-      </w:r>
-    </w:p>
-    <w:p>
-      <w:pPr>
-        <w:keepNext/>
-        <w:ind w:left="720"/>
-        <w:jc w:val="both"/>
-      </w:pPr>
-      <w:r>
-        <w:rPr>
-          <w:b/>
-          <w:bCs/>
-        </w:rPr>
+        <w:t>To restore a backup, the backup must be in the list.</w:t>
+      </w:r>
+    </w:p>
+    <w:p>
+      <w:pPr>
+        <w:keepNext/>
+        <w:ind w:left="720"/>
+        <w:jc w:val="both"/>
+      </w:pPr>
+      <w:r>
+        <w:rPr>
+          <w:b/>
+          <w:bCs/>
+        </w:rPr>
+        <w:t>Post-Condition:</w:t>
+      </w:r>
+    </w:p>
+    <w:p>
+      <w:pPr>
+        <w:pStyle w:val="ListParagraph"/>
+        <w:numPr>
+          <w:ilvl w:val="0"/>
+          <w:numId w:val="2"/>
+        </w:numPr>
+        <w:jc w:val="both"/>
+      </w:pPr>
+      <w:r>
+        <w:t>A new backup is saved, or the chosen backup will replace the database when the server restarts.</w:t>
+      </w:r>
+    </w:p>
+    <w:p>
+      <w:pPr>
+        <w:keepNext/>
+        <w:ind w:left="720"/>
+        <w:jc w:val="both"/>
+      </w:pPr>
+      <w:r>
+        <w:rPr>
+          <w:b/>
+          <w:bCs/>
+        </w:rPr>
+        <w:t>Successful Scenario:</w:t>
+      </w:r>
+    </w:p>
+    <w:p>
+      <w:pPr>
+        <w:pStyle w:val="ListParagraph"/>
+        <w:numPr>
+          <w:ilvl w:val="0"/>
+          <w:numId w:val="18"/>
+        </w:numPr>
+        <w:jc w:val="both"/>
+      </w:pPr>
+      <w:r>
+        <w:t>The Admin navigates to the Database page.</w:t>
+      </w:r>
+    </w:p>
+    <w:p>
+      <w:pPr>
+        <w:pStyle w:val="ListParagraph"/>
+        <w:numPr>
+          <w:ilvl w:val="0"/>
+          <w:numId w:val="18"/>
+        </w:numPr>
+        <w:jc w:val="both"/>
+      </w:pPr>
+      <w:r>
+        <w:t>The system displays the list of backups.</w:t>
+      </w:r>
+    </w:p>
+    <w:p>
+      <w:pPr>
+        <w:pStyle w:val="ListParagraph"/>
+        <w:numPr>
+          <w:ilvl w:val="0"/>
+          <w:numId w:val="18"/>
+        </w:numPr>
+        <w:jc w:val="both"/>
+      </w:pPr>
+      <w:r>
+        <w:t>To create a backup, the Admin types a label (optional) and clicks Create backup.</w:t>
+      </w:r>
+    </w:p>
+    <w:p>
+      <w:pPr>
+        <w:pStyle w:val="ListParagraph"/>
+        <w:numPr>
+          <w:ilvl w:val="0"/>
+          <w:numId w:val="18"/>
+        </w:numPr>
+        <w:jc w:val="both"/>
+      </w:pPr>
+      <w:r>
+        <w:t>To restore a backup, the Admin clicks Restore on the backup and types RESTORE to confirm.</w:t>
+      </w:r>
+    </w:p>
+    <w:p>
+      <w:pPr>
+        <w:pStyle w:val="ListParagraph"/>
+        <w:numPr>
+          <w:ilvl w:val="0"/>
+          <w:numId w:val="18"/>
+        </w:numPr>
+        <w:jc w:val="both"/>
+      </w:pPr>
+      <w:r>
+        <w:t>For a restore, the system first checks the backup (Validate Backup) and makes a safety copy of the current database.</w:t>
+      </w:r>
+    </w:p>
+    <w:p>
+      <w:pPr>
+        <w:pStyle w:val="ListParagraph"/>
+        <w:numPr>
+          <w:ilvl w:val="0"/>
+          <w:numId w:val="18"/>
+        </w:numPr>
+        <w:jc w:val="both"/>
+      </w:pPr>
+      <w:r>
+        <w:t>The system completes the action and displays the result.</w:t>
+      </w:r>
+    </w:p>
+    <w:p>
+      <w:pPr>
+        <w:keepNext/>
+        <w:ind w:left="720"/>
+        <w:jc w:val="both"/>
+      </w:pPr>
+      <w:r>
+        <w:rPr>
+          <w:b/>
+          <w:bCs/>
+        </w:rPr>
+        <w:t>Exception Scenario:</w:t>
+      </w:r>
+    </w:p>
+    <w:p>
+      <w:pPr>
+        <w:pStyle w:val="ListParagraph"/>
+        <w:keepNext/>
+        <w:numPr>
+          <w:ilvl w:val="0"/>
+          <w:numId w:val="2"/>
+        </w:numPr>
+        <w:jc w:val="both"/>
+      </w:pPr>
+      <w:r>
+        <w:t>If making the backup fails:</w:t>
+      </w:r>
+    </w:p>
+    <w:p>
+      <w:pPr>
+        <w:pStyle w:val="ListParagraph"/>
+        <w:numPr>
+          <w:ilvl w:val="1"/>
+          <w:numId w:val="2"/>
+        </w:numPr>
+        <w:jc w:val="both"/>
+      </w:pPr>
+      <w:r>
+        <w:t>The system displays an error message.</w:t>
+      </w:r>
+    </w:p>
+    <w:p>
+      <w:pPr>
+        <w:pStyle w:val="ListParagraph"/>
+        <w:numPr>
+          <w:ilvl w:val="1"/>
+          <w:numId w:val="2"/>
+        </w:numPr>
+        <w:jc w:val="both"/>
+      </w:pPr>
+      <w:r>
         <w:lastRenderedPageBreak/>
-        <w:t>Post-Condition:</w:t>
-      </w:r>
-    </w:p>
-    <w:p>
-      <w:pPr>
-        <w:pStyle w:val="ListParagraph"/>
-        <w:numPr>
-          <w:ilvl w:val="0"/>
-          <w:numId w:val="2"/>
-        </w:numPr>
-        <w:jc w:val="both"/>
-      </w:pPr>
-      <w:r>
-        <w:t>A checked backup is saved, or the chosen backup will replace the database when the server restarts.</w:t>
-      </w:r>
-    </w:p>
-    <w:p>
-      <w:pPr>
-        <w:keepNext/>
-        <w:ind w:left="720"/>
-        <w:jc w:val="both"/>
-      </w:pPr>
-      <w:r>
-        <w:rPr>
-          <w:b/>
-          <w:bCs/>
-        </w:rPr>
-        <w:t>Successful Scenario:</w:t>
-      </w:r>
-    </w:p>
-    <w:p>
-      <w:pPr>
-        <w:pStyle w:val="ListParagraph"/>
-        <w:numPr>
-          <w:ilvl w:val="0"/>
-          <w:numId w:val="18"/>
-        </w:numPr>
-        <w:jc w:val="both"/>
-      </w:pPr>
-      <w:r>
-        <w:t>The Admin navigates to the Database page.</w:t>
-      </w:r>
-    </w:p>
-    <w:p>
-      <w:pPr>
-        <w:pStyle w:val="ListParagraph"/>
-        <w:numPr>
-          <w:ilvl w:val="0"/>
-          <w:numId w:val="18"/>
-        </w:numPr>
-        <w:jc w:val="both"/>
-      </w:pPr>
-      <w:r>
-        <w:t>The system displays the list of backups.</w:t>
-      </w:r>
-    </w:p>
-    <w:p>
-      <w:pPr>
-        <w:pStyle w:val="ListParagraph"/>
-        <w:numPr>
-          <w:ilvl w:val="0"/>
-          <w:numId w:val="18"/>
-        </w:numPr>
-        <w:jc w:val="both"/>
-      </w:pPr>
-      <w:r>
-        <w:t>To create a backup, the Admin types a label (optional) and clicks Create backup.</w:t>
-      </w:r>
-    </w:p>
-    <w:p>
-      <w:pPr>
-        <w:pStyle w:val="ListParagraph"/>
-        <w:numPr>
-          <w:ilvl w:val="0"/>
-          <w:numId w:val="18"/>
-        </w:numPr>
-        <w:jc w:val="both"/>
-      </w:pPr>
-      <w:r>
-        <w:t>To check a backup, the Admin clicks Validate on the backup.</w:t>
-      </w:r>
-    </w:p>
-    <w:p>
-      <w:pPr>
-        <w:pStyle w:val="ListParagraph"/>
-        <w:numPr>
-          <w:ilvl w:val="0"/>
-          <w:numId w:val="18"/>
-        </w:numPr>
-        <w:jc w:val="both"/>
-      </w:pPr>
-      <w:r>
-        <w:t>To restore a backup, the Admin clicks Restore on the backup and types RESTORE to confirm.</w:t>
-      </w:r>
-    </w:p>
-    <w:p>
-      <w:pPr>
-        <w:pStyle w:val="ListParagraph"/>
-        <w:numPr>
-          <w:ilvl w:val="0"/>
-          <w:numId w:val="18"/>
-        </w:numPr>
-        <w:jc w:val="both"/>
-      </w:pPr>
-      <w:r>
-        <w:t>For a restore, the system first checks the backup (Validate Backup) and makes a safety copy of the current database.</w:t>
-      </w:r>
-    </w:p>
-    <w:p>
-      <w:pPr>
-        <w:pStyle w:val="ListParagraph"/>
-        <w:numPr>
-          <w:ilvl w:val="0"/>
-          <w:numId w:val="18"/>
-        </w:numPr>
-        <w:jc w:val="both"/>
-      </w:pPr>
-      <w:r>
-        <w:t>The system completes the action and displays the result.</w:t>
-      </w:r>
-    </w:p>
-    <w:p>
-      <w:pPr>
-        <w:keepNext/>
-        <w:ind w:left="720"/>
-        <w:jc w:val="both"/>
-      </w:pPr>
-      <w:r>
-        <w:rPr>
-          <w:b/>
-          <w:bCs/>
-        </w:rPr>
-        <w:t>Exception Scenario:</w:t>
-      </w:r>
-    </w:p>
-    <w:p>
-      <w:pPr>
-        <w:pStyle w:val="ListParagraph"/>
-        <w:keepNext/>
-        <w:numPr>
-          <w:ilvl w:val="0"/>
-          <w:numId w:val="2"/>
-        </w:numPr>
-        <w:jc w:val="both"/>
-      </w:pPr>
-      <w:r>
-        <w:t>If making the backup fails:</w:t>
+        <w:t>The database is not changed.</w:t>
+      </w:r>
+    </w:p>
+    <w:p>
+      <w:pPr>
+        <w:pStyle w:val="ListParagraph"/>
+        <w:keepNext/>
+        <w:numPr>
+          <w:ilvl w:val="0"/>
+          <w:numId w:val="2"/>
+        </w:numPr>
+        <w:jc w:val="both"/>
+      </w:pPr>
+      <w:r>
+        <w:t>If the backup is damaged, or RESTORE is not typed:</w:t>
       </w:r>
     </w:p>
     <w:p>
@@ -11528,7 +11707,7 @@
         <w:jc w:val="both"/>
       </w:pPr>
       <w:r>
-        <w:t>The system displays an error message.</w:t>
+        <w:t>The system does not restore the backup.</w:t>
       </w:r>
     </w:p>
     <w:p>
@@ -11541,46 +11720,6 @@
         <w:jc w:val="both"/>
       </w:pPr>
       <w:r>
-        <w:t>The database is not changed.</w:t>
-      </w:r>
-    </w:p>
-    <w:p>
-      <w:pPr>
-        <w:pStyle w:val="ListParagraph"/>
-        <w:keepNext/>
-        <w:numPr>
-          <w:ilvl w:val="0"/>
-          <w:numId w:val="2"/>
-        </w:numPr>
-        <w:jc w:val="both"/>
-      </w:pPr>
-      <w:r>
-        <w:t>If the backup is damaged, or RESTORE is not typed:</w:t>
-      </w:r>
-    </w:p>
-    <w:p>
-      <w:pPr>
-        <w:pStyle w:val="ListParagraph"/>
-        <w:numPr>
-          <w:ilvl w:val="1"/>
-          <w:numId w:val="2"/>
-        </w:numPr>
-        <w:jc w:val="both"/>
-      </w:pPr>
-      <w:r>
-        <w:t>The system does not restore the backup.</w:t>
-      </w:r>
-    </w:p>
-    <w:p>
-      <w:pPr>
-        <w:pStyle w:val="ListParagraph"/>
-        <w:numPr>
-          <w:ilvl w:val="1"/>
-          <w:numId w:val="2"/>
-        </w:numPr>
-        <w:jc w:val="both"/>
-      </w:pPr>
-      <w:r>
         <w:t>Nothing is changed.</w:t>
       </w:r>
     </w:p>
@@ -11596,6 +11735,19 @@
           <w:bCs/>
         </w:rPr>
         <w:t>Additional Remarks:</w:t>
+      </w:r>
+    </w:p>
+    <w:p>
+      <w:pPr>
+        <w:pStyle w:val="ListParagraph"/>
+        <w:numPr>
+          <w:ilvl w:val="0"/>
+          <w:numId w:val="2"/>
+        </w:numPr>
+        <w:jc w:val="both"/>
+      </w:pPr>
+      <w:r>
+        <w:t>Stage Database Restore extends View Backup List.</w:t>
       </w:r>
     </w:p>
     <w:p>
@@ -11629,7 +11781,7 @@
         <w:pStyle w:val="Heading2"/>
         <w:pageBreakBefore/>
       </w:pPr>
-      <w:bookmarkStart w:id="19" w:name="_Toc241760988"/>
+      <w:bookmarkStart w:id="19" w:name="_Toc241767264"/>
       <w:r>
         <w:lastRenderedPageBreak/>
         <w:t>Manage Deployment</w:t>
@@ -11648,7 +11800,7 @@
           <w:noProof/>
         </w:rPr>
         <w:drawing>
-          <wp:inline distT="0" distB="0" distL="0" distR="0" wp14:anchorId="7888F069" wp14:editId="387BE78D">
+          <wp:inline distT="0" distB="0" distL="0" distR="0" wp14:anchorId="2895B958" wp14:editId="12F437EB">
             <wp:extent cx="3581400" cy="3600450"/>
             <wp:effectExtent l="0" t="0" r="0" b="0"/>
             <wp:docPr id="17" name="Manage Deployment" descr="System use case diagram for Manage Deployment" title="Manage Deployment system use case"/>
@@ -12124,7 +12276,7 @@
         <w:pStyle w:val="Heading1"/>
         <w:pageBreakBefore/>
       </w:pPr>
-      <w:bookmarkStart w:id="20" w:name="_Toc241760989"/>
+      <w:bookmarkStart w:id="20" w:name="_Toc241767265"/>
       <w:r>
         <w:lastRenderedPageBreak/>
         <w:t>TEACHER</w:t>
@@ -12135,7 +12287,7 @@
       <w:pPr>
         <w:pStyle w:val="Heading2"/>
       </w:pPr>
-      <w:bookmarkStart w:id="21" w:name="_Toc241760990"/>
+      <w:bookmarkStart w:id="21" w:name="_Toc241767266"/>
       <w:r>
         <w:t>Control Student Session</w:t>
       </w:r>
@@ -12153,8 +12305,8 @@
           <w:noProof/>
         </w:rPr>
         <w:drawing>
-          <wp:inline distT="0" distB="0" distL="0" distR="0" wp14:anchorId="046EEC5C" wp14:editId="2E6E3A9F">
-            <wp:extent cx="3629025" cy="4838700"/>
+          <wp:inline distT="0" distB="0" distL="0" distR="0" wp14:anchorId="3E11E8C5" wp14:editId="501BA276">
+            <wp:extent cx="4114800" cy="3419475"/>
             <wp:effectExtent l="0" t="0" r="0" b="0"/>
             <wp:docPr id="18" name="Control Student Session" descr="System use case diagram for Control Student Session" title="Control Student Session system use case"/>
             <wp:cNvGraphicFramePr>
@@ -12179,7 +12331,7 @@
                   <pic:spPr bwMode="auto">
                     <a:xfrm>
                       <a:off x="0" y="0"/>
-                      <a:ext cx="3629025" cy="4838700"/>
+                      <a:ext cx="4114800" cy="3419475"/>
                     </a:xfrm>
                     <a:prstGeom prst="rect">
                       <a:avLst/>
@@ -12238,7 +12390,7 @@
         <w:t>Use Case Name:</w:t>
       </w:r>
       <w:r>
-        <w:t xml:space="preserve"> Start Lab Session, Pause or Resume Student Session, End Student Session</w:t>
+        <w:t xml:space="preserve"> View Session List</w:t>
       </w:r>
     </w:p>
     <w:p>
@@ -12350,101 +12502,101 @@
         <w:jc w:val="both"/>
       </w:pPr>
       <w:r>
+        <w:t>Updated session status</w:t>
+      </w:r>
+    </w:p>
+    <w:p>
+      <w:pPr>
+        <w:keepNext/>
+        <w:ind w:left="720"/>
+        <w:jc w:val="both"/>
+      </w:pPr>
+      <w:r>
+        <w:rPr>
+          <w:b/>
+          <w:bCs/>
+        </w:rPr>
+        <w:t>Pre-Condition:</w:t>
+      </w:r>
+    </w:p>
+    <w:p>
+      <w:pPr>
+        <w:pStyle w:val="ListParagraph"/>
+        <w:numPr>
+          <w:ilvl w:val="0"/>
+          <w:numId w:val="2"/>
+        </w:numPr>
+        <w:jc w:val="both"/>
+      </w:pPr>
+      <w:r>
+        <w:t>The Teacher must be logged in to the system.</w:t>
+      </w:r>
+    </w:p>
+    <w:p>
+      <w:pPr>
+        <w:pStyle w:val="ListParagraph"/>
+        <w:numPr>
+          <w:ilvl w:val="0"/>
+          <w:numId w:val="2"/>
+        </w:numPr>
+        <w:jc w:val="both"/>
+      </w:pPr>
+      <w:r>
+        <w:t>To pause, resume or end a student's session, the session must be open.</w:t>
+      </w:r>
+    </w:p>
+    <w:p>
+      <w:pPr>
+        <w:keepNext/>
+        <w:ind w:left="720"/>
+        <w:jc w:val="both"/>
+      </w:pPr>
+      <w:r>
+        <w:rPr>
+          <w:b/>
+          <w:bCs/>
+        </w:rPr>
+        <w:t>Post-Condition:</w:t>
+      </w:r>
+    </w:p>
+    <w:p>
+      <w:pPr>
+        <w:pStyle w:val="ListParagraph"/>
+        <w:numPr>
+          <w:ilvl w:val="0"/>
+          <w:numId w:val="2"/>
+        </w:numPr>
+        <w:jc w:val="both"/>
+      </w:pPr>
+      <w:r>
+        <w:t>Students can log in on any lab computer and join the lab session.</w:t>
+      </w:r>
+    </w:p>
+    <w:p>
+      <w:pPr>
+        <w:pStyle w:val="ListParagraph"/>
+        <w:numPr>
+          <w:ilvl w:val="0"/>
+          <w:numId w:val="2"/>
+        </w:numPr>
+        <w:jc w:val="both"/>
+      </w:pPr>
+      <w:r>
+        <w:t>The selected session is paused, resumed or ended based on the action performed.</w:t>
+      </w:r>
+    </w:p>
+    <w:p>
+      <w:pPr>
+        <w:keepNext/>
+        <w:ind w:left="720"/>
+        <w:jc w:val="both"/>
+      </w:pPr>
+      <w:r>
+        <w:rPr>
+          <w:b/>
+          <w:bCs/>
+        </w:rPr>
         <w:lastRenderedPageBreak/>
-        <w:t>Updated session status</w:t>
-      </w:r>
-    </w:p>
-    <w:p>
-      <w:pPr>
-        <w:keepNext/>
-        <w:ind w:left="720"/>
-        <w:jc w:val="both"/>
-      </w:pPr>
-      <w:r>
-        <w:rPr>
-          <w:b/>
-          <w:bCs/>
-        </w:rPr>
-        <w:t>Pre-Condition:</w:t>
-      </w:r>
-    </w:p>
-    <w:p>
-      <w:pPr>
-        <w:pStyle w:val="ListParagraph"/>
-        <w:numPr>
-          <w:ilvl w:val="0"/>
-          <w:numId w:val="2"/>
-        </w:numPr>
-        <w:jc w:val="both"/>
-      </w:pPr>
-      <w:r>
-        <w:t>The Teacher must be logged in to the system.</w:t>
-      </w:r>
-    </w:p>
-    <w:p>
-      <w:pPr>
-        <w:pStyle w:val="ListParagraph"/>
-        <w:numPr>
-          <w:ilvl w:val="0"/>
-          <w:numId w:val="2"/>
-        </w:numPr>
-        <w:jc w:val="both"/>
-      </w:pPr>
-      <w:r>
-        <w:t>To pause, resume or end a student's session, the session must be open.</w:t>
-      </w:r>
-    </w:p>
-    <w:p>
-      <w:pPr>
-        <w:keepNext/>
-        <w:ind w:left="720"/>
-        <w:jc w:val="both"/>
-      </w:pPr>
-      <w:r>
-        <w:rPr>
-          <w:b/>
-          <w:bCs/>
-        </w:rPr>
-        <w:t>Post-Condition:</w:t>
-      </w:r>
-    </w:p>
-    <w:p>
-      <w:pPr>
-        <w:pStyle w:val="ListParagraph"/>
-        <w:numPr>
-          <w:ilvl w:val="0"/>
-          <w:numId w:val="2"/>
-        </w:numPr>
-        <w:jc w:val="both"/>
-      </w:pPr>
-      <w:r>
-        <w:t>Students can log in on any lab computer and join the lab session.</w:t>
-      </w:r>
-    </w:p>
-    <w:p>
-      <w:pPr>
-        <w:pStyle w:val="ListParagraph"/>
-        <w:numPr>
-          <w:ilvl w:val="0"/>
-          <w:numId w:val="2"/>
-        </w:numPr>
-        <w:jc w:val="both"/>
-      </w:pPr>
-      <w:r>
-        <w:t>The selected session is paused, resumed or ended based on the action performed.</w:t>
-      </w:r>
-    </w:p>
-    <w:p>
-      <w:pPr>
-        <w:keepNext/>
-        <w:ind w:left="720"/>
-        <w:jc w:val="both"/>
-      </w:pPr>
-      <w:r>
-        <w:rPr>
-          <w:b/>
-          <w:bCs/>
-        </w:rPr>
         <w:t>Successful Scenario:</w:t>
       </w:r>
     </w:p>
@@ -12471,6 +12623,19 @@
         <w:jc w:val="both"/>
       </w:pPr>
       <w:r>
+        <w:t>The system displays the list of student sessions.</w:t>
+      </w:r>
+    </w:p>
+    <w:p>
+      <w:pPr>
+        <w:pStyle w:val="ListParagraph"/>
+        <w:numPr>
+          <w:ilvl w:val="0"/>
+          <w:numId w:val="20"/>
+        </w:numPr>
+        <w:jc w:val="both"/>
+      </w:pPr>
+      <w:r>
         <w:t>To start the lab session, the Teacher clicks Start lab session and selects a session rule, or keeps the default.</w:t>
       </w:r>
     </w:p>
@@ -12633,6 +12798,19 @@
           <w:bCs/>
         </w:rPr>
         <w:t>Additional Remarks:</w:t>
+      </w:r>
+    </w:p>
+    <w:p>
+      <w:pPr>
+        <w:pStyle w:val="ListParagraph"/>
+        <w:numPr>
+          <w:ilvl w:val="0"/>
+          <w:numId w:val="2"/>
+        </w:numPr>
+        <w:jc w:val="both"/>
+      </w:pPr>
+      <w:r>
+        <w:t>Start Lab Session, Pause or Resume Student Session and End Student Session extend View Session List.</w:t>
       </w:r>
     </w:p>
     <w:p>
@@ -12666,7 +12844,7 @@
         <w:pStyle w:val="Heading2"/>
         <w:pageBreakBefore/>
       </w:pPr>
-      <w:bookmarkStart w:id="22" w:name="_Toc241760991"/>
+      <w:bookmarkStart w:id="22" w:name="_Toc241767267"/>
       <w:r>
         <w:lastRenderedPageBreak/>
         <w:t>Monitor Student Screen</w:t>
@@ -12685,7 +12863,7 @@
           <w:noProof/>
         </w:rPr>
         <w:drawing>
-          <wp:inline distT="0" distB="0" distL="0" distR="0" wp14:anchorId="55CBBE40" wp14:editId="044E8AF3">
+          <wp:inline distT="0" distB="0" distL="0" distR="0" wp14:anchorId="4F345AFD" wp14:editId="269378C0">
             <wp:extent cx="4114800" cy="1666875"/>
             <wp:effectExtent l="0" t="0" r="0" b="0"/>
             <wp:docPr id="19" name="Monitor Student Screen" descr="System use case diagram for Monitor Student Screen" title="Monitor Student Screen system use case"/>
@@ -12786,10 +12964,7 @@
         <w:t>Purpose:</w:t>
       </w:r>
       <w:r>
-        <w:t xml:space="preserve"> </w:t>
-      </w:r>
-      <w:r>
-        <w:t>To allow the Teacher to watch all the student screens live on one page.</w:t>
+        <w:t xml:space="preserve"> To allow the Teacher to watch all the student screens live on one page.</w:t>
       </w:r>
     </w:p>
     <w:p>
@@ -13095,7 +13270,7 @@
         <w:pStyle w:val="Heading2"/>
         <w:pageBreakBefore/>
       </w:pPr>
-      <w:bookmarkStart w:id="23" w:name="_Toc241760992"/>
+      <w:bookmarkStart w:id="23" w:name="_Toc241767268"/>
       <w:r>
         <w:lastRenderedPageBreak/>
         <w:t>Control Student Workstation</w:t>
@@ -13114,8 +13289,8 @@
           <w:noProof/>
         </w:rPr>
         <w:drawing>
-          <wp:inline distT="0" distB="0" distL="0" distR="0" wp14:anchorId="54353CC1" wp14:editId="1968A5F6">
-            <wp:extent cx="3171825" cy="5334000"/>
+          <wp:inline distT="0" distB="0" distL="0" distR="0" wp14:anchorId="028C1341" wp14:editId="52CB4C40">
+            <wp:extent cx="4114800" cy="1666875"/>
             <wp:effectExtent l="0" t="0" r="0" b="0"/>
             <wp:docPr id="20" name="Control Student Workstation" descr="System use case diagram for Control Student Workstation" title="Control Student Workstation system use case"/>
             <wp:cNvGraphicFramePr>
@@ -13140,7 +13315,7 @@
                   <pic:spPr bwMode="auto">
                     <a:xfrm>
                       <a:off x="0" y="0"/>
-                      <a:ext cx="3171825" cy="5334000"/>
+                      <a:ext cx="4114800" cy="1666875"/>
                     </a:xfrm>
                     <a:prstGeom prst="rect">
                       <a:avLst/>
@@ -13182,10 +13357,7 @@
         <w:t>Written Use Case:</w:t>
       </w:r>
       <w:r>
-        <w:t xml:space="preserve"> </w:t>
-      </w:r>
-      <w:r>
-        <w:t>Control Student Workstation</w:t>
+        <w:t xml:space="preserve"> Control Student Workstation</w:t>
       </w:r>
     </w:p>
     <w:p>
@@ -13202,7 +13374,7 @@
         <w:t>Use Case Name:</w:t>
       </w:r>
       <w:r>
-        <w:t xml:space="preserve"> Start Remote Control, Stop Remote Control, Lock Workstation, Unlock Workstation, Force Student Logout, Restart Workstation, Shut Down Workstation</w:t>
+        <w:t xml:space="preserve"> View Student Live Frame</w:t>
       </w:r>
     </w:p>
     <w:p>
@@ -13218,7 +13390,7 @@
         <w:t>Purpose:</w:t>
       </w:r>
       <w:r>
-        <w:t xml:space="preserve"> To allow the Teacher to take control of a student's computer, lock or unlock it, log the student out, or restart or shut down the computer.</w:t>
+        <w:t xml:space="preserve"> To allow the Teacher to view a student's live screen and to control the student's computer from it.</w:t>
       </w:r>
     </w:p>
     <w:p>
@@ -13261,287 +13433,327 @@
         <w:jc w:val="both"/>
       </w:pPr>
       <w:r>
-        <w:t>Selected computer, or all the computers shown</w:t>
-      </w:r>
-    </w:p>
-    <w:p>
-      <w:pPr>
-        <w:pStyle w:val="ListParagraph"/>
-        <w:numPr>
-          <w:ilvl w:val="0"/>
-          <w:numId w:val="2"/>
-        </w:numPr>
-        <w:jc w:val="both"/>
-      </w:pPr>
-      <w:r>
-        <w:t>Mouse clicks and key presses during remote control</w:t>
-      </w:r>
-    </w:p>
-    <w:p>
-      <w:pPr>
-        <w:keepNext/>
-        <w:ind w:left="720"/>
-        <w:jc w:val="both"/>
-      </w:pPr>
-      <w:r>
-        <w:rPr>
-          <w:b/>
-          <w:bCs/>
-        </w:rPr>
+        <w:t>Selected student screen</w:t>
+      </w:r>
+    </w:p>
+    <w:p>
+      <w:pPr>
+        <w:pStyle w:val="ListParagraph"/>
+        <w:numPr>
+          <w:ilvl w:val="0"/>
+          <w:numId w:val="2"/>
+        </w:numPr>
+        <w:jc w:val="both"/>
+      </w:pPr>
+      <w:r>
+        <w:t>Command (lock, unlock, log out, restart, shut down or remote support)</w:t>
+      </w:r>
+    </w:p>
+    <w:p>
+      <w:pPr>
+        <w:pStyle w:val="ListParagraph"/>
+        <w:numPr>
+          <w:ilvl w:val="0"/>
+          <w:numId w:val="2"/>
+        </w:numPr>
+        <w:jc w:val="both"/>
+      </w:pPr>
+      <w:r>
+        <w:t>Mouse clicks and key presses during remote support</w:t>
+      </w:r>
+    </w:p>
+    <w:p>
+      <w:pPr>
+        <w:keepNext/>
+        <w:ind w:left="720"/>
+        <w:jc w:val="both"/>
+      </w:pPr>
+      <w:r>
+        <w:rPr>
+          <w:b/>
+          <w:bCs/>
+        </w:rPr>
+        <w:t>Output Parameters:</w:t>
+      </w:r>
+    </w:p>
+    <w:p>
+      <w:pPr>
+        <w:pStyle w:val="ListParagraph"/>
+        <w:numPr>
+          <w:ilvl w:val="0"/>
+          <w:numId w:val="2"/>
+        </w:numPr>
+        <w:jc w:val="both"/>
+      </w:pPr>
+      <w:r>
+        <w:t>Student's live screen</w:t>
+      </w:r>
+    </w:p>
+    <w:p>
+      <w:pPr>
+        <w:pStyle w:val="ListParagraph"/>
+        <w:numPr>
+          <w:ilvl w:val="0"/>
+          <w:numId w:val="2"/>
+        </w:numPr>
+        <w:jc w:val="both"/>
+      </w:pPr>
+      <w:r>
+        <w:t>Command result</w:t>
+      </w:r>
+    </w:p>
+    <w:p>
+      <w:pPr>
+        <w:keepNext/>
+        <w:ind w:left="720"/>
+        <w:jc w:val="both"/>
+      </w:pPr>
+      <w:r>
+        <w:rPr>
+          <w:b/>
+          <w:bCs/>
+        </w:rPr>
+        <w:t>Pre-Condition:</w:t>
+      </w:r>
+    </w:p>
+    <w:p>
+      <w:pPr>
+        <w:pStyle w:val="ListParagraph"/>
+        <w:numPr>
+          <w:ilvl w:val="0"/>
+          <w:numId w:val="2"/>
+        </w:numPr>
+        <w:jc w:val="both"/>
+      </w:pPr>
+      <w:r>
+        <w:t>The Teacher must be logged in to the system.</w:t>
+      </w:r>
+    </w:p>
+    <w:p>
+      <w:pPr>
+        <w:pStyle w:val="ListParagraph"/>
+        <w:numPr>
+          <w:ilvl w:val="0"/>
+          <w:numId w:val="2"/>
+        </w:numPr>
+        <w:jc w:val="both"/>
+      </w:pPr>
+      <w:r>
+        <w:t>The student's computer must be connected.</w:t>
+      </w:r>
+    </w:p>
+    <w:p>
+      <w:pPr>
+        <w:pStyle w:val="ListParagraph"/>
+        <w:numPr>
+          <w:ilvl w:val="0"/>
+          <w:numId w:val="2"/>
+        </w:numPr>
+        <w:jc w:val="both"/>
+      </w:pPr>
+      <w:r>
+        <w:t>For remote support, the session rule must allow it.</w:t>
+      </w:r>
+    </w:p>
+    <w:p>
+      <w:pPr>
+        <w:keepNext/>
+        <w:ind w:left="720"/>
+        <w:jc w:val="both"/>
+      </w:pPr>
+      <w:r>
+        <w:rPr>
+          <w:b/>
+          <w:bCs/>
+        </w:rPr>
+        <w:t>Post-Condition:</w:t>
+      </w:r>
+    </w:p>
+    <w:p>
+      <w:pPr>
+        <w:pStyle w:val="ListParagraph"/>
+        <w:numPr>
+          <w:ilvl w:val="0"/>
+          <w:numId w:val="2"/>
+        </w:numPr>
+        <w:jc w:val="both"/>
+      </w:pPr>
+      <w:r>
+        <w:t>The Teacher sees the student's live screen.</w:t>
+      </w:r>
+    </w:p>
+    <w:p>
+      <w:pPr>
+        <w:pStyle w:val="ListParagraph"/>
+        <w:numPr>
+          <w:ilvl w:val="0"/>
+          <w:numId w:val="2"/>
+        </w:numPr>
+        <w:jc w:val="both"/>
+      </w:pPr>
+      <w:r>
+        <w:t>If the Teacher sends a command, the computer carries it out and the command is saved in the remote history.</w:t>
+      </w:r>
+    </w:p>
+    <w:p>
+      <w:pPr>
+        <w:keepNext/>
+        <w:ind w:left="720"/>
+        <w:jc w:val="both"/>
+      </w:pPr>
+      <w:r>
+        <w:rPr>
+          <w:b/>
+          <w:bCs/>
+        </w:rPr>
+        <w:t>Successful Scenario:</w:t>
+      </w:r>
+    </w:p>
+    <w:p>
+      <w:pPr>
+        <w:pStyle w:val="ListParagraph"/>
+        <w:numPr>
+          <w:ilvl w:val="0"/>
+          <w:numId w:val="22"/>
+        </w:numPr>
+        <w:jc w:val="both"/>
+      </w:pPr>
+      <w:r>
+        <w:t>The Teacher navigates to the Live Monitoring page.</w:t>
+      </w:r>
+    </w:p>
+    <w:p>
+      <w:pPr>
+        <w:pStyle w:val="ListParagraph"/>
+        <w:numPr>
+          <w:ilvl w:val="0"/>
+          <w:numId w:val="22"/>
+        </w:numPr>
+        <w:jc w:val="both"/>
+      </w:pPr>
+      <w:r>
+        <w:t>The Teacher clicks a student's screen.</w:t>
+      </w:r>
+    </w:p>
+    <w:p>
+      <w:pPr>
+        <w:pStyle w:val="ListParagraph"/>
+        <w:numPr>
+          <w:ilvl w:val="0"/>
+          <w:numId w:val="22"/>
+        </w:numPr>
+        <w:jc w:val="both"/>
+      </w:pPr>
+      <w:r>
+        <w:t>The system displays the student's live screen.</w:t>
+      </w:r>
+    </w:p>
+    <w:p>
+      <w:pPr>
+        <w:pStyle w:val="ListParagraph"/>
+        <w:numPr>
+          <w:ilvl w:val="0"/>
+          <w:numId w:val="22"/>
+        </w:numPr>
+        <w:jc w:val="both"/>
+      </w:pPr>
+      <w:r>
+        <w:t>To control the computer, the Teacher clicks Lock, Unlock, Log out, Restart, Shutdown or Start Remote Support (Control Workstation).</w:t>
+      </w:r>
+    </w:p>
+    <w:p>
+      <w:pPr>
+        <w:pStyle w:val="ListParagraph"/>
+        <w:numPr>
+          <w:ilvl w:val="0"/>
+          <w:numId w:val="22"/>
+        </w:numPr>
+        <w:jc w:val="both"/>
+      </w:pPr>
+      <w:r>
+        <w:t>The Teacher confirms when the system asks.</w:t>
+      </w:r>
+    </w:p>
+    <w:p>
+      <w:pPr>
+        <w:pStyle w:val="ListParagraph"/>
+        <w:numPr>
+          <w:ilvl w:val="0"/>
+          <w:numId w:val="22"/>
+        </w:numPr>
+        <w:jc w:val="both"/>
+      </w:pPr>
+      <w:r>
+        <w:t>The system sends the command to the student's computer.</w:t>
+      </w:r>
+    </w:p>
+    <w:p>
+      <w:pPr>
+        <w:pStyle w:val="ListParagraph"/>
+        <w:numPr>
+          <w:ilvl w:val="0"/>
+          <w:numId w:val="22"/>
+        </w:numPr>
+        <w:jc w:val="both"/>
+      </w:pPr>
+      <w:r>
+        <w:t>The computer carries out the command, and the system displays the result.</w:t>
+      </w:r>
+    </w:p>
+    <w:p>
+      <w:pPr>
+        <w:keepNext/>
+        <w:ind w:left="720"/>
+        <w:jc w:val="both"/>
+      </w:pPr>
+      <w:r>
+        <w:rPr>
+          <w:b/>
+          <w:bCs/>
+        </w:rPr>
+        <w:t>Exception Scenario:</w:t>
+      </w:r>
+    </w:p>
+    <w:p>
+      <w:pPr>
+        <w:pStyle w:val="ListParagraph"/>
+        <w:keepNext/>
+        <w:numPr>
+          <w:ilvl w:val="0"/>
+          <w:numId w:val="2"/>
+        </w:numPr>
+        <w:jc w:val="both"/>
+      </w:pPr>
+      <w:r>
+        <w:t>If the computer is not connected:</w:t>
+      </w:r>
+    </w:p>
+    <w:p>
+      <w:pPr>
+        <w:pStyle w:val="ListParagraph"/>
+        <w:numPr>
+          <w:ilvl w:val="1"/>
+          <w:numId w:val="2"/>
+        </w:numPr>
+        <w:jc w:val="both"/>
+      </w:pPr>
+      <w:r>
+        <w:t>The system does not send the command.</w:t>
+      </w:r>
+    </w:p>
+    <w:p>
+      <w:pPr>
+        <w:pStyle w:val="ListParagraph"/>
+        <w:keepNext/>
+        <w:numPr>
+          <w:ilvl w:val="0"/>
+          <w:numId w:val="2"/>
+        </w:numPr>
+        <w:jc w:val="both"/>
+      </w:pPr>
+      <w:r>
         <w:lastRenderedPageBreak/>
-        <w:t>Output Parameters:</w:t>
-      </w:r>
-    </w:p>
-    <w:p>
-      <w:pPr>
-        <w:pStyle w:val="ListParagraph"/>
-        <w:numPr>
-          <w:ilvl w:val="0"/>
-          <w:numId w:val="2"/>
-        </w:numPr>
-        <w:jc w:val="both"/>
-      </w:pPr>
-      <w:r>
-        <w:t>Command result on the monitoring page</w:t>
-      </w:r>
-    </w:p>
-    <w:p>
-      <w:pPr>
-        <w:keepNext/>
-        <w:ind w:left="720"/>
-        <w:jc w:val="both"/>
-      </w:pPr>
-      <w:r>
-        <w:rPr>
-          <w:b/>
-          <w:bCs/>
-        </w:rPr>
-        <w:t>Pre-Condition:</w:t>
-      </w:r>
-    </w:p>
-    <w:p>
-      <w:pPr>
-        <w:pStyle w:val="ListParagraph"/>
-        <w:numPr>
-          <w:ilvl w:val="0"/>
-          <w:numId w:val="2"/>
-        </w:numPr>
-        <w:jc w:val="both"/>
-      </w:pPr>
-      <w:r>
-        <w:t>The Teacher must be logged in to the system.</w:t>
-      </w:r>
-    </w:p>
-    <w:p>
-      <w:pPr>
-        <w:pStyle w:val="ListParagraph"/>
-        <w:numPr>
-          <w:ilvl w:val="0"/>
-          <w:numId w:val="2"/>
-        </w:numPr>
-        <w:jc w:val="both"/>
-      </w:pPr>
-      <w:r>
-        <w:t>The computer must be connected.</w:t>
-      </w:r>
-    </w:p>
-    <w:p>
-      <w:pPr>
-        <w:pStyle w:val="ListParagraph"/>
-        <w:numPr>
-          <w:ilvl w:val="0"/>
-          <w:numId w:val="2"/>
-        </w:numPr>
-        <w:jc w:val="both"/>
-      </w:pPr>
-      <w:r>
-        <w:t>For remote control, the session rule must allow it.</w:t>
-      </w:r>
-    </w:p>
-    <w:p>
-      <w:pPr>
-        <w:keepNext/>
-        <w:ind w:left="720"/>
-        <w:jc w:val="both"/>
-      </w:pPr>
-      <w:r>
-        <w:rPr>
-          <w:b/>
-          <w:bCs/>
-        </w:rPr>
-        <w:t>Post-Condition:</w:t>
-      </w:r>
-    </w:p>
-    <w:p>
-      <w:pPr>
-        <w:pStyle w:val="ListParagraph"/>
-        <w:numPr>
-          <w:ilvl w:val="0"/>
-          <w:numId w:val="2"/>
-        </w:numPr>
-        <w:jc w:val="both"/>
-      </w:pPr>
-      <w:r>
-        <w:t>The student's computer carries out the command.</w:t>
-      </w:r>
-    </w:p>
-    <w:p>
-      <w:pPr>
-        <w:pStyle w:val="ListParagraph"/>
-        <w:numPr>
-          <w:ilvl w:val="0"/>
-          <w:numId w:val="2"/>
-        </w:numPr>
-        <w:jc w:val="both"/>
-      </w:pPr>
-      <w:r>
-        <w:t>The command is saved in the remote history.</w:t>
-      </w:r>
-    </w:p>
-    <w:p>
-      <w:pPr>
-        <w:keepNext/>
-        <w:ind w:left="720"/>
-        <w:jc w:val="both"/>
-      </w:pPr>
-      <w:r>
-        <w:rPr>
-          <w:b/>
-          <w:bCs/>
-        </w:rPr>
-        <w:t>Successful Scenario:</w:t>
-      </w:r>
-    </w:p>
-    <w:p>
-      <w:pPr>
-        <w:pStyle w:val="ListParagraph"/>
-        <w:numPr>
-          <w:ilvl w:val="0"/>
-          <w:numId w:val="22"/>
-        </w:numPr>
-        <w:jc w:val="both"/>
-      </w:pPr>
-      <w:r>
-        <w:t>The Teacher navigates to the Live Monitoring page and selects a computer, or all the computers shown.</w:t>
-      </w:r>
-    </w:p>
-    <w:p>
-      <w:pPr>
-        <w:pStyle w:val="ListParagraph"/>
-        <w:numPr>
-          <w:ilvl w:val="0"/>
-          <w:numId w:val="22"/>
-        </w:numPr>
-        <w:jc w:val="both"/>
-      </w:pPr>
-      <w:r>
-        <w:t>To control a computer, the Teacher clicks Start Remote Support. The Teacher's mouse and keyboard now work on the student's computer (Send Remote Input).</w:t>
-      </w:r>
-    </w:p>
-    <w:p>
-      <w:pPr>
-        <w:pStyle w:val="ListParagraph"/>
-        <w:numPr>
-          <w:ilvl w:val="0"/>
-          <w:numId w:val="22"/>
-        </w:numPr>
-        <w:jc w:val="both"/>
-      </w:pPr>
-      <w:r>
-        <w:t>To give control back, the Teacher clicks Stop Remote Support.</w:t>
-      </w:r>
-    </w:p>
-    <w:p>
-      <w:pPr>
-        <w:pStyle w:val="ListParagraph"/>
-        <w:numPr>
-          <w:ilvl w:val="0"/>
-          <w:numId w:val="22"/>
-        </w:numPr>
-        <w:jc w:val="both"/>
-      </w:pPr>
-      <w:r>
-        <w:t>To lock or unlock a computer, the Teacher clicks Lock (or Lock visible for all the computers) or Unlock.</w:t>
-      </w:r>
-    </w:p>
-    <w:p>
-      <w:pPr>
-        <w:pStyle w:val="ListParagraph"/>
-        <w:numPr>
-          <w:ilvl w:val="0"/>
-          <w:numId w:val="22"/>
-        </w:numPr>
-        <w:jc w:val="both"/>
-      </w:pPr>
-      <w:r>
-        <w:t>To log a student out, the Teacher clicks Log out (or Log out visible for all) and confirms.</w:t>
-      </w:r>
-    </w:p>
-    <w:p>
-      <w:pPr>
-        <w:pStyle w:val="ListParagraph"/>
-        <w:numPr>
-          <w:ilvl w:val="0"/>
-          <w:numId w:val="22"/>
-        </w:numPr>
-        <w:jc w:val="both"/>
-      </w:pPr>
-      <w:r>
-        <w:t>To restart or shut down a computer, the Teacher clicks Restart or Shutdown and confirms.</w:t>
-      </w:r>
-    </w:p>
-    <w:p>
-      <w:pPr>
-        <w:pStyle w:val="ListParagraph"/>
-        <w:numPr>
-          <w:ilvl w:val="0"/>
-          <w:numId w:val="22"/>
-        </w:numPr>
-        <w:jc w:val="both"/>
-      </w:pPr>
-      <w:r>
-        <w:t>The system sends the command to the student's computer.</w:t>
-      </w:r>
-    </w:p>
-    <w:p>
-      <w:pPr>
-        <w:pStyle w:val="ListParagraph"/>
-        <w:numPr>
-          <w:ilvl w:val="0"/>
-          <w:numId w:val="22"/>
-        </w:numPr>
-        <w:jc w:val="both"/>
-      </w:pPr>
-      <w:r>
-        <w:t>The computer carries out the command, and the system displays the result.</w:t>
-      </w:r>
-    </w:p>
-    <w:p>
-      <w:pPr>
-        <w:keepNext/>
-        <w:ind w:left="720"/>
-        <w:jc w:val="both"/>
-      </w:pPr>
-      <w:r>
-        <w:rPr>
-          <w:b/>
-          <w:bCs/>
-        </w:rPr>
-        <w:t>Exception Scenario:</w:t>
-      </w:r>
-    </w:p>
-    <w:p>
-      <w:pPr>
-        <w:pStyle w:val="ListParagraph"/>
-        <w:keepNext/>
-        <w:numPr>
-          <w:ilvl w:val="0"/>
-          <w:numId w:val="2"/>
-        </w:numPr>
-        <w:jc w:val="both"/>
-      </w:pPr>
-      <w:r>
-        <w:t>If the computer is not connected:</w:t>
+        <w:t>If the session rule does not allow remote support, or the session has ended:</w:t>
       </w:r>
     </w:p>
     <w:p>
@@ -13554,65 +13766,38 @@
         <w:jc w:val="both"/>
       </w:pPr>
       <w:r>
+        <w:t>The system does not start remote support.</w:t>
+      </w:r>
+    </w:p>
+    <w:p>
+      <w:pPr>
+        <w:pStyle w:val="ListParagraph"/>
+        <w:keepNext/>
+        <w:numPr>
+          <w:ilvl w:val="0"/>
+          <w:numId w:val="2"/>
+        </w:numPr>
+        <w:jc w:val="both"/>
+      </w:pPr>
+      <w:r>
+        <w:t>If more than 100 computers are chosen at once (Lock visible or Log out visible on the monitoring page):</w:t>
+      </w:r>
+    </w:p>
+    <w:p>
+      <w:pPr>
+        <w:pStyle w:val="ListParagraph"/>
+        <w:numPr>
+          <w:ilvl w:val="1"/>
+          <w:numId w:val="2"/>
+        </w:numPr>
+        <w:jc w:val="both"/>
+      </w:pPr>
+      <w:r>
         <w:t>The system does not send the command.</w:t>
       </w:r>
     </w:p>
     <w:p>
       <w:pPr>
-        <w:pStyle w:val="ListParagraph"/>
-        <w:keepNext/>
-        <w:numPr>
-          <w:ilvl w:val="0"/>
-          <w:numId w:val="2"/>
-        </w:numPr>
-        <w:jc w:val="both"/>
-      </w:pPr>
-      <w:r>
-        <w:t>If more than 100 computers are selected at once:</w:t>
-      </w:r>
-    </w:p>
-    <w:p>
-      <w:pPr>
-        <w:pStyle w:val="ListParagraph"/>
-        <w:numPr>
-          <w:ilvl w:val="1"/>
-          <w:numId w:val="2"/>
-        </w:numPr>
-        <w:jc w:val="both"/>
-      </w:pPr>
-      <w:r>
-        <w:t>The system does not send the command.</w:t>
-      </w:r>
-    </w:p>
-    <w:p>
-      <w:pPr>
-        <w:pStyle w:val="ListParagraph"/>
-        <w:keepNext/>
-        <w:numPr>
-          <w:ilvl w:val="0"/>
-          <w:numId w:val="2"/>
-        </w:numPr>
-        <w:jc w:val="both"/>
-      </w:pPr>
-      <w:r>
-        <w:t>If the session rule does not allow remote control, or the session has ended:</w:t>
-      </w:r>
-    </w:p>
-    <w:p>
-      <w:pPr>
-        <w:pStyle w:val="ListParagraph"/>
-        <w:numPr>
-          <w:ilvl w:val="1"/>
-          <w:numId w:val="2"/>
-        </w:numPr>
-        <w:jc w:val="both"/>
-      </w:pPr>
-      <w:r>
-        <w:t>The system does not start remote control.</w:t>
-      </w:r>
-    </w:p>
-    <w:p>
-      <w:pPr>
         <w:keepNext/>
         <w:ind w:left="720"/>
         <w:jc w:val="both"/>
@@ -13635,20 +13820,20 @@
         <w:jc w:val="both"/>
       </w:pPr>
       <w:r>
-        <w:t>Start Remote Control always includes Send Remote Input.</w:t>
-      </w:r>
-    </w:p>
-    <w:p>
-      <w:pPr>
-        <w:pStyle w:val="ListParagraph"/>
-        <w:numPr>
-          <w:ilvl w:val="0"/>
-          <w:numId w:val="2"/>
-        </w:numPr>
-        <w:jc w:val="both"/>
-      </w:pPr>
-      <w:r>
-        <w:t>The student sees a notice while the Teacher is in control.</w:t>
+        <w:t>Control Workstation extends View Student Live Frame: it is optional.</w:t>
+      </w:r>
+    </w:p>
+    <w:p>
+      <w:pPr>
+        <w:pStyle w:val="ListParagraph"/>
+        <w:numPr>
+          <w:ilvl w:val="0"/>
+          <w:numId w:val="2"/>
+        </w:numPr>
+        <w:jc w:val="both"/>
+      </w:pPr>
+      <w:r>
+        <w:t>During remote support, the Teacher's mouse and keyboard work on the student's computer, and the student sees a notice.</w:t>
       </w:r>
     </w:p>
     <w:p>
@@ -13662,6 +13847,19 @@
       </w:pPr>
       <w:r>
         <w:t>A restart happens after 10 seconds and a shutdown after 15 seconds. Unsaved work is lost.</w:t>
+      </w:r>
+    </w:p>
+    <w:p>
+      <w:pPr>
+        <w:pStyle w:val="ListParagraph"/>
+        <w:numPr>
+          <w:ilvl w:val="0"/>
+          <w:numId w:val="2"/>
+        </w:numPr>
+        <w:jc w:val="both"/>
+      </w:pPr>
+      <w:r>
+        <w:t>Lock and Log out can also be sent to all the computers on the monitoring page at once.</w:t>
       </w:r>
     </w:p>
     <w:p>
@@ -13669,7 +13867,7 @@
         <w:pStyle w:val="Heading2"/>
         <w:pageBreakBefore/>
       </w:pPr>
-      <w:bookmarkStart w:id="24" w:name="_Toc241760993"/>
+      <w:bookmarkStart w:id="24" w:name="_Toc241767269"/>
       <w:r>
         <w:lastRenderedPageBreak/>
         <w:t>Send Message to Student</w:t>
@@ -13688,7 +13886,7 @@
           <w:noProof/>
         </w:rPr>
         <w:drawing>
-          <wp:inline distT="0" distB="0" distL="0" distR="0" wp14:anchorId="5EB38CC8" wp14:editId="292CBA43">
+          <wp:inline distT="0" distB="0" distL="0" distR="0" wp14:anchorId="5C391076" wp14:editId="14396E37">
             <wp:extent cx="3629025" cy="3600450"/>
             <wp:effectExtent l="0" t="0" r="0" b="0"/>
             <wp:docPr id="21" name="Send Message to Student" descr="System use case diagram for Send Message to Student" title="Send Message to Student system use case"/>
@@ -14187,7 +14385,7 @@
         <w:pStyle w:val="Heading2"/>
         <w:pageBreakBefore/>
       </w:pPr>
-      <w:bookmarkStart w:id="25" w:name="_Toc241760994"/>
+      <w:bookmarkStart w:id="25" w:name="_Toc241767270"/>
       <w:r>
         <w:lastRenderedPageBreak/>
         <w:t>Manage Monitoring Alert</w:t>
@@ -14206,7 +14404,7 @@
           <w:noProof/>
         </w:rPr>
         <w:drawing>
-          <wp:inline distT="0" distB="0" distL="0" distR="0" wp14:anchorId="33F25B81" wp14:editId="73AD426C">
+          <wp:inline distT="0" distB="0" distL="0" distR="0" wp14:anchorId="7A45E44E" wp14:editId="66548A9B">
             <wp:extent cx="4114800" cy="2543175"/>
             <wp:effectExtent l="0" t="0" r="0" b="0"/>
             <wp:docPr id="22" name="Manage Monitoring Alert" descr="System use case diagram for Manage Monitoring Alert" title="Manage Monitoring Alert system use case"/>
@@ -14291,7 +14489,7 @@
         <w:t>Use Case Name:</w:t>
       </w:r>
       <w:r>
-        <w:t xml:space="preserve"> Update Alert Status, View Alerts</w:t>
+        <w:t xml:space="preserve"> View Alert List</w:t>
       </w:r>
     </w:p>
     <w:p>
@@ -14687,7 +14885,7 @@
         <w:jc w:val="both"/>
       </w:pPr>
       <w:r>
-        <w:t>Export Alerts CSV extends View Alerts: it is optional.</w:t>
+        <w:t>Edit Alert Status and Export Alerts CSV extend View Alert List: both are optional.</w:t>
       </w:r>
     </w:p>
     <w:p>
@@ -14708,10 +14906,10 @@
         <w:pStyle w:val="Heading2"/>
         <w:pageBreakBefore/>
       </w:pPr>
-      <w:bookmarkStart w:id="26" w:name="_Toc241760995"/>
+      <w:bookmarkStart w:id="26" w:name="_Toc241767271"/>
       <w:r>
         <w:lastRenderedPageBreak/>
-        <w:t>Export Teacher Records</w:t>
+        <w:t>Manage Records</w:t>
       </w:r>
       <w:bookmarkEnd w:id="26"/>
     </w:p>
@@ -14727,10 +14925,10 @@
           <w:noProof/>
         </w:rPr>
         <w:drawing>
-          <wp:inline distT="0" distB="0" distL="0" distR="0" wp14:anchorId="58DA0BEA" wp14:editId="4007F264">
+          <wp:inline distT="0" distB="0" distL="0" distR="0" wp14:anchorId="54564954" wp14:editId="0D48005F">
             <wp:extent cx="4114800" cy="3419475"/>
             <wp:effectExtent l="0" t="0" r="0" b="0"/>
-            <wp:docPr id="23" name="Export Teacher Records" descr="System use case diagram for Export Teacher Records" title="Export Teacher Records system use case"/>
+            <wp:docPr id="23" name="Manage Records" descr="System use case diagram for Manage Records" title="Manage Records system use case"/>
             <wp:cNvGraphicFramePr>
               <a:graphicFrameLocks xmlns:a="http://schemas.openxmlformats.org/drawingml/2006/main" noChangeAspect="1"/>
             </wp:cNvGraphicFramePr>
@@ -14778,7 +14976,7 @@
           <w:i/>
           <w:iCs/>
         </w:rPr>
-        <w:t>Figure 3.23: System Use Case for Export Teacher Records</w:t>
+        <w:t>Figure 3.23: System Use Case for Manage Records</w:t>
       </w:r>
     </w:p>
     <w:p>
@@ -14795,7 +14993,7 @@
         <w:t>Written Use Case:</w:t>
       </w:r>
       <w:r>
-        <w:t xml:space="preserve"> Export Teacher Records</w:t>
+        <w:t xml:space="preserve"> Manage Records</w:t>
       </w:r>
     </w:p>
     <w:p>
@@ -14812,7 +15010,7 @@
         <w:t>Use Case Name:</w:t>
       </w:r>
       <w:r>
-        <w:t xml:space="preserve"> View Remote History, View Browser History, View Student Details</w:t>
+        <w:t xml:space="preserve"> View Remote History List, View Browser History List, View Student Activity List</w:t>
       </w:r>
     </w:p>
     <w:p>
@@ -15155,7 +15353,7 @@
         <w:jc w:val="both"/>
       </w:pPr>
       <w:r>
-        <w:t>Each export extends its page: it is optional and happens only while the page is open.</w:t>
+        <w:t>Export Remote History CSV extends View Remote History List, Export Browser Monitoring CSV extends View Browser History List, and Export Student Analytics CSV extends View Student Activity List. Each export is optional.</w:t>
       </w:r>
     </w:p>
     <w:p>
@@ -15163,7 +15361,7 @@
         <w:pStyle w:val="Heading1"/>
         <w:pageBreakBefore/>
       </w:pPr>
-      <w:bookmarkStart w:id="27" w:name="_Toc241760996"/>
+      <w:bookmarkStart w:id="27" w:name="_Toc241767272"/>
       <w:r>
         <w:lastRenderedPageBreak/>
         <w:t>STUDENT</w:t>
@@ -15174,7 +15372,7 @@
       <w:pPr>
         <w:pStyle w:val="Heading2"/>
       </w:pPr>
-      <w:bookmarkStart w:id="28" w:name="_Toc241760997"/>
+      <w:bookmarkStart w:id="28" w:name="_Toc241767273"/>
       <w:r>
         <w:t>Log In at Workstation</w:t>
       </w:r>
@@ -15192,7 +15390,7 @@
           <w:noProof/>
         </w:rPr>
         <w:drawing>
-          <wp:inline distT="0" distB="0" distL="0" distR="0" wp14:anchorId="0BEAACC4" wp14:editId="44F284CA">
+          <wp:inline distT="0" distB="0" distL="0" distR="0" wp14:anchorId="1E4302B9" wp14:editId="0BCC2E41">
             <wp:extent cx="4114800" cy="2552700"/>
             <wp:effectExtent l="0" t="0" r="0" b="0"/>
             <wp:docPr id="24" name="Log In at Workstation" descr="System use case diagram for Log In at Workstation" title="Log In at Workstation system use case"/>
@@ -15277,7 +15475,10 @@
         <w:t>Use Case Name:</w:t>
       </w:r>
       <w:r>
-        <w:t xml:space="preserve"> Log In to Workstation</w:t>
+        <w:t xml:space="preserve"> </w:t>
+      </w:r>
+      <w:r>
+        <w:t>Log In to Workstation</w:t>
       </w:r>
     </w:p>
     <w:p>
@@ -15758,7 +15959,7 @@
         <w:pStyle w:val="Heading2"/>
         <w:pageBreakBefore/>
       </w:pPr>
-      <w:bookmarkStart w:id="29" w:name="_Toc241760998"/>
+      <w:bookmarkStart w:id="29" w:name="_Toc241767274"/>
       <w:r>
         <w:lastRenderedPageBreak/>
         <w:t>Log Out at Workstation</w:t>
@@ -15777,7 +15978,7 @@
           <w:noProof/>
         </w:rPr>
         <w:drawing>
-          <wp:inline distT="0" distB="0" distL="0" distR="0" wp14:anchorId="26DD0BF5" wp14:editId="09206FED">
+          <wp:inline distT="0" distB="0" distL="0" distR="0" wp14:anchorId="33172C2F" wp14:editId="1B06E63C">
             <wp:extent cx="4114800" cy="3209925"/>
             <wp:effectExtent l="0" t="0" r="0" b="0"/>
             <wp:docPr id="25" name="Log Out at Workstation" descr="System use case diagram for Log Out at Workstation" title="Log Out at Workstation system use case"/>
@@ -15878,10 +16079,7 @@
         <w:t>Purpose:</w:t>
       </w:r>
       <w:r>
-        <w:t xml:space="preserve"> </w:t>
-      </w:r>
-      <w:r>
-        <w:t>To allow the Student to log out of the lab computer, or close the CAMS student app.</w:t>
+        <w:t xml:space="preserve"> To allow the Student to log out of the lab computer, or close the CAMS student app.</w:t>
       </w:r>
     </w:p>
     <w:p>
@@ -16161,7 +16359,7 @@
         <w:pStyle w:val="Heading2"/>
         <w:pageBreakBefore/>
       </w:pPr>
-      <w:bookmarkStart w:id="30" w:name="_Toc241760999"/>
+      <w:bookmarkStart w:id="30" w:name="_Toc241767275"/>
       <w:r>
         <w:lastRenderedPageBreak/>
         <w:t>Change Password at Workstation</w:t>
@@ -16180,7 +16378,7 @@
           <w:noProof/>
         </w:rPr>
         <w:drawing>
-          <wp:inline distT="0" distB="0" distL="0" distR="0" wp14:anchorId="3C729A3C" wp14:editId="1393C00C">
+          <wp:inline distT="0" distB="0" distL="0" distR="0" wp14:anchorId="72BB597F" wp14:editId="186544D7">
             <wp:extent cx="3619500" cy="2362200"/>
             <wp:effectExtent l="0" t="0" r="0" b="0"/>
             <wp:docPr id="26" name="Change Password at Workstation" descr="System use case diagram for Change Password at Workstation" title="Change Password at Workstation system use case"/>
@@ -16248,7 +16446,10 @@
         <w:t>Written Use Case:</w:t>
       </w:r>
       <w:r>
-        <w:t xml:space="preserve"> Change Password at Workstation</w:t>
+        <w:t xml:space="preserve"> </w:t>
+      </w:r>
+      <w:r>
+        <w:t>Change Password at Workstation</w:t>
       </w:r>
     </w:p>
     <w:p>
@@ -16281,10 +16482,7 @@
         <w:t>Purpose:</w:t>
       </w:r>
       <w:r>
-        <w:t xml:space="preserve"> </w:t>
-      </w:r>
-      <w:r>
-        <w:t>To allow the Student to change their own password in the CAMS student app.</w:t>
+        <w:t xml:space="preserve"> To allow the Student to change their own password in the CAMS student app.</w:t>
       </w:r>
     </w:p>
     <w:p>
@@ -16776,10 +16974,96 @@
 <file path=word/numbering.xml><?xml version="1.0" encoding="utf-8"?>
 <w:numbering xmlns:wpc="http://schemas.microsoft.com/office/word/2010/wordprocessingCanvas" xmlns:cx="http://schemas.microsoft.com/office/drawing/2014/chartex" xmlns:cx1="http://schemas.microsoft.com/office/drawing/2015/9/8/chartex" xmlns:cx2="http://schemas.microsoft.com/office/drawing/2015/10/21/chartex" xmlns:cx3="http://schemas.microsoft.com/office/drawing/2016/5/9/chartex" xmlns:cx4="http://schemas.microsoft.com/office/drawing/2016/5/10/chartex" xmlns:cx5="http://schemas.microsoft.com/office/drawing/2016/5/11/chartex" xmlns:cx6="http://schemas.microsoft.com/office/drawing/2016/5/12/chartex" xmlns:cx7="http://schemas.microsoft.com/office/drawing/2016/5/13/chartex" xmlns:cx8="http://schemas.microsoft.com/office/drawing/2016/5/14/chartex" xmlns:mc="http://schemas.openxmlformats.org/markup-compatibility/2006" xmlns:aink="http://schemas.microsoft.com/office/drawing/2016/ink" xmlns:am3d="http://schemas.microsoft.com/office/drawing/2017/model3d" xmlns:o="urn:schemas-microsoft-com:office:office" xmlns:oel="http://schemas.microsoft.com/office/2019/extlst" xmlns:r="http://schemas.openxmlformats.org/officeDocument/2006/relationships" xmlns:m="http://schemas.openxmlformats.org/officeDocument/2006/math" xmlns:v="urn:schemas-microsoft-com:vml" xmlns:wp14="http://schemas.microsoft.com/office/word/2010/wordprocessingDrawing" xmlns:wp="http://schemas.openxmlformats.org/drawingml/2006/wordprocessingDrawing" xmlns:w10="urn:schemas-microsoft-com:office:word" xmlns:w="http://schemas.openxmlformats.org/wordprocessingml/2006/main" xmlns:w14="http://schemas.microsoft.com/office/word/2010/wordml" xmlns:w15="http://schemas.microsoft.com/office/word/2012/wordml" xmlns:w16cex="http://schemas.microsoft.com/office/word/2018/wordml/cex" xmlns:w16cid="http://schemas.microsoft.com/office/word/2016/wordml/cid" xmlns:w16="http://schemas.microsoft.com/office/word/2018/wordml" xmlns:w16du="http://schemas.microsoft.com/office/word/2023/wordml/word16du" xmlns:w16sdtdh="http://schemas.microsoft.com/office/word/2020/wordml/sdtdatahash" xmlns:w16sdtfl="http://schemas.microsoft.com/office/word/2024/wordml/sdtformatlock" xmlns:w16se="http://schemas.microsoft.com/office/word/2015/wordml/symex" xmlns:wpg="http://schemas.microsoft.com/office/word/2010/wordprocessingGroup" xmlns:wpi="http://schemas.microsoft.com/office/word/2010/wordprocessingInk" xmlns:wne="http://schemas.microsoft.com/office/word/2006/wordml" xmlns:wps="http://schemas.microsoft.com/office/word/2010/wordprocessingShape" mc:Ignorable="w14 w15 w16se w16cid w16 w16cex w16sdtdh w16sdtfl w16du wp14">
   <w:abstractNum w:abstractNumId="0" w15:restartNumberingAfterBreak="0">
-    <w:nsid w:val="553C2210"/>
+    <w:nsid w:val="0AB45F97"/>
     <w:multiLevelType w:val="hybridMultilevel"/>
-    <w:tmpl w:val="D7D490C6"/>
-    <w:lvl w:ilvl="0" w:tplc="75DA8F46">
+    <w:tmpl w:val="6D5CC06A"/>
+    <w:lvl w:ilvl="0" w:tplc="25AE0C8E" w:tentative="1">
+      <w:start w:val="1"/>
+      <w:numFmt w:val="bullet"/>
+      <w:lvlText w:val="●"/>
+      <w:lvlJc w:val="left"/>
+      <w:pPr>
+        <w:ind w:left="720" w:hanging="360"/>
+      </w:pPr>
+    </w:lvl>
+    <w:lvl w:ilvl="1" w:tplc="DEF89188" w:tentative="1">
+      <w:start w:val="1"/>
+      <w:numFmt w:val="bullet"/>
+      <w:lvlText w:val="○"/>
+      <w:lvlJc w:val="left"/>
+      <w:pPr>
+        <w:ind w:left="1440" w:hanging="360"/>
+      </w:pPr>
+    </w:lvl>
+    <w:lvl w:ilvl="2" w:tplc="7AA21390" w:tentative="1">
+      <w:start w:val="1"/>
+      <w:numFmt w:val="bullet"/>
+      <w:lvlText w:val="■"/>
+      <w:lvlJc w:val="left"/>
+      <w:pPr>
+        <w:ind w:left="2160" w:hanging="360"/>
+      </w:pPr>
+    </w:lvl>
+    <w:lvl w:ilvl="3" w:tplc="F4726594" w:tentative="1">
+      <w:start w:val="1"/>
+      <w:numFmt w:val="bullet"/>
+      <w:lvlText w:val="●"/>
+      <w:lvlJc w:val="left"/>
+      <w:pPr>
+        <w:ind w:left="2880" w:hanging="360"/>
+      </w:pPr>
+    </w:lvl>
+    <w:lvl w:ilvl="4" w:tplc="6E66D3B4" w:tentative="1">
+      <w:start w:val="1"/>
+      <w:numFmt w:val="bullet"/>
+      <w:lvlText w:val="○"/>
+      <w:lvlJc w:val="left"/>
+      <w:pPr>
+        <w:ind w:left="3600" w:hanging="360"/>
+      </w:pPr>
+    </w:lvl>
+    <w:lvl w:ilvl="5" w:tplc="4FACD734" w:tentative="1">
+      <w:start w:val="1"/>
+      <w:numFmt w:val="bullet"/>
+      <w:lvlText w:val="■"/>
+      <w:lvlJc w:val="left"/>
+      <w:pPr>
+        <w:ind w:left="4320" w:hanging="360"/>
+      </w:pPr>
+    </w:lvl>
+    <w:lvl w:ilvl="6" w:tplc="93883A14" w:tentative="1">
+      <w:start w:val="1"/>
+      <w:numFmt w:val="bullet"/>
+      <w:lvlText w:val="●"/>
+      <w:lvlJc w:val="left"/>
+      <w:pPr>
+        <w:ind w:left="5040" w:hanging="360"/>
+      </w:pPr>
+    </w:lvl>
+    <w:lvl w:ilvl="7" w:tplc="5FD04C1E" w:tentative="1">
+      <w:start w:val="1"/>
+      <w:numFmt w:val="bullet"/>
+      <w:lvlText w:val="●"/>
+      <w:lvlJc w:val="left"/>
+      <w:pPr>
+        <w:ind w:left="5760" w:hanging="360"/>
+      </w:pPr>
+    </w:lvl>
+    <w:lvl w:ilvl="8" w:tplc="B2841E22" w:tentative="1">
+      <w:start w:val="1"/>
+      <w:numFmt w:val="bullet"/>
+      <w:lvlText w:val="●"/>
+      <w:lvlJc w:val="left"/>
+      <w:pPr>
+        <w:ind w:left="6480" w:hanging="360"/>
+      </w:pPr>
+    </w:lvl>
+  </w:abstractNum>
+  <w:abstractNum w:abstractNumId="1" w15:restartNumberingAfterBreak="0">
+    <w:nsid w:val="0CB11791"/>
+    <w:multiLevelType w:val="hybridMultilevel"/>
+    <w:tmpl w:val="8E4EEB9C"/>
+    <w:lvl w:ilvl="0" w:tplc="7FB02060">
       <w:start w:val="1"/>
       <w:numFmt w:val="decimal"/>
       <w:lvlText w:val="%1."/>
@@ -16788,361 +17072,275 @@
         <w:ind w:left="1440" w:hanging="360"/>
       </w:pPr>
     </w:lvl>
-    <w:lvl w:ilvl="1" w:tplc="DEF84C40">
+    <w:lvl w:ilvl="1" w:tplc="6C36E752">
       <w:numFmt w:val="decimal"/>
       <w:lvlText w:val=""/>
       <w:lvlJc w:val="left"/>
     </w:lvl>
-    <w:lvl w:ilvl="2" w:tplc="9ECC90D4">
+    <w:lvl w:ilvl="2" w:tplc="E22C3712">
       <w:numFmt w:val="decimal"/>
       <w:lvlText w:val=""/>
       <w:lvlJc w:val="left"/>
     </w:lvl>
-    <w:lvl w:ilvl="3" w:tplc="8D1E622A">
+    <w:lvl w:ilvl="3" w:tplc="40D0D7B4">
       <w:numFmt w:val="decimal"/>
       <w:lvlText w:val=""/>
       <w:lvlJc w:val="left"/>
     </w:lvl>
-    <w:lvl w:ilvl="4" w:tplc="44E0D9CC">
+    <w:lvl w:ilvl="4" w:tplc="CB24B130">
       <w:numFmt w:val="decimal"/>
       <w:lvlText w:val=""/>
       <w:lvlJc w:val="left"/>
     </w:lvl>
-    <w:lvl w:ilvl="5" w:tplc="EDE85EA4">
+    <w:lvl w:ilvl="5" w:tplc="FCB8BAEA">
       <w:numFmt w:val="decimal"/>
       <w:lvlText w:val=""/>
       <w:lvlJc w:val="left"/>
     </w:lvl>
-    <w:lvl w:ilvl="6" w:tplc="585C1D88">
+    <w:lvl w:ilvl="6" w:tplc="36F47C9C">
       <w:numFmt w:val="decimal"/>
       <w:lvlText w:val=""/>
       <w:lvlJc w:val="left"/>
     </w:lvl>
-    <w:lvl w:ilvl="7" w:tplc="3EEEA6B6">
+    <w:lvl w:ilvl="7" w:tplc="0FB87ECA">
       <w:numFmt w:val="decimal"/>
       <w:lvlText w:val=""/>
       <w:lvlJc w:val="left"/>
     </w:lvl>
-    <w:lvl w:ilvl="8" w:tplc="21FAFF8A">
-      <w:numFmt w:val="decimal"/>
-      <w:lvlText w:val=""/>
-      <w:lvlJc w:val="left"/>
-    </w:lvl>
-  </w:abstractNum>
-  <w:abstractNum w:abstractNumId="1" w15:restartNumberingAfterBreak="0">
-    <w:nsid w:val="63AC112E"/>
-    <w:multiLevelType w:val="hybridMultilevel"/>
-    <w:tmpl w:val="A4DC0F82"/>
-    <w:lvl w:ilvl="0" w:tplc="488802C6">
-      <w:start w:val="1"/>
-      <w:numFmt w:val="bullet"/>
-      <w:lvlText w:val=""/>
-      <w:lvlJc w:val="left"/>
-      <w:pPr>
-        <w:ind w:left="1440" w:hanging="360"/>
-      </w:pPr>
-      <w:rPr>
-        <w:rFonts w:ascii="Symbol" w:eastAsia="Symbol" w:hAnsi="Symbol" w:cs="Symbol"/>
-      </w:rPr>
-    </w:lvl>
-    <w:lvl w:ilvl="1" w:tplc="E5DA7C5A">
-      <w:start w:val="1"/>
-      <w:numFmt w:val="bullet"/>
-      <w:lvlText w:val="o"/>
-      <w:lvlJc w:val="left"/>
-      <w:pPr>
-        <w:ind w:left="1800" w:hanging="360"/>
-      </w:pPr>
-      <w:rPr>
-        <w:rFonts w:ascii="Courier New" w:eastAsia="Courier New" w:hAnsi="Courier New" w:cs="Courier New"/>
-      </w:rPr>
-    </w:lvl>
-    <w:lvl w:ilvl="2" w:tplc="18BC2D78">
-      <w:numFmt w:val="decimal"/>
-      <w:lvlText w:val=""/>
-      <w:lvlJc w:val="left"/>
-    </w:lvl>
-    <w:lvl w:ilvl="3" w:tplc="C6343B4A">
-      <w:numFmt w:val="decimal"/>
-      <w:lvlText w:val=""/>
-      <w:lvlJc w:val="left"/>
-    </w:lvl>
-    <w:lvl w:ilvl="4" w:tplc="07F22836">
-      <w:numFmt w:val="decimal"/>
-      <w:lvlText w:val=""/>
-      <w:lvlJc w:val="left"/>
-    </w:lvl>
-    <w:lvl w:ilvl="5" w:tplc="0CDA47F0">
-      <w:numFmt w:val="decimal"/>
-      <w:lvlText w:val=""/>
-      <w:lvlJc w:val="left"/>
-    </w:lvl>
-    <w:lvl w:ilvl="6" w:tplc="20863992">
-      <w:numFmt w:val="decimal"/>
-      <w:lvlText w:val=""/>
-      <w:lvlJc w:val="left"/>
-    </w:lvl>
-    <w:lvl w:ilvl="7" w:tplc="29505018">
-      <w:numFmt w:val="decimal"/>
-      <w:lvlText w:val=""/>
-      <w:lvlJc w:val="left"/>
-    </w:lvl>
-    <w:lvl w:ilvl="8" w:tplc="35DA65C4">
+    <w:lvl w:ilvl="8" w:tplc="830844DA">
       <w:numFmt w:val="decimal"/>
       <w:lvlText w:val=""/>
       <w:lvlJc w:val="left"/>
     </w:lvl>
   </w:abstractNum>
   <w:abstractNum w:abstractNumId="2" w15:restartNumberingAfterBreak="0">
-    <w:nsid w:val="6B737B9E"/>
+    <w:nsid w:val="3119384F"/>
     <w:multiLevelType w:val="hybridMultilevel"/>
-    <w:tmpl w:val="96D27918"/>
-    <w:lvl w:ilvl="0" w:tplc="19C0191E" w:tentative="1">
+    <w:tmpl w:val="B74EDCA2"/>
+    <w:lvl w:ilvl="0" w:tplc="C74E7FB2">
       <w:start w:val="1"/>
       <w:numFmt w:val="bullet"/>
-      <w:lvlText w:val="●"/>
+      <w:lvlText w:val=""/>
       <w:lvlJc w:val="left"/>
       <w:pPr>
-        <w:ind w:left="720" w:hanging="360"/>
-      </w:pPr>
+        <w:ind w:left="1440" w:hanging="360"/>
+      </w:pPr>
+      <w:rPr>
+        <w:rFonts w:ascii="Symbol" w:eastAsia="Symbol" w:hAnsi="Symbol" w:cs="Symbol"/>
+      </w:rPr>
     </w:lvl>
-    <w:lvl w:ilvl="1" w:tplc="1CCE7292" w:tentative="1">
+    <w:lvl w:ilvl="1" w:tplc="6FC6A2F6">
       <w:start w:val="1"/>
       <w:numFmt w:val="bullet"/>
-      <w:lvlText w:val="○"/>
+      <w:lvlText w:val="o"/>
       <w:lvlJc w:val="left"/>
       <w:pPr>
-        <w:ind w:left="1440" w:hanging="360"/>
-      </w:pPr>
+        <w:ind w:left="1800" w:hanging="360"/>
+      </w:pPr>
+      <w:rPr>
+        <w:rFonts w:ascii="Courier New" w:eastAsia="Courier New" w:hAnsi="Courier New" w:cs="Courier New"/>
+      </w:rPr>
     </w:lvl>
-    <w:lvl w:ilvl="2" w:tplc="E4A09430" w:tentative="1">
-      <w:start w:val="1"/>
-      <w:numFmt w:val="bullet"/>
-      <w:lvlText w:val="■"/>
+    <w:lvl w:ilvl="2" w:tplc="4C2A7D72">
+      <w:numFmt w:val="decimal"/>
+      <w:lvlText w:val=""/>
       <w:lvlJc w:val="left"/>
-      <w:pPr>
-        <w:ind w:left="2160" w:hanging="360"/>
-      </w:pPr>
     </w:lvl>
-    <w:lvl w:ilvl="3" w:tplc="7280FCB6" w:tentative="1">
-      <w:start w:val="1"/>
-      <w:numFmt w:val="bullet"/>
-      <w:lvlText w:val="●"/>
+    <w:lvl w:ilvl="3" w:tplc="DDB6454E">
+      <w:numFmt w:val="decimal"/>
+      <w:lvlText w:val=""/>
       <w:lvlJc w:val="left"/>
-      <w:pPr>
-        <w:ind w:left="2880" w:hanging="360"/>
-      </w:pPr>
     </w:lvl>
-    <w:lvl w:ilvl="4" w:tplc="708E7F7E" w:tentative="1">
-      <w:start w:val="1"/>
-      <w:numFmt w:val="bullet"/>
-      <w:lvlText w:val="○"/>
+    <w:lvl w:ilvl="4" w:tplc="5234FB2C">
+      <w:numFmt w:val="decimal"/>
+      <w:lvlText w:val=""/>
       <w:lvlJc w:val="left"/>
-      <w:pPr>
-        <w:ind w:left="3600" w:hanging="360"/>
-      </w:pPr>
     </w:lvl>
-    <w:lvl w:ilvl="5" w:tplc="7C809628" w:tentative="1">
-      <w:start w:val="1"/>
-      <w:numFmt w:val="bullet"/>
-      <w:lvlText w:val="■"/>
+    <w:lvl w:ilvl="5" w:tplc="567C6A16">
+      <w:numFmt w:val="decimal"/>
+      <w:lvlText w:val=""/>
       <w:lvlJc w:val="left"/>
-      <w:pPr>
-        <w:ind w:left="4320" w:hanging="360"/>
-      </w:pPr>
     </w:lvl>
-    <w:lvl w:ilvl="6" w:tplc="15024D48" w:tentative="1">
-      <w:start w:val="1"/>
-      <w:numFmt w:val="bullet"/>
-      <w:lvlText w:val="●"/>
+    <w:lvl w:ilvl="6" w:tplc="46B027B4">
+      <w:numFmt w:val="decimal"/>
+      <w:lvlText w:val=""/>
       <w:lvlJc w:val="left"/>
-      <w:pPr>
-        <w:ind w:left="5040" w:hanging="360"/>
-      </w:pPr>
     </w:lvl>
-    <w:lvl w:ilvl="7" w:tplc="252A0514" w:tentative="1">
-      <w:start w:val="1"/>
-      <w:numFmt w:val="bullet"/>
-      <w:lvlText w:val="●"/>
+    <w:lvl w:ilvl="7" w:tplc="84CCF52A">
+      <w:numFmt w:val="decimal"/>
+      <w:lvlText w:val=""/>
       <w:lvlJc w:val="left"/>
-      <w:pPr>
-        <w:ind w:left="5760" w:hanging="360"/>
-      </w:pPr>
     </w:lvl>
-    <w:lvl w:ilvl="8" w:tplc="2AA8E366" w:tentative="1">
-      <w:start w:val="1"/>
-      <w:numFmt w:val="bullet"/>
-      <w:lvlText w:val="●"/>
+    <w:lvl w:ilvl="8" w:tplc="1756AE50">
+      <w:numFmt w:val="decimal"/>
+      <w:lvlText w:val=""/>
       <w:lvlJc w:val="left"/>
-      <w:pPr>
-        <w:ind w:left="6480" w:hanging="360"/>
-      </w:pPr>
     </w:lvl>
   </w:abstractNum>
-  <w:num w:numId="1" w16cid:durableId="1329285974">
+  <w:num w:numId="1" w16cid:durableId="443502156">
+    <w:abstractNumId w:val="0"/>
+    <w:lvlOverride w:ilvl="0">
+      <w:startOverride w:val="1"/>
+    </w:lvlOverride>
+  </w:num>
+  <w:num w:numId="2" w16cid:durableId="528221806">
     <w:abstractNumId w:val="2"/>
     <w:lvlOverride w:ilvl="0">
       <w:startOverride w:val="1"/>
     </w:lvlOverride>
   </w:num>
-  <w:num w:numId="2" w16cid:durableId="1735277392">
+  <w:num w:numId="3" w16cid:durableId="1687636656">
     <w:abstractNumId w:val="1"/>
     <w:lvlOverride w:ilvl="0">
       <w:startOverride w:val="1"/>
     </w:lvlOverride>
   </w:num>
-  <w:num w:numId="3" w16cid:durableId="293220734">
-    <w:abstractNumId w:val="0"/>
+  <w:num w:numId="4" w16cid:durableId="498352982">
+    <w:abstractNumId w:val="1"/>
     <w:lvlOverride w:ilvl="0">
       <w:startOverride w:val="1"/>
     </w:lvlOverride>
   </w:num>
-  <w:num w:numId="4" w16cid:durableId="1800567695">
-    <w:abstractNumId w:val="0"/>
+  <w:num w:numId="5" w16cid:durableId="1383941649">
+    <w:abstractNumId w:val="1"/>
     <w:lvlOverride w:ilvl="0">
       <w:startOverride w:val="1"/>
     </w:lvlOverride>
   </w:num>
-  <w:num w:numId="5" w16cid:durableId="2141730395">
-    <w:abstractNumId w:val="0"/>
+  <w:num w:numId="6" w16cid:durableId="100926855">
+    <w:abstractNumId w:val="1"/>
     <w:lvlOverride w:ilvl="0">
       <w:startOverride w:val="1"/>
     </w:lvlOverride>
   </w:num>
-  <w:num w:numId="6" w16cid:durableId="868878422">
-    <w:abstractNumId w:val="0"/>
+  <w:num w:numId="7" w16cid:durableId="776406030">
+    <w:abstractNumId w:val="1"/>
     <w:lvlOverride w:ilvl="0">
       <w:startOverride w:val="1"/>
     </w:lvlOverride>
   </w:num>
-  <w:num w:numId="7" w16cid:durableId="578250951">
-    <w:abstractNumId w:val="0"/>
+  <w:num w:numId="8" w16cid:durableId="1422221838">
+    <w:abstractNumId w:val="1"/>
     <w:lvlOverride w:ilvl="0">
       <w:startOverride w:val="1"/>
     </w:lvlOverride>
   </w:num>
-  <w:num w:numId="8" w16cid:durableId="27486079">
-    <w:abstractNumId w:val="0"/>
+  <w:num w:numId="9" w16cid:durableId="744643343">
+    <w:abstractNumId w:val="1"/>
     <w:lvlOverride w:ilvl="0">
       <w:startOverride w:val="1"/>
     </w:lvlOverride>
   </w:num>
-  <w:num w:numId="9" w16cid:durableId="1921744067">
-    <w:abstractNumId w:val="0"/>
+  <w:num w:numId="10" w16cid:durableId="1428504615">
+    <w:abstractNumId w:val="1"/>
     <w:lvlOverride w:ilvl="0">
       <w:startOverride w:val="1"/>
     </w:lvlOverride>
   </w:num>
-  <w:num w:numId="10" w16cid:durableId="50661461">
-    <w:abstractNumId w:val="0"/>
+  <w:num w:numId="11" w16cid:durableId="1748569647">
+    <w:abstractNumId w:val="1"/>
     <w:lvlOverride w:ilvl="0">
       <w:startOverride w:val="1"/>
     </w:lvlOverride>
   </w:num>
-  <w:num w:numId="11" w16cid:durableId="901139115">
-    <w:abstractNumId w:val="0"/>
+  <w:num w:numId="12" w16cid:durableId="756367256">
+    <w:abstractNumId w:val="1"/>
     <w:lvlOverride w:ilvl="0">
       <w:startOverride w:val="1"/>
     </w:lvlOverride>
   </w:num>
-  <w:num w:numId="12" w16cid:durableId="116535406">
-    <w:abstractNumId w:val="0"/>
+  <w:num w:numId="13" w16cid:durableId="1797989722">
+    <w:abstractNumId w:val="1"/>
     <w:lvlOverride w:ilvl="0">
       <w:startOverride w:val="1"/>
     </w:lvlOverride>
   </w:num>
-  <w:num w:numId="13" w16cid:durableId="341663305">
-    <w:abstractNumId w:val="0"/>
+  <w:num w:numId="14" w16cid:durableId="1615477177">
+    <w:abstractNumId w:val="1"/>
     <w:lvlOverride w:ilvl="0">
       <w:startOverride w:val="1"/>
     </w:lvlOverride>
   </w:num>
-  <w:num w:numId="14" w16cid:durableId="731123210">
-    <w:abstractNumId w:val="0"/>
+  <w:num w:numId="15" w16cid:durableId="2119253263">
+    <w:abstractNumId w:val="1"/>
     <w:lvlOverride w:ilvl="0">
       <w:startOverride w:val="1"/>
     </w:lvlOverride>
   </w:num>
-  <w:num w:numId="15" w16cid:durableId="1129472642">
-    <w:abstractNumId w:val="0"/>
+  <w:num w:numId="16" w16cid:durableId="1209799708">
+    <w:abstractNumId w:val="1"/>
     <w:lvlOverride w:ilvl="0">
       <w:startOverride w:val="1"/>
     </w:lvlOverride>
   </w:num>
-  <w:num w:numId="16" w16cid:durableId="1028724733">
-    <w:abstractNumId w:val="0"/>
+  <w:num w:numId="17" w16cid:durableId="830566759">
+    <w:abstractNumId w:val="1"/>
     <w:lvlOverride w:ilvl="0">
       <w:startOverride w:val="1"/>
     </w:lvlOverride>
   </w:num>
-  <w:num w:numId="17" w16cid:durableId="1216504683">
-    <w:abstractNumId w:val="0"/>
+  <w:num w:numId="18" w16cid:durableId="1299998206">
+    <w:abstractNumId w:val="1"/>
     <w:lvlOverride w:ilvl="0">
       <w:startOverride w:val="1"/>
     </w:lvlOverride>
   </w:num>
-  <w:num w:numId="18" w16cid:durableId="761340709">
-    <w:abstractNumId w:val="0"/>
+  <w:num w:numId="19" w16cid:durableId="574438284">
+    <w:abstractNumId w:val="1"/>
     <w:lvlOverride w:ilvl="0">
       <w:startOverride w:val="1"/>
     </w:lvlOverride>
   </w:num>
-  <w:num w:numId="19" w16cid:durableId="1427534044">
-    <w:abstractNumId w:val="0"/>
+  <w:num w:numId="20" w16cid:durableId="910850800">
+    <w:abstractNumId w:val="1"/>
     <w:lvlOverride w:ilvl="0">
       <w:startOverride w:val="1"/>
     </w:lvlOverride>
   </w:num>
-  <w:num w:numId="20" w16cid:durableId="1937321371">
-    <w:abstractNumId w:val="0"/>
+  <w:num w:numId="21" w16cid:durableId="1037120192">
+    <w:abstractNumId w:val="1"/>
     <w:lvlOverride w:ilvl="0">
       <w:startOverride w:val="1"/>
     </w:lvlOverride>
   </w:num>
-  <w:num w:numId="21" w16cid:durableId="1624576035">
-    <w:abstractNumId w:val="0"/>
+  <w:num w:numId="22" w16cid:durableId="1564412153">
+    <w:abstractNumId w:val="1"/>
     <w:lvlOverride w:ilvl="0">
       <w:startOverride w:val="1"/>
     </w:lvlOverride>
   </w:num>
-  <w:num w:numId="22" w16cid:durableId="719323821">
-    <w:abstractNumId w:val="0"/>
+  <w:num w:numId="23" w16cid:durableId="332344131">
+    <w:abstractNumId w:val="1"/>
     <w:lvlOverride w:ilvl="0">
       <w:startOverride w:val="1"/>
     </w:lvlOverride>
   </w:num>
-  <w:num w:numId="23" w16cid:durableId="1614748295">
-    <w:abstractNumId w:val="0"/>
+  <w:num w:numId="24" w16cid:durableId="1116605059">
+    <w:abstractNumId w:val="1"/>
     <w:lvlOverride w:ilvl="0">
       <w:startOverride w:val="1"/>
     </w:lvlOverride>
   </w:num>
-  <w:num w:numId="24" w16cid:durableId="2009093193">
-    <w:abstractNumId w:val="0"/>
+  <w:num w:numId="25" w16cid:durableId="2119333470">
+    <w:abstractNumId w:val="1"/>
     <w:lvlOverride w:ilvl="0">
       <w:startOverride w:val="1"/>
     </w:lvlOverride>
   </w:num>
-  <w:num w:numId="25" w16cid:durableId="984626815">
-    <w:abstractNumId w:val="0"/>
+  <w:num w:numId="26" w16cid:durableId="411315085">
+    <w:abstractNumId w:val="1"/>
     <w:lvlOverride w:ilvl="0">
       <w:startOverride w:val="1"/>
     </w:lvlOverride>
   </w:num>
-  <w:num w:numId="26" w16cid:durableId="985671885">
-    <w:abstractNumId w:val="0"/>
+  <w:num w:numId="27" w16cid:durableId="1969628025">
+    <w:abstractNumId w:val="1"/>
     <w:lvlOverride w:ilvl="0">
       <w:startOverride w:val="1"/>
     </w:lvlOverride>
   </w:num>
-  <w:num w:numId="27" w16cid:durableId="1985894160">
-    <w:abstractNumId w:val="0"/>
-    <w:lvlOverride w:ilvl="0">
-      <w:startOverride w:val="1"/>
-    </w:lvlOverride>
-  </w:num>
-  <w:num w:numId="28" w16cid:durableId="1741053226">
-    <w:abstractNumId w:val="0"/>
+  <w:num w:numId="28" w16cid:durableId="974872554">
+    <w:abstractNumId w:val="1"/>
     <w:lvlOverride w:ilvl="0">
       <w:startOverride w:val="1"/>
     </w:lvlOverride>
@@ -17775,7 +17973,7 @@
     <w:autoRedefine/>
     <w:uiPriority w:val="39"/>
     <w:unhideWhenUsed/>
-    <w:rsid w:val="002939C4"/>
+    <w:rsid w:val="003A139E"/>
     <w:pPr>
       <w:spacing w:after="100"/>
     </w:pPr>
@@ -17790,7 +17988,7 @@
     <w:autoRedefine/>
     <w:uiPriority w:val="39"/>
     <w:unhideWhenUsed/>
-    <w:rsid w:val="002939C4"/>
+    <w:rsid w:val="003A139E"/>
     <w:pPr>
       <w:spacing w:after="100"/>
       <w:ind w:left="240"/>
